--- a/education/docx/chapter01_kubernetes_k3s.docx
+++ b/education/docx/chapter01_kubernetes_k3s.docx
@@ -15,15 +15,213 @@
             <w:pStyle w:val="TOCHeading"/>
           </w:pPr>
           <w:r>
-            <w:t xml:space="preserve">Table of Contents</w:t>
+            <w:t>Contents</w:t>
           </w:r>
         </w:p>
         <w:p>
+          <w:pPr>
+            <w:pStyle w:val="TOC1"/>
+          </w:pPr>
           <w:r>
             <w:fldChar w:fldCharType="begin" w:dirty="true"/>
             <w:instrText xml:space="preserve">TOC \o "1-2" \h \z \u</w:instrText>
             <w:fldChar w:fldCharType="separate"/>
+          </w:r>
+          <w:hyperlink w:anchor="_Toc9001">
+            <w:r>
+              <w:t xml:space="preserve">Chapter 1 — Kubernetes, and the k3s Cluster We Just Built</w:t>
+            </w:r>
+          </w:hyperlink>
+        </w:p>
+        <w:p>
+          <w:pPr>
+            <w:pStyle w:val="TOC2"/>
+          </w:pPr>
+          <w:hyperlink w:anchor="_Toc9002">
+            <w:r>
+              <w:t xml:space="preserve">What this chapter covers</w:t>
+            </w:r>
+          </w:hyperlink>
+        </w:p>
+        <w:p>
+          <w:pPr>
+            <w:pStyle w:val="TOC2"/>
+          </w:pPr>
+          <w:hyperlink w:anchor="_Toc9003">
+            <w:r>
+              <w:t xml:space="preserve">1. The big picture — where Kubernetes sits</w:t>
+            </w:r>
+          </w:hyperlink>
+        </w:p>
+        <w:p>
+          <w:pPr>
+            <w:pStyle w:val="TOC2"/>
+          </w:pPr>
+          <w:hyperlink w:anchor="_Toc9004">
+            <w:r>
+              <w:t xml:space="preserve">2. What is Kubernetes actually for?</w:t>
+            </w:r>
+          </w:hyperlink>
+        </w:p>
+        <w:p>
+          <w:pPr>
+            <w:pStyle w:val="TOC2"/>
+          </w:pPr>
+          <w:hyperlink w:anchor="_Toc9005">
+            <w:r>
+              <w:t xml:space="preserve">2a. The ranch — a mental model</w:t>
+            </w:r>
+          </w:hyperlink>
+        </w:p>
+        <w:p>
+          <w:pPr>
+            <w:pStyle w:val="TOC2"/>
+          </w:pPr>
+          <w:hyperlink w:anchor="_Toc9006">
+            <w:r>
+              <w:t xml:space="preserve">3. What is k3s, and why did we use it?</w:t>
+            </w:r>
+          </w:hyperlink>
+        </w:p>
+        <w:p>
+          <w:pPr>
+            <w:pStyle w:val="TOC2"/>
+          </w:pPr>
+          <w:hyperlink w:anchor="_Toc9007">
+            <w:r>
+              <w:t xml:space="preserve">3a. The install command, piece by piece</w:t>
+            </w:r>
+          </w:hyperlink>
+        </w:p>
+        <w:p>
+          <w:pPr>
+            <w:pStyle w:val="TOC2"/>
+          </w:pPr>
+          <w:hyperlink w:anchor="_Toc9008">
+            <w:r>
+              <w:t xml:space="preserve">3b. What that one line left on the machine</w:t>
+            </w:r>
+          </w:hyperlink>
+        </w:p>
+        <w:p>
+          <w:pPr>
+            <w:pStyle w:val="TOC2"/>
+          </w:pPr>
+          <w:hyperlink w:anchor="_Toc9009">
+            <w:r>
+              <w:t xml:space="preserve">3c. Making kubectl work without sudo</w:t>
+            </w:r>
+          </w:hyperlink>
+        </w:p>
+        <w:p>
+          <w:pPr>
+            <w:pStyle w:val="TOC2"/>
+          </w:pPr>
+          <w:hyperlink w:anchor="_Toc9010">
+            <w:r>
+              <w:t xml:space="preserve">3d. Confirming it worked</w:t>
+            </w:r>
+          </w:hyperlink>
+        </w:p>
+        <w:p>
+          <w:pPr>
+            <w:pStyle w:val="TOC2"/>
+          </w:pPr>
+          <w:hyperlink w:anchor="_Toc9011">
+            <w:r>
+              <w:t xml:space="preserve">4. What is now running on the machine</w:t>
+            </w:r>
+          </w:hyperlink>
+        </w:p>
+        <w:p>
+          <w:pPr>
+            <w:pStyle w:val="TOC2"/>
+          </w:pPr>
+          <w:hyperlink w:anchor="_Toc9012">
+            <w:r>
+              <w:t xml:space="preserve">5. The three networks</w:t>
+            </w:r>
+          </w:hyperlink>
+        </w:p>
+        <w:p>
+          <w:pPr>
+            <w:pStyle w:val="TOC2"/>
+          </w:pPr>
+          <w:hyperlink w:anchor="_Toc9013">
+            <w:r>
+              <w:t xml:space="preserve">6. Storage — and an honest limitation</w:t>
+            </w:r>
+          </w:hyperlink>
+        </w:p>
+        <w:p>
+          <w:pPr>
+            <w:pStyle w:val="TOC2"/>
+          </w:pPr>
+          <w:hyperlink w:anchor="_Toc9014">
+            <w:r>
+              <w:t xml:space="preserve">7. Things that look broken but are not</w:t>
+            </w:r>
+          </w:hyperlink>
+        </w:p>
+        <w:p>
+          <w:pPr>
+            <w:pStyle w:val="TOC2"/>
+          </w:pPr>
+          <w:hyperlink w:anchor="_Toc9015">
+            <w:r>
+              <w:t xml:space="preserve">8. Where k3s differs from production Kubernetes</w:t>
+            </w:r>
+          </w:hyperlink>
+        </w:p>
+        <w:p>
+          <w:pPr>
+            <w:pStyle w:val="TOC2"/>
+          </w:pPr>
+          <w:hyperlink w:anchor="_Toc9016">
+            <w:r>
+              <w:t xml:space="preserve">9. Commands to know by heart</w:t>
+            </w:r>
+          </w:hyperlink>
+        </w:p>
+        <w:p>
+          <w:pPr>
+            <w:pStyle w:val="TOC2"/>
+          </w:pPr>
+          <w:hyperlink w:anchor="_Toc9017">
+            <w:r>
+              <w:t xml:space="preserve">10. Glossary for this chapter</w:t>
+            </w:r>
+          </w:hyperlink>
+        </w:p>
+        <w:p>
+          <w:pPr>
+            <w:pStyle w:val="TOC2"/>
+          </w:pPr>
+          <w:hyperlink w:anchor="_Toc9018">
+            <w:r>
+              <w:t xml:space="preserve">11. Check yourself</w:t>
+            </w:r>
+          </w:hyperlink>
+        </w:p>
+        <w:p>
+          <w:pPr>
+            <w:pStyle w:val="TOC2"/>
+          </w:pPr>
+          <w:hyperlink w:anchor="_Toc9019">
+            <w:r>
+              <w:t xml:space="preserve">What’s next</w:t>
+            </w:r>
+          </w:hyperlink>
+          <w:r>
             <w:fldChar w:fldCharType="end"/>
+          </w:r>
+        </w:p>
+        <w:p>
+          <w:pPr>
+            <w:spacing w:after="0"/>
+          </w:pPr>
+          <w:r>
+            <w:br w:type="page"/>
           </w:r>
         </w:p>
       </w:sdtContent>
@@ -33,6 +231,8 @@
       <w:pPr>
         <w:pStyle w:val="Heading1"/>
       </w:pPr>
+      <w:bookmarkStart w:id="9001" w:name="_Toc9001"/>
+      <w:bookmarkEnd w:id="9001"/>
       <w:r>
         <w:t xml:space="preserve">Chapter 1 — Kubernetes, and the k3s Cluster We Just Built</w:t>
       </w:r>
@@ -130,6 +330,8 @@
       <w:pPr>
         <w:pStyle w:val="Heading2"/>
       </w:pPr>
+      <w:bookmarkStart w:id="9002" w:name="_Toc9002"/>
+      <w:bookmarkEnd w:id="9002"/>
       <w:r>
         <w:t xml:space="preserve">What this chapter covers</w:t>
       </w:r>
@@ -188,6 +390,8 @@
       <w:pPr>
         <w:pStyle w:val="Heading2"/>
       </w:pPr>
+      <w:bookmarkStart w:id="9003" w:name="_Toc9003"/>
+      <w:bookmarkEnd w:id="9003"/>
       <w:r>
         <w:t xml:space="preserve">1. The big picture — where Kubernetes sits</w:t>
       </w:r>
@@ -750,6 +954,8 @@
       <w:pPr>
         <w:pStyle w:val="Heading2"/>
       </w:pPr>
+      <w:bookmarkStart w:id="9004" w:name="_Toc9004"/>
+      <w:bookmarkEnd w:id="9004"/>
       <w:r>
         <w:t xml:space="preserve">2. What is Kubernetes actually for?</w:t>
       </w:r>
@@ -934,6 +1140,8 @@
       <w:pPr>
         <w:pStyle w:val="Heading2"/>
       </w:pPr>
+      <w:bookmarkStart w:id="9005" w:name="_Toc9005"/>
+      <w:bookmarkEnd w:id="9005"/>
       <w:r>
         <w:t xml:space="preserve">2a. The ranch — a mental model</w:t>
       </w:r>
@@ -2572,6 +2780,8 @@
       <w:pPr>
         <w:pStyle w:val="Heading2"/>
       </w:pPr>
+      <w:bookmarkStart w:id="9006" w:name="_Toc9006"/>
+      <w:bookmarkEnd w:id="9006"/>
       <w:r>
         <w:t xml:space="preserve">3. What is k3s, and why did we use it?</w:t>
       </w:r>
@@ -2701,6 +2911,8 @@
       <w:pPr>
         <w:pStyle w:val="Heading2"/>
       </w:pPr>
+      <w:bookmarkStart w:id="9007" w:name="_Toc9007"/>
+      <w:bookmarkEnd w:id="9007"/>
       <w:r>
         <w:t xml:space="preserve">3a. The install command, piece by piece</w:t>
       </w:r>
@@ -3737,6 +3949,8 @@
       <w:pPr>
         <w:pStyle w:val="Heading2"/>
       </w:pPr>
+      <w:bookmarkStart w:id="9008" w:name="_Toc9008"/>
+      <w:bookmarkEnd w:id="9008"/>
       <w:r>
         <w:t xml:space="preserve">3b. What that one line left on the machine</w:t>
       </w:r>
@@ -4551,6 +4765,8 @@
       <w:pPr>
         <w:pStyle w:val="Heading2"/>
       </w:pPr>
+      <w:bookmarkStart w:id="9009" w:name="_Toc9009"/>
+      <w:bookmarkEnd w:id="9009"/>
       <w:r>
         <w:t xml:space="preserve">3c. Making</w:t>
       </w:r>
@@ -5179,6 +5395,8 @@
       <w:pPr>
         <w:pStyle w:val="Heading2"/>
       </w:pPr>
+      <w:bookmarkStart w:id="9010" w:name="_Toc9010"/>
+      <w:bookmarkEnd w:id="9010"/>
       <w:r>
         <w:t xml:space="preserve">3d. Confirming it worked</w:t>
       </w:r>
@@ -5345,6 +5563,8 @@
       <w:pPr>
         <w:pStyle w:val="Heading2"/>
       </w:pPr>
+      <w:bookmarkStart w:id="9011" w:name="_Toc9011"/>
+      <w:bookmarkEnd w:id="9011"/>
       <w:r>
         <w:t xml:space="preserve">4. What is now running on the machine</w:t>
       </w:r>
@@ -7098,6 +7318,8 @@
       <w:pPr>
         <w:pStyle w:val="Heading2"/>
       </w:pPr>
+      <w:bookmarkStart w:id="9012" w:name="_Toc9012"/>
+      <w:bookmarkEnd w:id="9012"/>
       <w:r>
         <w:t xml:space="preserve">5. The three networks</w:t>
       </w:r>
@@ -7964,6 +8186,8 @@
       <w:pPr>
         <w:pStyle w:val="Heading2"/>
       </w:pPr>
+      <w:bookmarkStart w:id="9013" w:name="_Toc9013"/>
+      <w:bookmarkEnd w:id="9013"/>
       <w:r>
         <w:t xml:space="preserve">6. Storage — and an honest limitation</w:t>
       </w:r>
@@ -10186,6 +10410,8 @@
       <w:pPr>
         <w:pStyle w:val="Heading2"/>
       </w:pPr>
+      <w:bookmarkStart w:id="9014" w:name="_Toc9014"/>
+      <w:bookmarkEnd w:id="9014"/>
       <w:r>
         <w:t xml:space="preserve">7. Things that look broken but are not</w:t>
       </w:r>
@@ -11313,6 +11539,8 @@
       <w:pPr>
         <w:pStyle w:val="Heading2"/>
       </w:pPr>
+      <w:bookmarkStart w:id="9015" w:name="_Toc9015"/>
+      <w:bookmarkEnd w:id="9015"/>
       <w:r>
         <w:t xml:space="preserve">8. Where k3s differs from production Kubernetes</w:t>
       </w:r>
@@ -11693,6 +11921,8 @@
       <w:pPr>
         <w:pStyle w:val="Heading2"/>
       </w:pPr>
+      <w:bookmarkStart w:id="9016" w:name="_Toc9016"/>
+      <w:bookmarkEnd w:id="9016"/>
       <w:r>
         <w:t xml:space="preserve">9. Commands to know by heart</w:t>
       </w:r>
@@ -13112,6 +13342,8 @@
       <w:pPr>
         <w:pStyle w:val="Heading2"/>
       </w:pPr>
+      <w:bookmarkStart w:id="9017" w:name="_Toc9017"/>
+      <w:bookmarkEnd w:id="9017"/>
       <w:r>
         <w:t xml:space="preserve">10. Glossary for this chapter</w:t>
       </w:r>
@@ -13718,6 +13950,8 @@
       <w:pPr>
         <w:pStyle w:val="Heading2"/>
       </w:pPr>
+      <w:bookmarkStart w:id="9018" w:name="_Toc9018"/>
+      <w:bookmarkEnd w:id="9018"/>
       <w:r>
         <w:t xml:space="preserve">11. Check yourself</w:t>
       </w:r>
@@ -14578,6 +14812,8 @@
       <w:pPr>
         <w:pStyle w:val="Heading2"/>
       </w:pPr>
+      <w:bookmarkStart w:id="9019" w:name="_Toc9019"/>
+      <w:bookmarkEnd w:id="9019"/>
       <w:r>
         <w:t xml:space="preserve">What’s next</w:t>
       </w:r>
@@ -15718,21 +15954,17 @@
     </w:rPr>
   </w:style>
   <w:style w:styleId="TOCHeading" w:type="paragraph">
-    <w:name w:val="TOC Heading"/>
-    <w:basedOn w:val="Heading1"/>
-    <w:next w:val="BodyText"/>
-    <w:uiPriority w:val="39"/>
-    <w:unhideWhenUsed/>
-    <w:qFormat/>
+    <w:name w:val="TOCHeading"/>
+    <w:basedOn w:val="Normal"/>
     <w:pPr>
-      <w:spacing w:before="240" w:line="259" w:lineRule="auto"/>
-      <w:outlineLvl w:val="9"/>
+      <w:spacing w:after="200" w:before="0" w:line="240" w:lineRule="auto"/>
     </w:pPr>
     <w:rPr>
-      <w:rFonts w:asciiTheme="majorHAnsi" w:cstheme="majorBidi" w:eastAsiaTheme="majorEastAsia" w:hAnsiTheme="majorHAnsi"/>
-      <w:b w:val="0"/>
-      <w:bCs w:val="0"/>
-      <w:color w:themeColor="accent1" w:themeShade="BF" w:val="365F91"/>
+      <w:rFonts w:ascii="Calibri" w:cs="Calibri" w:hAnsi="Calibri"/>
+      <w:b/>
+      <w:color w:val="1F3864"/>
+      <w:sz w:val="28"/>
+      <w:szCs w:val="28"/>
     </w:rPr>
   </w:style>
   <w:style w:customStyle="1" w:styleId="SourceCode" w:type="paragraph">
@@ -15746,6 +15978,32 @@
       <w:rFonts w:ascii="Consolas" w:cs="Consolas" w:hAnsi="Consolas"/>
       <w:sz w:val="18"/>
       <w:szCs w:val="18"/>
+    </w:rPr>
+  </w:style>
+  <w:style w:styleId="TOC1" w:type="paragraph">
+    <w:name w:val="TOC1"/>
+    <w:basedOn w:val="Normal"/>
+    <w:pPr>
+      <w:spacing w:after="40" w:before="100" w:line="240" w:lineRule="auto"/>
+    </w:pPr>
+    <w:rPr>
+      <w:rFonts w:ascii="Cambria" w:cs="Cambria" w:hAnsi="Cambria"/>
+      <w:b/>
+      <w:sz w:val="22"/>
+      <w:szCs w:val="22"/>
+    </w:rPr>
+  </w:style>
+  <w:style w:styleId="TOC2" w:type="paragraph">
+    <w:name w:val="TOC2"/>
+    <w:basedOn w:val="Normal"/>
+    <w:pPr>
+      <w:spacing w:after="40" w:before="0" w:line="240" w:lineRule="auto"/>
+      <w:ind w:left="220" w:right="120"/>
+    </w:pPr>
+    <w:rPr>
+      <w:rFonts w:ascii="Cambria" w:cs="Cambria" w:hAnsi="Cambria"/>
+      <w:sz w:val="21"/>
+      <w:szCs w:val="21"/>
     </w:rPr>
   </w:style>
   <w:style w:type="character" w:customStyle="1" w:styleId="KeywordTok">

--- a/education/docx/chapter01_kubernetes_k3s.docx
+++ b/education/docx/chapter01_kubernetes_k3s.docx
@@ -2,237 +2,11 @@
 <file path=word/document.xml><?xml version="1.0" encoding="utf-8"?>
 <w:document xmlns:w="http://schemas.openxmlformats.org/wordprocessingml/2006/main" xmlns:m="http://schemas.openxmlformats.org/officeDocument/2006/math" xmlns:r="http://schemas.openxmlformats.org/officeDocument/2006/relationships" xmlns:o="urn:schemas-microsoft-com:office:office" xmlns:v="urn:schemas-microsoft-com:vml" xmlns:w10="urn:schemas-microsoft-com:office:word" xmlns:a="http://schemas.openxmlformats.org/drawingml/2006/main" xmlns:pic="http://schemas.openxmlformats.org/drawingml/2006/picture" xmlns:wp="http://schemas.openxmlformats.org/drawingml/2006/wordprocessingDrawing">
   <w:body>
-    <w:sdt>
-      <w:sdtPr>
-        <w:docPartObj>
-          <w:docPartGallery w:val="Table of Contents"/>
-          <w:docPartUnique/>
-        </w:docPartObj>
-      </w:sdtPr>
-      <w:sdtContent>
-        <w:p>
-          <w:pPr>
-            <w:pStyle w:val="TOCHeading"/>
-          </w:pPr>
-          <w:r>
-            <w:t>Contents</w:t>
-          </w:r>
-        </w:p>
-        <w:p>
-          <w:pPr>
-            <w:pStyle w:val="TOC1"/>
-          </w:pPr>
-          <w:r>
-            <w:fldChar w:fldCharType="begin" w:dirty="true"/>
-            <w:instrText xml:space="preserve">TOC \o "1-2" \h \z \u</w:instrText>
-            <w:fldChar w:fldCharType="separate"/>
-          </w:r>
-          <w:hyperlink w:anchor="_Toc9001">
-            <w:r>
-              <w:t xml:space="preserve">Chapter 1 — Kubernetes, and the k3s Cluster We Just Built</w:t>
-            </w:r>
-          </w:hyperlink>
-        </w:p>
-        <w:p>
-          <w:pPr>
-            <w:pStyle w:val="TOC2"/>
-          </w:pPr>
-          <w:hyperlink w:anchor="_Toc9002">
-            <w:r>
-              <w:t xml:space="preserve">What this chapter covers</w:t>
-            </w:r>
-          </w:hyperlink>
-        </w:p>
-        <w:p>
-          <w:pPr>
-            <w:pStyle w:val="TOC2"/>
-          </w:pPr>
-          <w:hyperlink w:anchor="_Toc9003">
-            <w:r>
-              <w:t xml:space="preserve">1. The big picture — where Kubernetes sits</w:t>
-            </w:r>
-          </w:hyperlink>
-        </w:p>
-        <w:p>
-          <w:pPr>
-            <w:pStyle w:val="TOC2"/>
-          </w:pPr>
-          <w:hyperlink w:anchor="_Toc9004">
-            <w:r>
-              <w:t xml:space="preserve">2. What is Kubernetes actually for?</w:t>
-            </w:r>
-          </w:hyperlink>
-        </w:p>
-        <w:p>
-          <w:pPr>
-            <w:pStyle w:val="TOC2"/>
-          </w:pPr>
-          <w:hyperlink w:anchor="_Toc9005">
-            <w:r>
-              <w:t xml:space="preserve">2a. The ranch — a mental model</w:t>
-            </w:r>
-          </w:hyperlink>
-        </w:p>
-        <w:p>
-          <w:pPr>
-            <w:pStyle w:val="TOC2"/>
-          </w:pPr>
-          <w:hyperlink w:anchor="_Toc9006">
-            <w:r>
-              <w:t xml:space="preserve">3. What is k3s, and why did we use it?</w:t>
-            </w:r>
-          </w:hyperlink>
-        </w:p>
-        <w:p>
-          <w:pPr>
-            <w:pStyle w:val="TOC2"/>
-          </w:pPr>
-          <w:hyperlink w:anchor="_Toc9007">
-            <w:r>
-              <w:t xml:space="preserve">3a. The install command, piece by piece</w:t>
-            </w:r>
-          </w:hyperlink>
-        </w:p>
-        <w:p>
-          <w:pPr>
-            <w:pStyle w:val="TOC2"/>
-          </w:pPr>
-          <w:hyperlink w:anchor="_Toc9008">
-            <w:r>
-              <w:t xml:space="preserve">3b. What that one line left on the machine</w:t>
-            </w:r>
-          </w:hyperlink>
-        </w:p>
-        <w:p>
-          <w:pPr>
-            <w:pStyle w:val="TOC2"/>
-          </w:pPr>
-          <w:hyperlink w:anchor="_Toc9009">
-            <w:r>
-              <w:t xml:space="preserve">3c. Making kubectl work without sudo</w:t>
-            </w:r>
-          </w:hyperlink>
-        </w:p>
-        <w:p>
-          <w:pPr>
-            <w:pStyle w:val="TOC2"/>
-          </w:pPr>
-          <w:hyperlink w:anchor="_Toc9010">
-            <w:r>
-              <w:t xml:space="preserve">3d. Confirming it worked</w:t>
-            </w:r>
-          </w:hyperlink>
-        </w:p>
-        <w:p>
-          <w:pPr>
-            <w:pStyle w:val="TOC2"/>
-          </w:pPr>
-          <w:hyperlink w:anchor="_Toc9011">
-            <w:r>
-              <w:t xml:space="preserve">4. What is now running on the machine</w:t>
-            </w:r>
-          </w:hyperlink>
-        </w:p>
-        <w:p>
-          <w:pPr>
-            <w:pStyle w:val="TOC2"/>
-          </w:pPr>
-          <w:hyperlink w:anchor="_Toc9012">
-            <w:r>
-              <w:t xml:space="preserve">5. The three networks</w:t>
-            </w:r>
-          </w:hyperlink>
-        </w:p>
-        <w:p>
-          <w:pPr>
-            <w:pStyle w:val="TOC2"/>
-          </w:pPr>
-          <w:hyperlink w:anchor="_Toc9013">
-            <w:r>
-              <w:t xml:space="preserve">6. Storage — and an honest limitation</w:t>
-            </w:r>
-          </w:hyperlink>
-        </w:p>
-        <w:p>
-          <w:pPr>
-            <w:pStyle w:val="TOC2"/>
-          </w:pPr>
-          <w:hyperlink w:anchor="_Toc9014">
-            <w:r>
-              <w:t xml:space="preserve">7. Things that look broken but are not</w:t>
-            </w:r>
-          </w:hyperlink>
-        </w:p>
-        <w:p>
-          <w:pPr>
-            <w:pStyle w:val="TOC2"/>
-          </w:pPr>
-          <w:hyperlink w:anchor="_Toc9015">
-            <w:r>
-              <w:t xml:space="preserve">8. Where k3s differs from production Kubernetes</w:t>
-            </w:r>
-          </w:hyperlink>
-        </w:p>
-        <w:p>
-          <w:pPr>
-            <w:pStyle w:val="TOC2"/>
-          </w:pPr>
-          <w:hyperlink w:anchor="_Toc9016">
-            <w:r>
-              <w:t xml:space="preserve">9. Commands to know by heart</w:t>
-            </w:r>
-          </w:hyperlink>
-        </w:p>
-        <w:p>
-          <w:pPr>
-            <w:pStyle w:val="TOC2"/>
-          </w:pPr>
-          <w:hyperlink w:anchor="_Toc9017">
-            <w:r>
-              <w:t xml:space="preserve">10. Glossary for this chapter</w:t>
-            </w:r>
-          </w:hyperlink>
-        </w:p>
-        <w:p>
-          <w:pPr>
-            <w:pStyle w:val="TOC2"/>
-          </w:pPr>
-          <w:hyperlink w:anchor="_Toc9018">
-            <w:r>
-              <w:t xml:space="preserve">11. Check yourself</w:t>
-            </w:r>
-          </w:hyperlink>
-        </w:p>
-        <w:p>
-          <w:pPr>
-            <w:pStyle w:val="TOC2"/>
-          </w:pPr>
-          <w:hyperlink w:anchor="_Toc9019">
-            <w:r>
-              <w:t xml:space="preserve">What’s next</w:t>
-            </w:r>
-          </w:hyperlink>
-          <w:r>
-            <w:fldChar w:fldCharType="end"/>
-          </w:r>
-        </w:p>
-        <w:p>
-          <w:pPr>
-            <w:spacing w:after="0"/>
-          </w:pPr>
-          <w:r>
-            <w:br w:type="page"/>
-          </w:r>
-        </w:p>
-      </w:sdtContent>
-    </w:sdt>
     <w:bookmarkStart w:id="48" w:name="X109eedb4963018264fcacb2f82af9dbef8bb6ea"/>
     <w:p>
       <w:pPr>
         <w:pStyle w:val="Heading1"/>
       </w:pPr>
-      <w:bookmarkStart w:id="9001" w:name="_Toc9001"/>
-      <w:bookmarkEnd w:id="9001"/>
       <w:r>
         <w:t xml:space="preserve">Chapter 1 — Kubernetes, and the k3s Cluster We Just Built</w:t>
       </w:r>
@@ -330,8 +104,6 @@
       <w:pPr>
         <w:pStyle w:val="Heading2"/>
       </w:pPr>
-      <w:bookmarkStart w:id="9002" w:name="_Toc9002"/>
-      <w:bookmarkEnd w:id="9002"/>
       <w:r>
         <w:t xml:space="preserve">What this chapter covers</w:t>
       </w:r>
@@ -390,8 +162,6 @@
       <w:pPr>
         <w:pStyle w:val="Heading2"/>
       </w:pPr>
-      <w:bookmarkStart w:id="9003" w:name="_Toc9003"/>
-      <w:bookmarkEnd w:id="9003"/>
       <w:r>
         <w:t xml:space="preserve">1. The big picture — where Kubernetes sits</w:t>
       </w:r>
@@ -954,8 +724,6 @@
       <w:pPr>
         <w:pStyle w:val="Heading2"/>
       </w:pPr>
-      <w:bookmarkStart w:id="9004" w:name="_Toc9004"/>
-      <w:bookmarkEnd w:id="9004"/>
       <w:r>
         <w:t xml:space="preserve">2. What is Kubernetes actually for?</w:t>
       </w:r>
@@ -1140,8 +908,6 @@
       <w:pPr>
         <w:pStyle w:val="Heading2"/>
       </w:pPr>
-      <w:bookmarkStart w:id="9005" w:name="_Toc9005"/>
-      <w:bookmarkEnd w:id="9005"/>
       <w:r>
         <w:t xml:space="preserve">2a. The ranch — a mental model</w:t>
       </w:r>
@@ -2780,8 +2546,6 @@
       <w:pPr>
         <w:pStyle w:val="Heading2"/>
       </w:pPr>
-      <w:bookmarkStart w:id="9006" w:name="_Toc9006"/>
-      <w:bookmarkEnd w:id="9006"/>
       <w:r>
         <w:t xml:space="preserve">3. What is k3s, and why did we use it?</w:t>
       </w:r>
@@ -2911,8 +2675,6 @@
       <w:pPr>
         <w:pStyle w:val="Heading2"/>
       </w:pPr>
-      <w:bookmarkStart w:id="9007" w:name="_Toc9007"/>
-      <w:bookmarkEnd w:id="9007"/>
       <w:r>
         <w:t xml:space="preserve">3a. The install command, piece by piece</w:t>
       </w:r>
@@ -3949,8 +3711,6 @@
       <w:pPr>
         <w:pStyle w:val="Heading2"/>
       </w:pPr>
-      <w:bookmarkStart w:id="9008" w:name="_Toc9008"/>
-      <w:bookmarkEnd w:id="9008"/>
       <w:r>
         <w:t xml:space="preserve">3b. What that one line left on the machine</w:t>
       </w:r>
@@ -4765,8 +4525,6 @@
       <w:pPr>
         <w:pStyle w:val="Heading2"/>
       </w:pPr>
-      <w:bookmarkStart w:id="9009" w:name="_Toc9009"/>
-      <w:bookmarkEnd w:id="9009"/>
       <w:r>
         <w:t xml:space="preserve">3c. Making</w:t>
       </w:r>
@@ -5395,8 +5153,6 @@
       <w:pPr>
         <w:pStyle w:val="Heading2"/>
       </w:pPr>
-      <w:bookmarkStart w:id="9010" w:name="_Toc9010"/>
-      <w:bookmarkEnd w:id="9010"/>
       <w:r>
         <w:t xml:space="preserve">3d. Confirming it worked</w:t>
       </w:r>
@@ -5563,8 +5319,6 @@
       <w:pPr>
         <w:pStyle w:val="Heading2"/>
       </w:pPr>
-      <w:bookmarkStart w:id="9011" w:name="_Toc9011"/>
-      <w:bookmarkEnd w:id="9011"/>
       <w:r>
         <w:t xml:space="preserve">4. What is now running on the machine</w:t>
       </w:r>
@@ -7318,8 +7072,6 @@
       <w:pPr>
         <w:pStyle w:val="Heading2"/>
       </w:pPr>
-      <w:bookmarkStart w:id="9012" w:name="_Toc9012"/>
-      <w:bookmarkEnd w:id="9012"/>
       <w:r>
         <w:t xml:space="preserve">5. The three networks</w:t>
       </w:r>
@@ -8186,8 +7938,6 @@
       <w:pPr>
         <w:pStyle w:val="Heading2"/>
       </w:pPr>
-      <w:bookmarkStart w:id="9013" w:name="_Toc9013"/>
-      <w:bookmarkEnd w:id="9013"/>
       <w:r>
         <w:t xml:space="preserve">6. Storage — and an honest limitation</w:t>
       </w:r>
@@ -10410,8 +10160,6 @@
       <w:pPr>
         <w:pStyle w:val="Heading2"/>
       </w:pPr>
-      <w:bookmarkStart w:id="9014" w:name="_Toc9014"/>
-      <w:bookmarkEnd w:id="9014"/>
       <w:r>
         <w:t xml:space="preserve">7. Things that look broken but are not</w:t>
       </w:r>
@@ -11539,8 +11287,6 @@
       <w:pPr>
         <w:pStyle w:val="Heading2"/>
       </w:pPr>
-      <w:bookmarkStart w:id="9015" w:name="_Toc9015"/>
-      <w:bookmarkEnd w:id="9015"/>
       <w:r>
         <w:t xml:space="preserve">8. Where k3s differs from production Kubernetes</w:t>
       </w:r>
@@ -11921,8 +11667,6 @@
       <w:pPr>
         <w:pStyle w:val="Heading2"/>
       </w:pPr>
-      <w:bookmarkStart w:id="9016" w:name="_Toc9016"/>
-      <w:bookmarkEnd w:id="9016"/>
       <w:r>
         <w:t xml:space="preserve">9. Commands to know by heart</w:t>
       </w:r>
@@ -13342,8 +13086,6 @@
       <w:pPr>
         <w:pStyle w:val="Heading2"/>
       </w:pPr>
-      <w:bookmarkStart w:id="9017" w:name="_Toc9017"/>
-      <w:bookmarkEnd w:id="9017"/>
       <w:r>
         <w:t xml:space="preserve">10. Glossary for this chapter</w:t>
       </w:r>
@@ -13950,8 +13692,6 @@
       <w:pPr>
         <w:pStyle w:val="Heading2"/>
       </w:pPr>
-      <w:bookmarkStart w:id="9018" w:name="_Toc9018"/>
-      <w:bookmarkEnd w:id="9018"/>
       <w:r>
         <w:t xml:space="preserve">11. Check yourself</w:t>
       </w:r>
@@ -14812,8 +14552,6 @@
       <w:pPr>
         <w:pStyle w:val="Heading2"/>
       </w:pPr>
-      <w:bookmarkStart w:id="9019" w:name="_Toc9019"/>
-      <w:bookmarkEnd w:id="9019"/>
       <w:r>
         <w:t xml:space="preserve">What’s next</w:t>
       </w:r>
@@ -15954,17 +15692,21 @@
     </w:rPr>
   </w:style>
   <w:style w:styleId="TOCHeading" w:type="paragraph">
-    <w:name w:val="TOCHeading"/>
-    <w:basedOn w:val="Normal"/>
+    <w:name w:val="TOC Heading"/>
+    <w:basedOn w:val="Heading1"/>
+    <w:next w:val="BodyText"/>
+    <w:uiPriority w:val="39"/>
+    <w:unhideWhenUsed/>
+    <w:qFormat/>
     <w:pPr>
-      <w:spacing w:after="200" w:before="0" w:line="240" w:lineRule="auto"/>
+      <w:spacing w:before="240" w:line="259" w:lineRule="auto"/>
+      <w:outlineLvl w:val="9"/>
     </w:pPr>
     <w:rPr>
-      <w:rFonts w:ascii="Calibri" w:cs="Calibri" w:hAnsi="Calibri"/>
-      <w:b/>
-      <w:color w:val="1F3864"/>
-      <w:sz w:val="28"/>
-      <w:szCs w:val="28"/>
+      <w:rFonts w:asciiTheme="majorHAnsi" w:cstheme="majorBidi" w:eastAsiaTheme="majorEastAsia" w:hAnsiTheme="majorHAnsi"/>
+      <w:b w:val="0"/>
+      <w:bCs w:val="0"/>
+      <w:color w:themeColor="accent1" w:themeShade="BF" w:val="365F91"/>
     </w:rPr>
   </w:style>
   <w:style w:customStyle="1" w:styleId="SourceCode" w:type="paragraph">
@@ -15978,32 +15720,6 @@
       <w:rFonts w:ascii="Consolas" w:cs="Consolas" w:hAnsi="Consolas"/>
       <w:sz w:val="18"/>
       <w:szCs w:val="18"/>
-    </w:rPr>
-  </w:style>
-  <w:style w:styleId="TOC1" w:type="paragraph">
-    <w:name w:val="TOC1"/>
-    <w:basedOn w:val="Normal"/>
-    <w:pPr>
-      <w:spacing w:after="40" w:before="100" w:line="240" w:lineRule="auto"/>
-    </w:pPr>
-    <w:rPr>
-      <w:rFonts w:ascii="Cambria" w:cs="Cambria" w:hAnsi="Cambria"/>
-      <w:b/>
-      <w:sz w:val="22"/>
-      <w:szCs w:val="22"/>
-    </w:rPr>
-  </w:style>
-  <w:style w:styleId="TOC2" w:type="paragraph">
-    <w:name w:val="TOC2"/>
-    <w:basedOn w:val="Normal"/>
-    <w:pPr>
-      <w:spacing w:after="40" w:before="0" w:line="240" w:lineRule="auto"/>
-      <w:ind w:left="220" w:right="120"/>
-    </w:pPr>
-    <w:rPr>
-      <w:rFonts w:ascii="Cambria" w:cs="Cambria" w:hAnsi="Cambria"/>
-      <w:sz w:val="21"/>
-      <w:szCs w:val="21"/>
     </w:rPr>
   </w:style>
   <w:style w:type="character" w:customStyle="1" w:styleId="KeywordTok">

--- a/education/docx/chapter01_kubernetes_k3s.docx
+++ b/education/docx/chapter01_kubernetes_k3s.docx
@@ -2,7 +2,7 @@
 <file path=word/document.xml><?xml version="1.0" encoding="utf-8"?>
 <w:document xmlns:w="http://schemas.openxmlformats.org/wordprocessingml/2006/main" xmlns:m="http://schemas.openxmlformats.org/officeDocument/2006/math" xmlns:r="http://schemas.openxmlformats.org/officeDocument/2006/relationships" xmlns:o="urn:schemas-microsoft-com:office:office" xmlns:v="urn:schemas-microsoft-com:vml" xmlns:w10="urn:schemas-microsoft-com:office:word" xmlns:a="http://schemas.openxmlformats.org/drawingml/2006/main" xmlns:pic="http://schemas.openxmlformats.org/drawingml/2006/picture" xmlns:wp="http://schemas.openxmlformats.org/drawingml/2006/wordprocessingDrawing">
   <w:body>
-    <w:bookmarkStart w:id="48" w:name="X109eedb4963018264fcacb2f82af9dbef8bb6ea"/>
+    <w:bookmarkStart w:id="47" w:name="X109eedb4963018264fcacb2f82af9dbef8bb6ea"/>
     <w:p>
       <w:pPr>
         <w:pStyle w:val="Heading1"/>
@@ -903,13 +903,13 @@
       </w:r>
     </w:p>
     <w:bookmarkEnd w:id="14"/>
-    <w:bookmarkStart w:id="18" w:name="a.-the-ranch-a-mental-model"/>
+    <w:bookmarkStart w:id="17" w:name="a.-the-vocabulary-in-one-table"/>
     <w:p>
       <w:pPr>
         <w:pStyle w:val="Heading2"/>
       </w:pPr>
       <w:r>
-        <w:t xml:space="preserve">2a. The ranch — a mental model</w:t>
+        <w:t xml:space="preserve">2a. The vocabulary, in one table</w:t>
       </w:r>
     </w:p>
     <w:p>
@@ -917,42 +917,13 @@
         <w:pStyle w:val="FirstParagraph"/>
       </w:pPr>
       <w:r>
-        <w:t xml:space="preserve">Kubernetes vocabulary arrives all at once and every word sounds like every other word. Before the</w:t>
-      </w:r>
-      <w:r>
-        <w:t xml:space="preserve"> </w:t>
-      </w:r>
-      <w:r>
-        <w:t xml:space="preserve">real definitions, here is a picture to hang them on.</w:t>
-      </w:r>
-    </w:p>
-    <w:bookmarkStart w:id="15" w:name="the-ranch-model"/>
-    <w:p>
-      <w:pPr>
-        <w:pStyle w:val="Heading3"/>
-      </w:pPr>
-      <w:r>
-        <w:t xml:space="preserve">The ranch model</w:t>
-      </w:r>
-    </w:p>
-    <w:p>
-      <w:pPr>
-        <w:pStyle w:val="FirstParagraph"/>
-      </w:pPr>
-      <w:r>
-        <w:t xml:space="preserve">A mental model to hang the vocabulary on. Every analogy leaks — see</w:t>
-      </w:r>
-      <w:r>
-        <w:t xml:space="preserve"> </w:t>
-      </w:r>
-      <w:r>
-        <w:t xml:space="preserve">“where it breaks down”</w:t>
-      </w:r>
-      <w:r>
-        <w:t xml:space="preserve"> </w:t>
-      </w:r>
-      <w:r>
-        <w:t xml:space="preserve">below.</w:t>
+        <w:t xml:space="preserve">Kubernetes vocabulary arrives all at once and every word sounds like every other word. Here is the</w:t>
+      </w:r>
+      <w:r>
+        <w:t xml:space="preserve"> </w:t>
+      </w:r>
+      <w:r>
+        <w:t xml:space="preserve">whole object model on one page, in the order the pieces stack up.</w:t>
       </w:r>
     </w:p>
     <w:tbl>
@@ -978,29 +949,29 @@
               <w:pStyle w:val="Compact"/>
             </w:pPr>
             <w:r>
-              <w:t xml:space="preserve">On the ranch</w:t>
-            </w:r>
-          </w:p>
-        </w:tc>
-        <w:tc>
-          <w:tcPr/>
-          <w:p>
-            <w:pPr>
-              <w:pStyle w:val="Compact"/>
-            </w:pPr>
-            <w:r>
-              <w:t xml:space="preserve">In Kubernetes</w:t>
-            </w:r>
-          </w:p>
-        </w:tc>
-        <w:tc>
-          <w:tcPr/>
-          <w:p>
-            <w:pPr>
-              <w:pStyle w:val="Compact"/>
-            </w:pPr>
-            <w:r>
-              <w:t xml:space="preserve">What the mapping captures</w:t>
+              <w:t xml:space="preserve">Object</w:t>
+            </w:r>
+          </w:p>
+        </w:tc>
+        <w:tc>
+          <w:tcPr/>
+          <w:p>
+            <w:pPr>
+              <w:pStyle w:val="Compact"/>
+            </w:pPr>
+            <w:r>
+              <w:t xml:space="preserve">What it is</w:t>
+            </w:r>
+          </w:p>
+        </w:tc>
+        <w:tc>
+          <w:tcPr/>
+          <w:p>
+            <w:pPr>
+              <w:pStyle w:val="Compact"/>
+            </w:pPr>
+            <w:r>
+              <w:t xml:space="preserve">What it does for you</w:t>
             </w:r>
           </w:p>
         </w:tc>
@@ -1017,10 +988,34 @@
                 <w:b/>
                 <w:bCs/>
               </w:rPr>
-              <w:t xml:space="preserve">The ranch</w:t>
-            </w:r>
-          </w:p>
-        </w:tc>
+              <w:t xml:space="preserve">Cluster</w:t>
+            </w:r>
+          </w:p>
+        </w:tc>
+        <w:tc>
+          <w:tcPr/>
+          <w:p>
+            <w:pPr>
+              <w:pStyle w:val="Compact"/>
+            </w:pPr>
+            <w:r>
+              <w:t xml:space="preserve">The whole installation — one control plane and the nodes it manages.</w:t>
+            </w:r>
+          </w:p>
+        </w:tc>
+        <w:tc>
+          <w:tcPr/>
+          <w:p>
+            <w:pPr>
+              <w:pStyle w:val="Compact"/>
+            </w:pPr>
+            <w:r>
+              <w:t xml:space="preserve">The boundary of everything below. Every object you create lives in exactly one cluster.</w:t>
+            </w:r>
+          </w:p>
+        </w:tc>
+      </w:tr>
+      <w:tr>
         <w:tc>
           <w:tcPr/>
           <w:p>
@@ -1032,18 +1027,46 @@
                 <w:b/>
                 <w:bCs/>
               </w:rPr>
-              <w:t xml:space="preserve">Cluster</w:t>
-            </w:r>
-          </w:p>
-        </w:tc>
-        <w:tc>
-          <w:tcPr/>
-          <w:p>
-            <w:pPr>
-              <w:pStyle w:val="Compact"/>
-            </w:pPr>
-            <w:r>
-              <w:t xml:space="preserve">One property, one management. Everything Kubernetes runs lives here.</w:t>
+              <w:t xml:space="preserve">Node</w:t>
+            </w:r>
+          </w:p>
+        </w:tc>
+        <w:tc>
+          <w:tcPr/>
+          <w:p>
+            <w:pPr>
+              <w:pStyle w:val="Compact"/>
+            </w:pPr>
+            <w:r>
+              <w:t xml:space="preserve">A machine, physical or virtual, that runs workloads.</w:t>
+            </w:r>
+          </w:p>
+        </w:tc>
+        <w:tc>
+          <w:tcPr/>
+          <w:p>
+            <w:pPr>
+              <w:pStyle w:val="Compact"/>
+            </w:pPr>
+            <w:r>
+              <w:t xml:space="preserve">Supplies finite CPU, memory and disk. Many pods run on one node, but only as many as it can fit — when a node has no room, new pods sit in</w:t>
+            </w:r>
+            <w:r>
+              <w:t xml:space="preserve"> </w:t>
+            </w:r>
+            <w:r>
+              <w:rPr>
+                <w:rStyle w:val="VerbatimChar"/>
+                <w:b/>
+                <w:bCs/>
+              </w:rPr>
+              <w:t xml:space="preserve">Pending</w:t>
+            </w:r>
+            <w:r>
+              <w:t xml:space="preserve"> </w:t>
+            </w:r>
+            <w:r>
+              <w:t xml:space="preserve">until one does.</w:t>
             </w:r>
           </w:p>
         </w:tc>
@@ -1060,46 +1083,84 @@
                 <w:b/>
                 <w:bCs/>
               </w:rPr>
-              <w:t xml:space="preserve">A field</w:t>
-            </w:r>
-          </w:p>
-        </w:tc>
-        <w:tc>
-          <w:tcPr/>
-          <w:p>
-            <w:pPr>
-              <w:pStyle w:val="Compact"/>
-            </w:pPr>
+              <w:t xml:space="preserve">Pod</w:t>
+            </w:r>
+          </w:p>
+        </w:tc>
+        <w:tc>
+          <w:tcPr/>
+          <w:p>
+            <w:pPr>
+              <w:pStyle w:val="Compact"/>
+            </w:pPr>
+            <w:r>
+              <w:t xml:space="preserve">The smallest thing Kubernetes will schedule. One or more containers that share a network namespace and can share volumes.</w:t>
+            </w:r>
+          </w:p>
+        </w:tc>
+        <w:tc>
+          <w:tcPr/>
+          <w:p>
+            <w:pPr>
+              <w:pStyle w:val="Compact"/>
+            </w:pPr>
+            <w:r>
+              <w:t xml:space="preserve">Gives its containers</w:t>
+            </w:r>
+            <w:r>
+              <w:t xml:space="preserve"> </w:t>
+            </w:r>
             <w:r>
               <w:rPr>
                 <w:b/>
                 <w:bCs/>
               </w:rPr>
-              <w:t xml:space="preserve">Node</w:t>
-            </w:r>
-          </w:p>
-        </w:tc>
-        <w:tc>
-          <w:tcPr/>
-          <w:p>
-            <w:pPr>
-              <w:pStyle w:val="Compact"/>
-            </w:pPr>
-            <w:r>
-              <w:t xml:space="preserve">Finite grass = CPU, memory, disk. Many herds can graze one field, but only as many as it can feed. No grass left, and new herds wait at the gate:</w:t>
+              <w:t xml:space="preserve">one IP address, shared storage, and a shared fate</w:t>
             </w:r>
             <w:r>
               <w:t xml:space="preserve"> </w:t>
             </w:r>
+            <w:r>
+              <w:t xml:space="preserve">— they are placed together and destroyed together. Most pods hold exactly one container; multi-container pods are the sidecar pattern and are the exception.</w:t>
+            </w:r>
+          </w:p>
+        </w:tc>
+      </w:tr>
+      <w:tr>
+        <w:tc>
+          <w:tcPr/>
+          <w:p>
+            <w:pPr>
+              <w:pStyle w:val="Compact"/>
+            </w:pPr>
             <w:r>
               <w:rPr>
                 <w:b/>
                 <w:bCs/>
               </w:rPr>
-              <w:t xml:space="preserve">Pending</w:t>
-            </w:r>
-            <w:r>
-              <w:t xml:space="preserve">.</w:t>
+              <w:t xml:space="preserve">Container</w:t>
+            </w:r>
+          </w:p>
+        </w:tc>
+        <w:tc>
+          <w:tcPr/>
+          <w:p>
+            <w:pPr>
+              <w:pStyle w:val="Compact"/>
+            </w:pPr>
+            <w:r>
+              <w:t xml:space="preserve">One running process, from an image.</w:t>
+            </w:r>
+          </w:p>
+        </w:tc>
+        <w:tc>
+          <w:tcPr/>
+          <w:p>
+            <w:pPr>
+              <w:pStyle w:val="Compact"/>
+            </w:pPr>
+            <w:r>
+              <w:t xml:space="preserve">Does the actual work — your application, a sidecar, a helper. You never schedule a container on its own; you schedule the pod that holds it.</w:t>
             </w:r>
           </w:p>
         </w:tc>
@@ -1116,49 +1177,140 @@
                 <w:b/>
                 <w:bCs/>
               </w:rPr>
-              <w:t xml:space="preserve">A herd</w:t>
-            </w:r>
-          </w:p>
-        </w:tc>
-        <w:tc>
-          <w:tcPr/>
-          <w:p>
-            <w:pPr>
-              <w:pStyle w:val="Compact"/>
-            </w:pPr>
+              <w:t xml:space="preserve">Deployment</w:t>
+            </w:r>
+          </w:p>
+        </w:tc>
+        <w:tc>
+          <w:tcPr/>
+          <w:p>
+            <w:pPr>
+              <w:pStyle w:val="Compact"/>
+            </w:pPr>
+            <w:r>
+              <w:t xml:space="preserve">A declaration of desired state: this pod template, this many replicas.</w:t>
+            </w:r>
+          </w:p>
+        </w:tc>
+        <w:tc>
+          <w:tcPr/>
+          <w:p>
+            <w:pPr>
+              <w:pStyle w:val="Compact"/>
+            </w:pPr>
+            <w:r>
+              <w:t xml:space="preserve">Lets you say</w:t>
+            </w:r>
+            <w:r>
+              <w:t xml:space="preserve"> </w:t>
+            </w:r>
             <w:r>
               <w:rPr>
                 <w:b/>
                 <w:bCs/>
               </w:rPr>
-              <w:t xml:space="preserve">Pod</w:t>
-            </w:r>
-          </w:p>
-        </w:tc>
-        <w:tc>
-          <w:tcPr/>
-          <w:p>
-            <w:pPr>
-              <w:pStyle w:val="Compact"/>
-            </w:pPr>
-            <w:r>
-              <w:t xml:space="preserve">Same water trough (one IP), same shelter (volumes),</w:t>
+              <w:t xml:space="preserve">“I want three of these”</w:t>
             </w:r>
             <w:r>
               <w:t xml:space="preserve"> </w:t>
             </w:r>
+            <w:r>
+              <w:t xml:space="preserve">instead of starting anything. A controller then makes it true and</w:t>
+            </w:r>
+            <w:r>
+              <w:t xml:space="preserve"> </w:t>
+            </w:r>
+            <w:r>
+              <w:rPr>
+                <w:i/>
+                <w:iCs/>
+              </w:rPr>
+              <w:t xml:space="preserve">keeps</w:t>
+            </w:r>
+            <w:r>
+              <w:t xml:space="preserve"> </w:t>
+            </w:r>
+            <w:r>
+              <w:t xml:space="preserve">it true, indefinitely, including after you are asleep.</w:t>
+            </w:r>
+          </w:p>
+        </w:tc>
+      </w:tr>
+      <w:tr>
+        <w:tc>
+          <w:tcPr/>
+          <w:p>
+            <w:pPr>
+              <w:pStyle w:val="Compact"/>
+            </w:pPr>
             <w:r>
               <w:rPr>
                 <w:b/>
                 <w:bCs/>
               </w:rPr>
-              <w:t xml:space="preserve">same fate</w:t>
+              <w:t xml:space="preserve">Label</w:t>
+            </w:r>
+          </w:p>
+        </w:tc>
+        <w:tc>
+          <w:tcPr/>
+          <w:p>
+            <w:pPr>
+              <w:pStyle w:val="Compact"/>
+            </w:pPr>
+            <w:r>
+              <w:t xml:space="preserve">An arbitrary key/value pair attached to an object.</w:t>
+            </w:r>
+          </w:p>
+        </w:tc>
+        <w:tc>
+          <w:tcPr/>
+          <w:p>
+            <w:pPr>
+              <w:pStyle w:val="Compact"/>
+            </w:pPr>
+            <w:r>
+              <w:t xml:space="preserve">The glue for everything else.</w:t>
             </w:r>
             <w:r>
               <w:t xml:space="preserve"> </w:t>
             </w:r>
             <w:r>
-              <w:t xml:space="preserve">— they are placed and destroyed together. Most herds are a single cow.</w:t>
+              <w:rPr>
+                <w:b/>
+                <w:bCs/>
+              </w:rPr>
+              <w:t xml:space="preserve">Nothing in Kubernetes holds a list of pods.</w:t>
+            </w:r>
+            <w:r>
+              <w:t xml:space="preserve"> </w:t>
+            </w:r>
+            <w:r>
+              <w:t xml:space="preserve">Objects find each other by asking</w:t>
+            </w:r>
+            <w:r>
+              <w:t xml:space="preserve"> </w:t>
+            </w:r>
+            <w:r>
+              <w:t xml:space="preserve">“whichever pods carry</w:t>
+            </w:r>
+            <w:r>
+              <w:t xml:space="preserve"> </w:t>
+            </w:r>
+            <w:r>
+              <w:rPr>
+                <w:rStyle w:val="VerbatimChar"/>
+              </w:rPr>
+              <w:t xml:space="preserve">app=web</w:t>
+            </w:r>
+            <w:r>
+              <w:t xml:space="preserve">, right now”</w:t>
+            </w:r>
+            <w:r>
+              <w:t xml:space="preserve"> </w:t>
+            </w:r>
+            <w:r>
+              <w:t xml:space="preserve">— so membership is recomputed continuously as pods come and go.</w:t>
             </w:r>
           </w:p>
         </w:tc>
@@ -1175,10 +1327,34 @@
                 <w:b/>
                 <w:bCs/>
               </w:rPr>
-              <w:t xml:space="preserve">A cow</w:t>
-            </w:r>
-          </w:p>
-        </w:tc>
+              <w:t xml:space="preserve">Selector</w:t>
+            </w:r>
+          </w:p>
+        </w:tc>
+        <w:tc>
+          <w:tcPr/>
+          <w:p>
+            <w:pPr>
+              <w:pStyle w:val="Compact"/>
+            </w:pPr>
+            <w:r>
+              <w:t xml:space="preserve">A query over labels.</w:t>
+            </w:r>
+          </w:p>
+        </w:tc>
+        <w:tc>
+          <w:tcPr/>
+          <w:p>
+            <w:pPr>
+              <w:pStyle w:val="Compact"/>
+            </w:pPr>
+            <w:r>
+              <w:t xml:space="preserve">What a Deployment uses to find its pods and a Service uses to find its endpoints. The reason a replaced pod is picked up automatically: it carries the same label, so it matches the same selector.</w:t>
+            </w:r>
+          </w:p>
+        </w:tc>
+      </w:tr>
+      <w:tr>
         <w:tc>
           <w:tcPr/>
           <w:p>
@@ -1190,18 +1366,42 @@
                 <w:b/>
                 <w:bCs/>
               </w:rPr>
-              <w:t xml:space="preserve">Container</w:t>
-            </w:r>
-          </w:p>
-        </w:tc>
-        <w:tc>
-          <w:tcPr/>
-          <w:p>
-            <w:pPr>
-              <w:pStyle w:val="Compact"/>
-            </w:pPr>
-            <w:r>
-              <w:t xml:space="preserve">One running process doing one job — the app, a sidecar, a helper. You never turn out a single cow on its own; you place the whole herd.</w:t>
+              <w:t xml:space="preserve">Service</w:t>
+            </w:r>
+          </w:p>
+        </w:tc>
+        <w:tc>
+          <w:tcPr/>
+          <w:p>
+            <w:pPr>
+              <w:pStyle w:val="Compact"/>
+            </w:pPr>
+            <w:r>
+              <w:t xml:space="preserve">A stable name and virtual IP in front of a changing set of pods.</w:t>
+            </w:r>
+          </w:p>
+        </w:tc>
+        <w:tc>
+          <w:tcPr/>
+          <w:p>
+            <w:pPr>
+              <w:pStyle w:val="Compact"/>
+            </w:pPr>
+            <w:r>
+              <w:t xml:space="preserve">Pods are replaced constantly and every replacement gets a</w:t>
+            </w:r>
+            <w:r>
+              <w:t xml:space="preserve"> </w:t>
+            </w:r>
+            <w:r>
+              <w:rPr>
+                <w:b/>
+                <w:bCs/>
+              </w:rPr>
+              <w:t xml:space="preserve">new IP</w:t>
+            </w:r>
+            <w:r>
+              <w:t xml:space="preserve">. Callers address the Service name, which never changes, and are routed to whichever pods are currently healthy.</w:t>
             </w:r>
           </w:p>
         </w:tc>
@@ -1218,45 +1418,58 @@
                 <w:b/>
                 <w:bCs/>
               </w:rPr>
-              <w:t xml:space="preserve">The herd plan</w:t>
-            </w:r>
-          </w:p>
-        </w:tc>
-        <w:tc>
-          <w:tcPr/>
-          <w:p>
-            <w:pPr>
-              <w:pStyle w:val="Compact"/>
-            </w:pPr>
+              <w:t xml:space="preserve">Control plane</w:t>
+            </w:r>
+          </w:p>
+        </w:tc>
+        <w:tc>
+          <w:tcPr/>
+          <w:p>
+            <w:pPr>
+              <w:pStyle w:val="Compact"/>
+            </w:pPr>
+            <w:r>
+              <w:t xml:space="preserve">The API server, scheduler, controller-manager and datastore.</w:t>
+            </w:r>
+          </w:p>
+        </w:tc>
+        <w:tc>
+          <w:tcPr/>
+          <w:p>
+            <w:pPr>
+              <w:pStyle w:val="Compact"/>
+            </w:pPr>
+            <w:r>
+              <w:t xml:space="preserve">Runs the reconciliation loop forever: compare actual state to declared state, fix the difference. Deciding</w:t>
+            </w:r>
+            <w:r>
+              <w:t xml:space="preserve"> </w:t>
+            </w:r>
+            <w:r>
+              <w:rPr>
+                <w:i/>
+                <w:iCs/>
+              </w:rPr>
+              <w:t xml:space="preserve">which node</w:t>
+            </w:r>
+            <w:r>
+              <w:t xml:space="preserve"> </w:t>
+            </w:r>
+            <w:r>
+              <w:t xml:space="preserve">a new pod goes to is the</w:t>
+            </w:r>
+            <w:r>
+              <w:t xml:space="preserve"> </w:t>
+            </w:r>
             <w:r>
               <w:rPr>
                 <w:b/>
                 <w:bCs/>
               </w:rPr>
-              <w:t xml:space="preserve">Deployment</w:t>
-            </w:r>
-          </w:p>
-        </w:tc>
-        <w:tc>
-          <w:tcPr/>
-          <w:p>
-            <w:pPr>
-              <w:pStyle w:val="Compact"/>
-            </w:pPr>
-            <w:r>
-              <w:t xml:space="preserve">You never say</w:t>
-            </w:r>
-            <w:r>
-              <w:t xml:space="preserve"> </w:t>
-            </w:r>
-            <w:r>
-              <w:t xml:space="preserve">“start that cow.”</w:t>
-            </w:r>
-            <w:r>
-              <w:t xml:space="preserve"> </w:t>
-            </w:r>
-            <w:r>
-              <w:t xml:space="preserve">You say</w:t>
+              <w:t xml:space="preserve">scheduler</w:t>
+            </w:r>
+            <w:r>
+              <w:t xml:space="preserve">; noticing a pod is missing and ordering a replacement is the</w:t>
             </w:r>
             <w:r>
               <w:t xml:space="preserve"> </w:t>
@@ -1266,174 +1479,13 @@
                 <w:b/>
                 <w:bCs/>
               </w:rPr>
-              <w:t xml:space="preserve">“I want three herds of this breed.”</w:t>
+              <w:t xml:space="preserve">controller-manager</w:t>
             </w:r>
             <w:r>
               <w:t xml:space="preserve"> </w:t>
             </w:r>
             <w:r>
-              <w:t xml:space="preserve">Keeping that true is someone else’s job, forever.</w:t>
-            </w:r>
-          </w:p>
-        </w:tc>
-      </w:tr>
-      <w:tr>
-        <w:tc>
-          <w:tcPr/>
-          <w:p>
-            <w:pPr>
-              <w:pStyle w:val="Compact"/>
-            </w:pPr>
-            <w:r>
-              <w:rPr>
-                <w:b/>
-                <w:bCs/>
-              </w:rPr>
-              <w:t xml:space="preserve">The brand</w:t>
-            </w:r>
-          </w:p>
-        </w:tc>
-        <w:tc>
-          <w:tcPr/>
-          <w:p>
-            <w:pPr>
-              <w:pStyle w:val="Compact"/>
-            </w:pPr>
-            <w:r>
-              <w:rPr>
-                <w:b/>
-                <w:bCs/>
-              </w:rPr>
-              <w:t xml:space="preserve">Label</w:t>
-            </w:r>
-          </w:p>
-        </w:tc>
-        <w:tc>
-          <w:tcPr/>
-          <w:p>
-            <w:pPr>
-              <w:pStyle w:val="Compact"/>
-            </w:pPr>
-            <w:r>
-              <w:t xml:space="preserve">A mark burned on every animal in a herd. Nothing keeps a</w:t>
-            </w:r>
-            <w:r>
-              <w:t xml:space="preserve"> </w:t>
-            </w:r>
-            <w:r>
-              <w:rPr>
-                <w:i/>
-                <w:iCs/>
-              </w:rPr>
-              <w:t xml:space="preserve">list</w:t>
-            </w:r>
-            <w:r>
-              <w:t xml:space="preserve"> </w:t>
-            </w:r>
-            <w:r>
-              <w:t xml:space="preserve">of herds — everything works by saying</w:t>
-            </w:r>
-            <w:r>
-              <w:t xml:space="preserve"> </w:t>
-            </w:r>
-            <w:r>
-              <w:t xml:space="preserve">“whichever herds carry this brand, right now.”</w:t>
-            </w:r>
-          </w:p>
-        </w:tc>
-      </w:tr>
-      <w:tr>
-        <w:tc>
-          <w:tcPr/>
-          <w:p>
-            <w:pPr>
-              <w:pStyle w:val="Compact"/>
-            </w:pPr>
-            <w:r>
-              <w:rPr>
-                <w:b/>
-                <w:bCs/>
-              </w:rPr>
-              <w:t xml:space="preserve">The barn name</w:t>
-            </w:r>
-          </w:p>
-        </w:tc>
-        <w:tc>
-          <w:tcPr/>
-          <w:p>
-            <w:pPr>
-              <w:pStyle w:val="Compact"/>
-            </w:pPr>
-            <w:r>
-              <w:rPr>
-                <w:b/>
-                <w:bCs/>
-              </w:rPr>
-              <w:t xml:space="preserve">Service</w:t>
-            </w:r>
-          </w:p>
-        </w:tc>
-        <w:tc>
-          <w:tcPr/>
-          <w:p>
-            <w:pPr>
-              <w:pStyle w:val="Compact"/>
-            </w:pPr>
-            <w:r>
-              <w:t xml:space="preserve">Herds get replaced and new ones get new ear tags (pod IPs). Callers never chase a cow — they ask for the barn by name, and are sent to a healthy herd.</w:t>
-            </w:r>
-          </w:p>
-        </w:tc>
-      </w:tr>
-      <w:tr>
-        <w:tc>
-          <w:tcPr/>
-          <w:p>
-            <w:pPr>
-              <w:pStyle w:val="Compact"/>
-            </w:pPr>
-            <w:r>
-              <w:rPr>
-                <w:b/>
-                <w:bCs/>
-              </w:rPr>
-              <w:t xml:space="preserve">The ranch manager</w:t>
-            </w:r>
-          </w:p>
-        </w:tc>
-        <w:tc>
-          <w:tcPr/>
-          <w:p>
-            <w:pPr>
-              <w:pStyle w:val="Compact"/>
-            </w:pPr>
-            <w:r>
-              <w:rPr>
-                <w:b/>
-                <w:bCs/>
-              </w:rPr>
-              <w:t xml:space="preserve">Control plane</w:t>
-            </w:r>
-          </w:p>
-        </w:tc>
-        <w:tc>
-          <w:tcPr/>
-          <w:p>
-            <w:pPr>
-              <w:pStyle w:val="Compact"/>
-            </w:pPr>
-            <w:r>
-              <w:t xml:space="preserve">Walks the property forever: count the herds, compare to the plan, replace what’s missing, put new herds on fields that still have grass.</w:t>
-            </w:r>
-            <w:r>
-              <w:t xml:space="preserve"> </w:t>
-            </w:r>
-            <w:r>
-              <w:rPr>
-                <w:b/>
-                <w:bCs/>
-              </w:rPr>
-              <w:t xml:space="preserve">Never stops walking.</w:t>
+              <w:t xml:space="preserve">(both in §4).</w:t>
             </w:r>
           </w:p>
         </w:tc>
@@ -1444,25 +1496,89 @@
         <w:pStyle w:val="BodyText"/>
       </w:pPr>
       <w:r>
-        <w:rPr>
-          <w:b/>
-          <w:bCs/>
-        </w:rPr>
-        <w:t xml:space="preserve">Cows share a herd. Herds graze on fields. The ranch manager keeps the herd plan true and the barn</w:t>
-      </w:r>
-      <w:r>
-        <w:rPr>
-          <w:b/>
-          <w:bCs/>
-        </w:rPr>
-        <w:t xml:space="preserve"> </w:t>
-      </w:r>
-      <w:r>
-        <w:rPr>
-          <w:b/>
-          <w:bCs/>
-        </w:rPr>
-        <w:t xml:space="preserve">name stable.</w:t>
+        <w:t xml:space="preserve">In one sentence:</w:t>
+      </w:r>
+      <w:r>
+        <w:t xml:space="preserve"> </w:t>
+      </w:r>
+      <w:r>
+        <w:rPr>
+          <w:b/>
+          <w:bCs/>
+        </w:rPr>
+        <w:t xml:space="preserve">containers run inside pods, pods are scheduled onto nodes, Deployments declare</w:t>
+      </w:r>
+      <w:r>
+        <w:rPr>
+          <w:b/>
+          <w:bCs/>
+        </w:rPr>
+        <w:t xml:space="preserve"> </w:t>
+      </w:r>
+      <w:r>
+        <w:rPr>
+          <w:b/>
+          <w:bCs/>
+        </w:rPr>
+        <w:t xml:space="preserve">how many pods should exist, labels are how everything finds everything else, and the control plane</w:t>
+      </w:r>
+      <w:r>
+        <w:rPr>
+          <w:b/>
+          <w:bCs/>
+        </w:rPr>
+        <w:t xml:space="preserve"> </w:t>
+      </w:r>
+      <w:r>
+        <w:rPr>
+          <w:b/>
+          <w:bCs/>
+        </w:rPr>
+        <w:t xml:space="preserve">never stops checking.</w:t>
+      </w:r>
+    </w:p>
+    <w:bookmarkStart w:id="15" w:name="two-kinds-of-death"/>
+    <w:p>
+      <w:pPr>
+        <w:pStyle w:val="Heading3"/>
+      </w:pPr>
+      <w:r>
+        <w:t xml:space="preserve">Two kinds of death</w:t>
+      </w:r>
+    </w:p>
+    <w:p>
+      <w:pPr>
+        <w:pStyle w:val="FirstParagraph"/>
+      </w:pPr>
+      <w:r>
+        <w:t xml:space="preserve">Two events look nearly identical in</w:t>
+      </w:r>
+      <w:r>
+        <w:t xml:space="preserve"> </w:t>
+      </w:r>
+      <w:r>
+        <w:rPr>
+          <w:rStyle w:val="VerbatimChar"/>
+        </w:rPr>
+        <w:t xml:space="preserve">kubectl get pods</w:t>
+      </w:r>
+      <w:r>
+        <w:t xml:space="preserve"> </w:t>
+      </w:r>
+      <w:r>
+        <w:t xml:space="preserve">and are debugged completely differently. Get</w:t>
+      </w:r>
+      <w:r>
+        <w:t xml:space="preserve"> </w:t>
+      </w:r>
+      <w:r>
+        <w:t xml:space="preserve">this one distinction wrong and you will spend an afternoon looking in the wrong place, so it comes</w:t>
+      </w:r>
+      <w:r>
+        <w:t xml:space="preserve"> </w:t>
+      </w:r>
+      <w:r>
+        <w:t xml:space="preserve">this early on purpose.</w:t>
       </w:r>
     </w:p>
     <w:p>
@@ -1474,7 +1590,48 @@
           <w:b/>
           <w:bCs/>
         </w:rPr>
-        <w:t xml:space="preserve">TWO KINDS OF DEATH — never confuse these, they are debugged completely differently</w:t>
+        <w:t xml:space="preserve">A container dies</w:t>
+      </w:r>
+      <w:r>
+        <w:t xml:space="preserve"> </w:t>
+      </w:r>
+      <w:r>
+        <w:t xml:space="preserve">→ it is restarted</w:t>
+      </w:r>
+      <w:r>
+        <w:t xml:space="preserve"> </w:t>
+      </w:r>
+      <w:r>
+        <w:rPr>
+          <w:b/>
+          <w:bCs/>
+        </w:rPr>
+        <w:t xml:space="preserve">inside the same pod</w:t>
+      </w:r>
+      <w:r>
+        <w:t xml:space="preserve">. Same pod name, same UID, same IP.</w:t>
+      </w:r>
+      <w:r>
+        <w:t xml:space="preserve"> </w:t>
+      </w:r>
+      <w:r>
+        <w:t xml:space="preserve">Only the</w:t>
+      </w:r>
+      <w:r>
+        <w:t xml:space="preserve"> </w:t>
+      </w:r>
+      <w:r>
+        <w:rPr>
+          <w:b/>
+          <w:bCs/>
+        </w:rPr>
+        <w:t xml:space="preserve">RESTARTS</w:t>
+      </w:r>
+      <w:r>
+        <w:t xml:space="preserve"> </w:t>
+      </w:r>
+      <w:r>
+        <w:t xml:space="preserve">counter climbs. Your application is crashing; the pod is fine.</w:t>
       </w:r>
     </w:p>
     <w:p>
@@ -1486,40 +1643,103 @@
           <w:b/>
           <w:bCs/>
         </w:rPr>
-        <w:t xml:space="preserve">A cow dies</w:t>
-      </w:r>
-      <w:r>
-        <w:t xml:space="preserve"> </w:t>
-      </w:r>
-      <w:r>
-        <w:t xml:space="preserve">(container crashes) → a new cow is born</w:t>
-      </w:r>
-      <w:r>
-        <w:t xml:space="preserve"> </w:t>
-      </w:r>
-      <w:r>
-        <w:rPr>
-          <w:b/>
-          <w:bCs/>
-        </w:rPr>
-        <w:t xml:space="preserve">into the same herd</w:t>
-      </w:r>
-      <w:r>
-        <w:t xml:space="preserve">. Same ear tag, same</w:t>
-      </w:r>
-      <w:r>
-        <w:t xml:space="preserve"> </w:t>
-      </w:r>
-      <w:r>
-        <w:t xml:space="preserve">trough, same field. In Kubernetes: same pod name, same UID, same IP — only</w:t>
-      </w:r>
-      <w:r>
-        <w:t xml:space="preserve"> </w:t>
-      </w:r>
-      <w:r>
-        <w:rPr>
-          <w:b/>
-          <w:bCs/>
+        <w:t xml:space="preserve">A pod dies</w:t>
+      </w:r>
+      <w:r>
+        <w:t xml:space="preserve"> </w:t>
+      </w:r>
+      <w:r>
+        <w:t xml:space="preserve">(deleted, evicted, or its node is lost) → an</w:t>
+      </w:r>
+      <w:r>
+        <w:t xml:space="preserve"> </w:t>
+      </w:r>
+      <w:r>
+        <w:rPr>
+          <w:b/>
+          <w:bCs/>
+        </w:rPr>
+        <w:t xml:space="preserve">entirely new pod</w:t>
+      </w:r>
+      <w:r>
+        <w:t xml:space="preserve"> </w:t>
+      </w:r>
+      <w:r>
+        <w:t xml:space="preserve">is created. New</w:t>
+      </w:r>
+      <w:r>
+        <w:t xml:space="preserve"> </w:t>
+      </w:r>
+      <w:r>
+        <w:t xml:space="preserve">name, new UID, new IP, RESTARTS back to 0. Nothing is carried over, and nothing is moved.</w:t>
+      </w:r>
+    </w:p>
+    <w:p>
+      <w:pPr>
+        <w:pStyle w:val="FirstParagraph"/>
+      </w:pPr>
+      <w:r>
+        <w:rPr>
+          <w:b/>
+          <w:bCs/>
+        </w:rPr>
+        <w:t xml:space="preserve">A container dies — the pod survives.</w:t>
+      </w:r>
+      <w:r>
+        <w:t xml:space="preserve"> </w:t>
+      </w:r>
+      <w:r>
+        <w:t xml:space="preserve">A container inside the pod crashes and the kubelet restarts</w:t>
+      </w:r>
+      <w:r>
+        <w:t xml:space="preserve"> </w:t>
+      </w:r>
+      <w:r>
+        <w:t xml:space="preserve">it in place. Verified on this cluster with a container rigged to exit every twenty seconds:</w:t>
+      </w:r>
+    </w:p>
+    <w:p>
+      <w:pPr>
+        <w:pStyle w:val="SourceCode"/>
+      </w:pPr>
+      <w:r>
+        <w:rPr>
+          <w:rStyle w:val="VerbatimChar"/>
+        </w:rPr>
+        <w:t xml:space="preserve">demo2-8d894f964-4vv4m   uid 2125afc0-...   10.42.0.15   RESTARTS 0</w:t>
+      </w:r>
+      <w:r>
+        <w:br/>
+      </w:r>
+      <w:r>
+        <w:rPr>
+          <w:rStyle w:val="VerbatimChar"/>
+        </w:rPr>
+        <w:t xml:space="preserve">demo2-8d894f964-4vv4m   uid 2125afc0-...   10.42.0.15   RESTARTS 1</w:t>
+      </w:r>
+      <w:r>
+        <w:br/>
+      </w:r>
+      <w:r>
+        <w:rPr>
+          <w:rStyle w:val="VerbatimChar"/>
+        </w:rPr>
+        <w:t xml:space="preserve">demo2-8d894f964-4vv4m   uid 2125afc0-...   10.42.0.15   RESTARTS 2</w:t>
+      </w:r>
+    </w:p>
+    <w:p>
+      <w:pPr>
+        <w:pStyle w:val="FirstParagraph"/>
+      </w:pPr>
+      <w:r>
+        <w:t xml:space="preserve">Same pod name, same UID, same IP throughout — only</w:t>
+      </w:r>
+      <w:r>
+        <w:t xml:space="preserve"> </w:t>
+      </w:r>
+      <w:r>
+        <w:rPr>
+          <w:rStyle w:val="VerbatimChar"/>
         </w:rPr>
         <w:t xml:space="preserve">RESTARTS</w:t>
       </w:r>
@@ -1527,59 +1747,67 @@
         <w:t xml:space="preserve"> </w:t>
       </w:r>
       <w:r>
-        <w:t xml:space="preserve">climbs.</w:t>
-      </w:r>
-      <w:r>
-        <w:t xml:space="preserve"> </w:t>
-      </w:r>
-      <w:r>
-        <w:t xml:space="preserve">Your app is crashing; the pod is fine.</w:t>
-      </w:r>
-    </w:p>
-    <w:p>
-      <w:pPr>
-        <w:pStyle w:val="BlockText"/>
-      </w:pPr>
-      <w:r>
-        <w:rPr>
-          <w:b/>
-          <w:bCs/>
-        </w:rPr>
-        <w:t xml:space="preserve">The herd dies</w:t>
-      </w:r>
-      <w:r>
-        <w:t xml:space="preserve"> </w:t>
-      </w:r>
-      <w:r>
-        <w:t xml:space="preserve">(pod deleted, evicted, or its field is lost) → an</w:t>
-      </w:r>
-      <w:r>
-        <w:t xml:space="preserve"> </w:t>
-      </w:r>
-      <w:r>
-        <w:rPr>
-          <w:b/>
-          <w:bCs/>
-        </w:rPr>
-        <w:t xml:space="preserve">entirely new herd</w:t>
-      </w:r>
-      <w:r>
-        <w:t xml:space="preserve"> </w:t>
-      </w:r>
-      <w:r>
-        <w:t xml:space="preserve">is born,</w:t>
-      </w:r>
-      <w:r>
-        <w:t xml:space="preserve"> </w:t>
-      </w:r>
-      <w:r>
-        <w:t xml:space="preserve">with a new ear tag. In Kubernetes: new pod name, new UID, new IP, RESTARTS back to 0. Nothing is</w:t>
-      </w:r>
-      <w:r>
-        <w:t xml:space="preserve"> </w:t>
-      </w:r>
-      <w:r>
-        <w:t xml:space="preserve">carried over. Nothing teleports.</w:t>
+        <w:t xml:space="preserve">climbs. The container ID changed each</w:t>
+      </w:r>
+      <w:r>
+        <w:t xml:space="preserve"> </w:t>
+      </w:r>
+      <w:r>
+        <w:t xml:space="preserve">cycle, so it genuinely was a new container every time.</w:t>
+      </w:r>
+      <w:r>
+        <w:t xml:space="preserve"> </w:t>
+      </w:r>
+      <w:r>
+        <w:rPr>
+          <w:b/>
+          <w:bCs/>
+        </w:rPr>
+        <w:t xml:space="preserve">The pod never died.</w:t>
+      </w:r>
+    </w:p>
+    <w:p>
+      <w:pPr>
+        <w:pStyle w:val="BodyText"/>
+      </w:pPr>
+      <w:r>
+        <w:rPr>
+          <w:b/>
+          <w:bCs/>
+        </w:rPr>
+        <w:t xml:space="preserve">A pod dies — a replacement is created.</w:t>
+      </w:r>
+      <w:r>
+        <w:t xml:space="preserve"> </w:t>
+      </w:r>
+      <w:r>
+        <w:t xml:space="preserve">The pod is deleted, evicted, or the node it was on is</w:t>
+      </w:r>
+      <w:r>
+        <w:t xml:space="preserve"> </w:t>
+      </w:r>
+      <w:r>
+        <w:t xml:space="preserve">lost. Nothing is preserved:</w:t>
+      </w:r>
+    </w:p>
+    <w:p>
+      <w:pPr>
+        <w:pStyle w:val="SourceCode"/>
+      </w:pPr>
+      <w:r>
+        <w:rPr>
+          <w:rStyle w:val="VerbatimChar"/>
+        </w:rPr>
+        <w:t xml:space="preserve">demo-7c6d4f4799-m5hvt   uid 1fa44916-...   10.42.0.13    ← before</w:t>
+      </w:r>
+      <w:r>
+        <w:br/>
+      </w:r>
+      <w:r>
+        <w:rPr>
+          <w:rStyle w:val="VerbatimChar"/>
+        </w:rPr>
+        <w:t xml:space="preserve">demo-7c6d4f4799-4gsfn   uid 9bf0944b-...   10.42.0.14    ← after</w:t>
       </w:r>
     </w:p>
     <w:p>
@@ -1587,17 +1815,31 @@
         <w:pStyle w:val="FirstParagraph"/>
       </w:pPr>
       <w:r>
-        <w:rPr>
-          <w:b/>
-          <w:bCs/>
-        </w:rPr>
-        <w:t xml:space="preserve">The ranch is the cluster.</w:t>
-      </w:r>
-      <w:r>
-        <w:t xml:space="preserve"> </w:t>
-      </w:r>
-      <w:r>
-        <w:t xml:space="preserve">Everything Kubernetes manages lives on this one property.</w:t>
+        <w:t xml:space="preserve">New name, new UID, new IP, restart counter back to zero.</w:t>
+      </w:r>
+      <w:r>
+        <w:t xml:space="preserve"> </w:t>
+      </w:r>
+      <w:r>
+        <w:rPr>
+          <w:b/>
+          <w:bCs/>
+        </w:rPr>
+        <w:t xml:space="preserve">Pods are never relocated, restored, or</w:t>
+      </w:r>
+      <w:r>
+        <w:rPr>
+          <w:b/>
+          <w:bCs/>
+        </w:rPr>
+        <w:t xml:space="preserve"> </w:t>
+      </w:r>
+      <w:r>
+        <w:rPr>
+          <w:b/>
+          <w:bCs/>
+        </w:rPr>
+        <w:t xml:space="preserve">resumed. They are replaced.</w:t>
       </w:r>
     </w:p>
     <w:p>
@@ -1609,131 +1851,28 @@
           <w:b/>
           <w:bCs/>
         </w:rPr>
-        <w:t xml:space="preserve">Cows are containers.</w:t>
-      </w:r>
-      <w:r>
-        <w:t xml:space="preserve"> </w:t>
-      </w:r>
-      <w:r>
-        <w:t xml:space="preserve">Each cow is one running process doing a job — the app, a sidecar, a helper.</w:t>
-      </w:r>
-    </w:p>
-    <w:p>
-      <w:pPr>
-        <w:pStyle w:val="BodyText"/>
-      </w:pPr>
-      <w:r>
-        <w:rPr>
-          <w:b/>
-          <w:bCs/>
-        </w:rPr>
-        <w:t xml:space="preserve">A herd is a pod.</w:t>
-      </w:r>
-      <w:r>
-        <w:t xml:space="preserve"> </w:t>
-      </w:r>
-      <w:r>
-        <w:t xml:space="preserve">Cows in a herd stay together: same water trough (one IP), same shelter</w:t>
-      </w:r>
-      <w:r>
-        <w:t xml:space="preserve"> </w:t>
-      </w:r>
-      <w:r>
-        <w:t xml:space="preserve">(volumes), same fate. You don’t turn out a single cow alone if it belongs with its herd — you place</w:t>
-      </w:r>
-      <w:r>
-        <w:t xml:space="preserve"> </w:t>
-      </w:r>
-      <w:r>
-        <w:t xml:space="preserve">the whole herd. Worth knowing:</w:t>
-      </w:r>
-      <w:r>
-        <w:t xml:space="preserve"> </w:t>
-      </w:r>
-      <w:r>
-        <w:rPr>
-          <w:b/>
-          <w:bCs/>
-        </w:rPr>
-        <w:t xml:space="preserve">most herds are a single cow.</w:t>
-      </w:r>
-      <w:r>
-        <w:t xml:space="preserve"> </w:t>
-      </w:r>
-      <w:r>
-        <w:t xml:space="preserve">Multi-cow herds are the sidecar</w:t>
-      </w:r>
-      <w:r>
-        <w:t xml:space="preserve"> </w:t>
-      </w:r>
-      <w:r>
-        <w:t xml:space="preserve">pattern, and they’re the exception, not the rule.</w:t>
-      </w:r>
-    </w:p>
-    <w:p>
-      <w:pPr>
-        <w:pStyle w:val="BodyText"/>
-      </w:pPr>
-      <w:r>
-        <w:rPr>
-          <w:b/>
-          <w:bCs/>
-        </w:rPr>
-        <w:t xml:space="preserve">A field is a node.</w:t>
-      </w:r>
-      <w:r>
-        <w:t xml:space="preserve"> </w:t>
-      </w:r>
-      <w:r>
-        <w:t xml:space="preserve">Fields have limited grass — CPU, memory, disk. Many herds can graze one</w:t>
-      </w:r>
-      <w:r>
-        <w:t xml:space="preserve"> </w:t>
-      </w:r>
-      <w:r>
-        <w:t xml:space="preserve">field, but only as many as the field can feed. No grass left, and new herds wait at the gate:</w:t>
-      </w:r>
-      <w:r>
-        <w:t xml:space="preserve"> </w:t>
-      </w:r>
-      <w:r>
-        <w:rPr>
-          <w:rStyle w:val="VerbatimChar"/>
-        </w:rPr>
-        <w:t xml:space="preserve">Pending</w:t>
-      </w:r>
-      <w:r>
-        <w:t xml:space="preserve">.</w:t>
-      </w:r>
-    </w:p>
-    <w:p>
-      <w:pPr>
-        <w:pStyle w:val="BodyText"/>
-      </w:pPr>
-      <w:r>
-        <w:rPr>
-          <w:b/>
-          <w:bCs/>
-        </w:rPr>
-        <w:t xml:space="preserve">The herd plan is a Deployment.</w:t>
-      </w:r>
-      <w:r>
-        <w:t xml:space="preserve"> </w:t>
-      </w:r>
-      <w:r>
-        <w:t xml:space="preserve">You never say</w:t>
-      </w:r>
-      <w:r>
-        <w:t xml:space="preserve"> </w:t>
-      </w:r>
-      <w:r>
-        <w:t xml:space="preserve">“start that cow.”</w:t>
-      </w:r>
-      <w:r>
-        <w:t xml:space="preserve"> </w:t>
-      </w:r>
-      <w:r>
-        <w:t xml:space="preserve">You say</w:t>
+        <w:t xml:space="preserve">Why this matters in practice.</w:t>
+      </w:r>
+      <w:r>
+        <w:t xml:space="preserve"> </w:t>
+      </w:r>
+      <w:r>
+        <w:t xml:space="preserve">A climbing</w:t>
+      </w:r>
+      <w:r>
+        <w:t xml:space="preserve"> </w:t>
+      </w:r>
+      <w:r>
+        <w:rPr>
+          <w:rStyle w:val="VerbatimChar"/>
+        </w:rPr>
+        <w:t xml:space="preserve">RESTARTS</w:t>
+      </w:r>
+      <w:r>
+        <w:t xml:space="preserve"> </w:t>
+      </w:r>
+      <w:r>
+        <w:t xml:space="preserve">count means your</w:t>
       </w:r>
       <w:r>
         <w:t xml:space="preserve"> </w:t>
@@ -1743,221 +1882,96 @@
           <w:i/>
           <w:iCs/>
         </w:rPr>
-        <w:t xml:space="preserve">“I want three herds of</w:t>
+        <w:t xml:space="preserve">application</w:t>
+      </w:r>
+      <w:r>
+        <w:t xml:space="preserve"> </w:t>
+      </w:r>
+      <w:r>
+        <w:t xml:space="preserve">is crashing</w:t>
+      </w:r>
+      <w:r>
+        <w:t xml:space="preserve"> </w:t>
+      </w:r>
+      <w:r>
+        <w:t xml:space="preserve">while the pod is perfectly healthy — investigate with</w:t>
+      </w:r>
+      <w:r>
+        <w:t xml:space="preserve"> </w:t>
+      </w:r>
+      <w:r>
+        <w:rPr>
+          <w:rStyle w:val="VerbatimChar"/>
+        </w:rPr>
+        <w:t xml:space="preserve">kubectl logs &lt;pod&gt; --previous</w:t>
+      </w:r>
+      <w:r>
+        <w:t xml:space="preserve">, which shows</w:t>
+      </w:r>
+      <w:r>
+        <w:t xml:space="preserve"> </w:t>
+      </w:r>
+      <w:r>
+        <w:t xml:space="preserve">the output of the container that died. A</w:t>
+      </w:r>
+      <w:r>
+        <w:t xml:space="preserve"> </w:t>
       </w:r>
       <w:r>
         <w:rPr>
           <w:i/>
           <w:iCs/>
         </w:rPr>
-        <w:t xml:space="preserve"> </w:t>
-      </w:r>
-      <w:r>
-        <w:rPr>
-          <w:i/>
-          <w:iCs/>
-        </w:rPr>
-        <w:t xml:space="preserve">this breed on the ranch.”</w:t>
-      </w:r>
-      <w:r>
-        <w:t xml:space="preserve"> </w:t>
-      </w:r>
-      <w:r>
-        <w:t xml:space="preserve">Keeping that true is somebody else’s permanent job.</w:t>
-      </w:r>
-    </w:p>
-    <w:p>
-      <w:pPr>
-        <w:pStyle w:val="BodyText"/>
-      </w:pPr>
-      <w:r>
-        <w:rPr>
-          <w:b/>
-          <w:bCs/>
-        </w:rPr>
-        <w:t xml:space="preserve">The brand is a label.</w:t>
-      </w:r>
-      <w:r>
-        <w:t xml:space="preserve"> </w:t>
-      </w:r>
-      <w:r>
-        <w:t xml:space="preserve">A mark burned on every animal in a herd. This is the piece that makes the</w:t>
-      </w:r>
-      <w:r>
-        <w:t xml:space="preserve"> </w:t>
-      </w:r>
-      <w:r>
-        <w:t xml:space="preserve">rest work: nothing in Kubernetes keeps a</w:t>
-      </w:r>
-      <w:r>
-        <w:t xml:space="preserve"> </w:t>
-      </w:r>
-      <w:r>
-        <w:rPr>
-          <w:i/>
-          <w:iCs/>
-        </w:rPr>
-        <w:t xml:space="preserve">list</w:t>
-      </w:r>
-      <w:r>
-        <w:t xml:space="preserve"> </w:t>
-      </w:r>
-      <w:r>
-        <w:t xml:space="preserve">of pods. Everything works by saying</w:t>
-      </w:r>
-      <w:r>
-        <w:t xml:space="preserve"> </w:t>
-      </w:r>
-      <w:r>
-        <w:t xml:space="preserve">“whichever herds</w:t>
-      </w:r>
-      <w:r>
-        <w:t xml:space="preserve"> </w:t>
-      </w:r>
-      <w:r>
-        <w:t xml:space="preserve">carry this brand, right now.”</w:t>
-      </w:r>
-      <w:r>
-        <w:t xml:space="preserve"> </w:t>
-      </w:r>
-      <w:r>
-        <w:t xml:space="preserve">Herds come and go; the brand keeps matching.</w:t>
-      </w:r>
-    </w:p>
-    <w:p>
-      <w:pPr>
-        <w:pStyle w:val="BodyText"/>
-      </w:pPr>
-      <w:r>
-        <w:rPr>
-          <w:b/>
-          <w:bCs/>
-        </w:rPr>
-        <w:t xml:space="preserve">The ranch manager is the control plane.</w:t>
-      </w:r>
-      <w:r>
-        <w:t xml:space="preserve"> </w:t>
-      </w:r>
-      <w:r>
-        <w:t xml:space="preserve">It walks the property forever: count the herds, compare</w:t>
-      </w:r>
-      <w:r>
-        <w:t xml:space="preserve"> </w:t>
-      </w:r>
-      <w:r>
-        <w:t xml:space="preserve">to the plan, replace what’s missing, put new herds on fields that still have grass. Two of those</w:t>
-      </w:r>
-      <w:r>
-        <w:t xml:space="preserve"> </w:t>
-      </w:r>
-      <w:r>
-        <w:t xml:space="preserve">jobs have names you’ll meet in section 4 — deciding</w:t>
-      </w:r>
-      <w:r>
-        <w:t xml:space="preserve"> </w:t>
-      </w:r>
-      <w:r>
-        <w:rPr>
-          <w:i/>
-          <w:iCs/>
-        </w:rPr>
-        <w:t xml:space="preserve">which field</w:t>
-      </w:r>
-      <w:r>
-        <w:t xml:space="preserve"> </w:t>
-      </w:r>
-      <w:r>
-        <w:t xml:space="preserve">a new herd goes to is the</w:t>
-      </w:r>
-      <w:r>
-        <w:t xml:space="preserve"> </w:t>
-      </w:r>
-      <w:r>
-        <w:rPr>
-          <w:b/>
-          <w:bCs/>
-        </w:rPr>
-        <w:t xml:space="preserve">scheduler</w:t>
-      </w:r>
-      <w:r>
-        <w:t xml:space="preserve">, and noticing a herd is missing and ordering a replacement is the</w:t>
-      </w:r>
-      <w:r>
-        <w:t xml:space="preserve"> </w:t>
-      </w:r>
-      <w:r>
-        <w:rPr>
-          <w:b/>
-          <w:bCs/>
-        </w:rPr>
-        <w:t xml:space="preserve">controller-manager</w:t>
-      </w:r>
-      <w:r>
-        <w:t xml:space="preserve">.</w:t>
-      </w:r>
-    </w:p>
-    <w:p>
-      <w:pPr>
-        <w:pStyle w:val="BodyText"/>
-      </w:pPr>
-      <w:r>
-        <w:rPr>
-          <w:b/>
-          <w:bCs/>
-        </w:rPr>
-        <w:t xml:space="preserve">The barn name is a Service.</w:t>
-      </w:r>
-      <w:r>
-        <w:t xml:space="preserve"> </w:t>
-      </w:r>
-      <w:r>
-        <w:t xml:space="preserve">Herds get replaced and the new ones carry new ear tags (pod IPs).</w:t>
-      </w:r>
-      <w:r>
-        <w:t xml:space="preserve"> </w:t>
-      </w:r>
-      <w:r>
-        <w:t xml:space="preserve">Callers don’t chase a cow — they ask for the barn by name, and get sent to whichever healthy herd is</w:t>
-      </w:r>
-      <w:r>
-        <w:t xml:space="preserve"> </w:t>
-      </w:r>
-      <w:r>
-        <w:t xml:space="preserve">available.</w:t>
-      </w:r>
-    </w:p>
-    <w:p>
-      <w:pPr>
-        <w:pStyle w:val="BlockText"/>
-      </w:pPr>
-      <w:r>
-        <w:rPr>
-          <w:b/>
-          <w:bCs/>
-        </w:rPr>
-        <w:t xml:space="preserve">In one line:</w:t>
-      </w:r>
-      <w:r>
-        <w:t xml:space="preserve"> </w:t>
-      </w:r>
-      <w:r>
-        <w:t xml:space="preserve">cows share a herd; herds graze on fields; the ranch manager keeps the herd plan</w:t>
-      </w:r>
-      <w:r>
-        <w:t xml:space="preserve"> </w:t>
-      </w:r>
-      <w:r>
-        <w:t xml:space="preserve">true and the barn name stable.</w:t>
+        <w:t xml:space="preserve">changing pod name</w:t>
+      </w:r>
+      <w:r>
+        <w:t xml:space="preserve"> </w:t>
+      </w:r>
+      <w:r>
+        <w:t xml:space="preserve">means something replaced the pod</w:t>
+      </w:r>
+      <w:r>
+        <w:t xml:space="preserve"> </w:t>
+      </w:r>
+      <w:r>
+        <w:t xml:space="preserve">entirely: an eviction, node pressure, or a rollout — investigate with</w:t>
+      </w:r>
+      <w:r>
+        <w:t xml:space="preserve"> </w:t>
+      </w:r>
+      <w:r>
+        <w:rPr>
+          <w:rStyle w:val="VerbatimChar"/>
+        </w:rPr>
+        <w:t xml:space="preserve">kubectl describe</w:t>
+      </w:r>
+      <w:r>
+        <w:t xml:space="preserve"> </w:t>
+      </w:r>
+      <w:r>
+        <w:t xml:space="preserve">and</w:t>
+      </w:r>
+      <w:r>
+        <w:t xml:space="preserve"> </w:t>
+      </w:r>
+      <w:r>
+        <w:rPr>
+          <w:rStyle w:val="VerbatimChar"/>
+        </w:rPr>
+        <w:t xml:space="preserve">kubectl get events</w:t>
+      </w:r>
+      <w:r>
+        <w:t xml:space="preserve">. Confusing the two costs hours.</w:t>
       </w:r>
     </w:p>
     <w:bookmarkEnd w:id="15"/>
-    <w:bookmarkStart w:id="16" w:name="two-kinds-of-death"/>
+    <w:bookmarkStart w:id="16" w:name="five-things-the-table-glosses-over"/>
     <w:p>
       <w:pPr>
         <w:pStyle w:val="Heading3"/>
       </w:pPr>
       <w:r>
-        <w:t xml:space="preserve">Two kinds of death</w:t>
+        <w:t xml:space="preserve">Five things the table glosses over</w:t>
       </w:r>
     </w:p>
     <w:p>
@@ -1965,339 +1979,13 @@
         <w:pStyle w:val="FirstParagraph"/>
       </w:pPr>
       <w:r>
-        <w:t xml:space="preserve">This is where the analogy earns its keep, because these two events look similar and are debugged</w:t>
-      </w:r>
-      <w:r>
-        <w:t xml:space="preserve"> </w:t>
-      </w:r>
-      <w:r>
-        <w:t xml:space="preserve">completely differently.</w:t>
-      </w:r>
-    </w:p>
-    <w:p>
-      <w:pPr>
-        <w:pStyle w:val="BodyText"/>
-      </w:pPr>
-      <w:r>
-        <w:rPr>
-          <w:b/>
-          <w:bCs/>
-        </w:rPr>
-        <w:t xml:space="preserve">A cow dies — the herd survives.</w:t>
-      </w:r>
-      <w:r>
-        <w:t xml:space="preserve"> </w:t>
-      </w:r>
-      <w:r>
-        <w:t xml:space="preserve">A container inside the pod crashes. The rancher does not disband</w:t>
-      </w:r>
-      <w:r>
-        <w:t xml:space="preserve"> </w:t>
-      </w:r>
-      <w:r>
-        <w:t xml:space="preserve">the herd; a replacement cow is born straight into it. Same herd, same ear tag, same trough, same</w:t>
-      </w:r>
-      <w:r>
-        <w:t xml:space="preserve"> </w:t>
-      </w:r>
-      <w:r>
-        <w:t xml:space="preserve">field. Verified on this cluster with a container rigged to exit every twenty seconds:</w:t>
-      </w:r>
-    </w:p>
-    <w:p>
-      <w:pPr>
-        <w:pStyle w:val="SourceCode"/>
-      </w:pPr>
-      <w:r>
-        <w:rPr>
-          <w:rStyle w:val="VerbatimChar"/>
-        </w:rPr>
-        <w:t xml:space="preserve">demo2-8d894f964-4vv4m   uid 2125afc0-...   10.42.0.15   RESTARTS 0</w:t>
-      </w:r>
-      <w:r>
-        <w:br/>
-      </w:r>
-      <w:r>
-        <w:rPr>
-          <w:rStyle w:val="VerbatimChar"/>
-        </w:rPr>
-        <w:t xml:space="preserve">demo2-8d894f964-4vv4m   uid 2125afc0-...   10.42.0.15   RESTARTS 1</w:t>
-      </w:r>
-      <w:r>
-        <w:br/>
-      </w:r>
-      <w:r>
-        <w:rPr>
-          <w:rStyle w:val="VerbatimChar"/>
-        </w:rPr>
-        <w:t xml:space="preserve">demo2-8d894f964-4vv4m   uid 2125afc0-...   10.42.0.15   RESTARTS 2</w:t>
-      </w:r>
-    </w:p>
-    <w:p>
-      <w:pPr>
-        <w:pStyle w:val="FirstParagraph"/>
-      </w:pPr>
-      <w:r>
-        <w:t xml:space="preserve">Same pod name, same UID, same IP throughout — only</w:t>
-      </w:r>
-      <w:r>
-        <w:t xml:space="preserve"> </w:t>
-      </w:r>
-      <w:r>
-        <w:rPr>
-          <w:rStyle w:val="VerbatimChar"/>
-        </w:rPr>
-        <w:t xml:space="preserve">RESTARTS</w:t>
-      </w:r>
-      <w:r>
-        <w:t xml:space="preserve"> </w:t>
-      </w:r>
-      <w:r>
-        <w:t xml:space="preserve">climbs. The container ID changed each</w:t>
-      </w:r>
-      <w:r>
-        <w:t xml:space="preserve"> </w:t>
-      </w:r>
-      <w:r>
-        <w:t xml:space="preserve">cycle, so it genuinely was a new container every time.</w:t>
-      </w:r>
-      <w:r>
-        <w:t xml:space="preserve"> </w:t>
-      </w:r>
-      <w:r>
-        <w:rPr>
-          <w:b/>
-          <w:bCs/>
-        </w:rPr>
-        <w:t xml:space="preserve">The pod never died.</w:t>
-      </w:r>
-    </w:p>
-    <w:p>
-      <w:pPr>
-        <w:pStyle w:val="BodyText"/>
-      </w:pPr>
-      <w:r>
-        <w:rPr>
-          <w:b/>
-          <w:bCs/>
-        </w:rPr>
-        <w:t xml:space="preserve">The herd dies — a new herd is born.</w:t>
-      </w:r>
-      <w:r>
-        <w:t xml:space="preserve"> </w:t>
-      </w:r>
-      <w:r>
-        <w:t xml:space="preserve">The pod is deleted, evicted, or the node it was on is lost.</w:t>
-      </w:r>
-      <w:r>
-        <w:t xml:space="preserve"> </w:t>
-      </w:r>
-      <w:r>
-        <w:t xml:space="preserve">Nothing is preserved:</w:t>
-      </w:r>
-    </w:p>
-    <w:p>
-      <w:pPr>
-        <w:pStyle w:val="SourceCode"/>
-      </w:pPr>
-      <w:r>
-        <w:rPr>
-          <w:rStyle w:val="VerbatimChar"/>
-        </w:rPr>
-        <w:t xml:space="preserve">demo-7c6d4f4799-m5hvt   uid 1fa44916-...   10.42.0.13    ← before</w:t>
-      </w:r>
-      <w:r>
-        <w:br/>
-      </w:r>
-      <w:r>
-        <w:rPr>
-          <w:rStyle w:val="VerbatimChar"/>
-        </w:rPr>
-        <w:t xml:space="preserve">demo-7c6d4f4799-4gsfn   uid 9bf0944b-...   10.42.0.14    ← after</w:t>
-      </w:r>
-    </w:p>
-    <w:p>
-      <w:pPr>
-        <w:pStyle w:val="FirstParagraph"/>
-      </w:pPr>
-      <w:r>
-        <w:t xml:space="preserve">New name, new UID, new IP, restart counter back to zero.</w:t>
-      </w:r>
-      <w:r>
-        <w:t xml:space="preserve"> </w:t>
-      </w:r>
-      <w:r>
-        <w:rPr>
-          <w:b/>
-          <w:bCs/>
-        </w:rPr>
-        <w:t xml:space="preserve">Pods are never relocated, restored, or</w:t>
-      </w:r>
-      <w:r>
-        <w:rPr>
-          <w:b/>
-          <w:bCs/>
-        </w:rPr>
-        <w:t xml:space="preserve"> </w:t>
-      </w:r>
-      <w:r>
-        <w:rPr>
-          <w:b/>
-          <w:bCs/>
-        </w:rPr>
-        <w:t xml:space="preserve">resumed. They are replaced.</w:t>
-      </w:r>
-      <w:r>
-        <w:t xml:space="preserve"> </w:t>
-      </w:r>
-      <w:r>
-        <w:t xml:space="preserve">Nothing teleports.</w:t>
-      </w:r>
-    </w:p>
-    <w:p>
-      <w:pPr>
-        <w:pStyle w:val="BodyText"/>
-      </w:pPr>
-      <w:r>
-        <w:rPr>
-          <w:b/>
-          <w:bCs/>
-        </w:rPr>
-        <w:t xml:space="preserve">Why this matters in practice.</w:t>
-      </w:r>
-      <w:r>
-        <w:t xml:space="preserve"> </w:t>
-      </w:r>
-      <w:r>
-        <w:t xml:space="preserve">A climbing</w:t>
-      </w:r>
-      <w:r>
-        <w:t xml:space="preserve"> </w:t>
-      </w:r>
-      <w:r>
-        <w:rPr>
-          <w:rStyle w:val="VerbatimChar"/>
-        </w:rPr>
-        <w:t xml:space="preserve">RESTARTS</w:t>
-      </w:r>
-      <w:r>
-        <w:t xml:space="preserve"> </w:t>
-      </w:r>
-      <w:r>
-        <w:t xml:space="preserve">count means your</w:t>
-      </w:r>
-      <w:r>
-        <w:t xml:space="preserve"> </w:t>
-      </w:r>
-      <w:r>
-        <w:rPr>
-          <w:i/>
-          <w:iCs/>
-        </w:rPr>
-        <w:t xml:space="preserve">application</w:t>
-      </w:r>
-      <w:r>
-        <w:t xml:space="preserve"> </w:t>
-      </w:r>
-      <w:r>
-        <w:t xml:space="preserve">is crashing</w:t>
-      </w:r>
-      <w:r>
-        <w:t xml:space="preserve"> </w:t>
-      </w:r>
-      <w:r>
-        <w:t xml:space="preserve">while the pod is perfectly healthy — investigate with</w:t>
-      </w:r>
-      <w:r>
-        <w:t xml:space="preserve"> </w:t>
-      </w:r>
-      <w:r>
-        <w:rPr>
-          <w:rStyle w:val="VerbatimChar"/>
-        </w:rPr>
-        <w:t xml:space="preserve">kubectl logs &lt;pod&gt; --previous</w:t>
-      </w:r>
-      <w:r>
-        <w:t xml:space="preserve">, which shows</w:t>
-      </w:r>
-      <w:r>
-        <w:t xml:space="preserve"> </w:t>
-      </w:r>
-      <w:r>
-        <w:t xml:space="preserve">the output of the container that died. A</w:t>
-      </w:r>
-      <w:r>
-        <w:t xml:space="preserve"> </w:t>
-      </w:r>
-      <w:r>
-        <w:rPr>
-          <w:i/>
-          <w:iCs/>
-        </w:rPr>
-        <w:t xml:space="preserve">changing pod name</w:t>
-      </w:r>
-      <w:r>
-        <w:t xml:space="preserve"> </w:t>
-      </w:r>
-      <w:r>
-        <w:t xml:space="preserve">means something replaced the pod</w:t>
-      </w:r>
-      <w:r>
-        <w:t xml:space="preserve"> </w:t>
-      </w:r>
-      <w:r>
-        <w:t xml:space="preserve">entirely: an eviction, node pressure, or a rollout — investigate with</w:t>
-      </w:r>
-      <w:r>
-        <w:t xml:space="preserve"> </w:t>
-      </w:r>
-      <w:r>
-        <w:rPr>
-          <w:rStyle w:val="VerbatimChar"/>
-        </w:rPr>
-        <w:t xml:space="preserve">kubectl describe</w:t>
-      </w:r>
-      <w:r>
-        <w:t xml:space="preserve"> </w:t>
-      </w:r>
-      <w:r>
-        <w:t xml:space="preserve">and</w:t>
-      </w:r>
-      <w:r>
-        <w:t xml:space="preserve"> </w:t>
-      </w:r>
-      <w:r>
-        <w:rPr>
-          <w:rStyle w:val="VerbatimChar"/>
-        </w:rPr>
-        <w:t xml:space="preserve">kubectl get events</w:t>
-      </w:r>
-      <w:r>
-        <w:t xml:space="preserve">. Confusing the two costs hours.</w:t>
-      </w:r>
-    </w:p>
-    <w:bookmarkEnd w:id="16"/>
-    <w:bookmarkStart w:id="17" w:name="where-the-analogy-breaks-down"/>
-    <w:p>
-      <w:pPr>
-        <w:pStyle w:val="Heading3"/>
-      </w:pPr>
-      <w:r>
-        <w:t xml:space="preserve">Where the analogy breaks down</w:t>
-      </w:r>
-    </w:p>
-    <w:p>
-      <w:pPr>
-        <w:pStyle w:val="FirstParagraph"/>
-      </w:pPr>
-      <w:r>
-        <w:t xml:space="preserve">Every analogy leaks, and knowing exactly where yours leaks is what stops it producing a confidently</w:t>
-      </w:r>
-      <w:r>
-        <w:t xml:space="preserve"> </w:t>
-      </w:r>
-      <w:r>
-        <w:t xml:space="preserve">wrong answer under pressure.</w:t>
+        <w:t xml:space="preserve">A one-page summary buys clarity by leaving things out. These are the omissions that most often turn</w:t>
+      </w:r>
+      <w:r>
+        <w:t xml:space="preserve"> </w:t>
+      </w:r>
+      <w:r>
+        <w:t xml:space="preserve">into a confidently wrong answer under pressure, and each is picked up properly later in the chapter.</w:t>
       </w:r>
     </w:p>
     <w:p>
@@ -2313,19 +2001,31 @@
           <w:b/>
           <w:bCs/>
         </w:rPr>
-        <w:t xml:space="preserve">Herds are never driven to another field.</w:t>
-      </w:r>
-      <w:r>
-        <w:t xml:space="preserve"> </w:t>
-      </w:r>
-      <w:r>
-        <w:t xml:space="preserve">A real rancher can walk cattle from one field to the</w:t>
-      </w:r>
-      <w:r>
-        <w:t xml:space="preserve"> </w:t>
-      </w:r>
-      <w:r>
-        <w:t xml:space="preserve">next. Kubernetes cannot: a pod is never relocated. It is destroyed, and a</w:t>
+        <w:t xml:space="preserve">A pod is never moved.</w:t>
+      </w:r>
+      <w:r>
+        <w:t xml:space="preserve"> </w:t>
+      </w:r>
+      <w:r>
+        <w:t xml:space="preserve">“Kubernetes reschedules the work elsewhere”</w:t>
+      </w:r>
+      <w:r>
+        <w:t xml:space="preserve"> </w:t>
+      </w:r>
+      <w:r>
+        <w:t xml:space="preserve">is how everyone describes a</w:t>
+      </w:r>
+      <w:r>
+        <w:t xml:space="preserve"> </w:t>
+      </w:r>
+      <w:r>
+        <w:t xml:space="preserve">node failure, and it is misleading. The pod is not relocated, migrated or resumed — it is</w:t>
+      </w:r>
+      <w:r>
+        <w:t xml:space="preserve"> </w:t>
+      </w:r>
+      <w:r>
+        <w:t xml:space="preserve">destroyed, and a</w:t>
       </w:r>
       <w:r>
         <w:t xml:space="preserve"> </w:t>
@@ -2335,19 +2035,19 @@
           <w:i/>
           <w:iCs/>
         </w:rPr>
-        <w:t xml:space="preserve">new</w:t>
-      </w:r>
-      <w:r>
-        <w:t xml:space="preserve"> </w:t>
-      </w:r>
-      <w:r>
-        <w:t xml:space="preserve">pod — new name,</w:t>
-      </w:r>
-      <w:r>
-        <w:t xml:space="preserve"> </w:t>
-      </w:r>
-      <w:r>
-        <w:t xml:space="preserve">new ear tag — is created, possibly on a different node. Cattle get replaced, not moved.</w:t>
+        <w:t xml:space="preserve">different</w:t>
+      </w:r>
+      <w:r>
+        <w:t xml:space="preserve"> </w:t>
+      </w:r>
+      <w:r>
+        <w:t xml:space="preserve">pod with a new name, new UID and new IP is created, possibly on</w:t>
+      </w:r>
+      <w:r>
+        <w:t xml:space="preserve"> </w:t>
+      </w:r>
+      <w:r>
+        <w:t xml:space="preserve">another node. There is no live migration anywhere in Kubernetes.</w:t>
       </w:r>
     </w:p>
     <w:p>
@@ -2363,37 +2063,37 @@
           <w:b/>
           <w:bCs/>
         </w:rPr>
-        <w:t xml:space="preserve">Cattle are not actually reborn.</w:t>
-      </w:r>
-      <w:r>
-        <w:t xml:space="preserve"> </w:t>
-      </w:r>
-      <w:r>
-        <w:t xml:space="preserve">“A new cow is born into the herd”</w:t>
-      </w:r>
-      <w:r>
-        <w:t xml:space="preserve"> </w:t>
-      </w:r>
-      <w:r>
-        <w:t xml:space="preserve">is doing some work above. In</w:t>
-      </w:r>
-      <w:r>
-        <w:t xml:space="preserve"> </w:t>
-      </w:r>
-      <w:r>
-        <w:t xml:space="preserve">reality the container image is simply run again from scratch: a fresh, identical animal with no</w:t>
-      </w:r>
-      <w:r>
-        <w:t xml:space="preserve"> </w:t>
-      </w:r>
-      <w:r>
-        <w:t xml:space="preserve">memory of the last one. Anything written inside the container’s own filesystem is gone. Only a</w:t>
-      </w:r>
-      <w:r>
-        <w:t xml:space="preserve"> </w:t>
-      </w:r>
-      <w:r>
-        <w:t xml:space="preserve">mounted volume survives.</w:t>
+        <w:t xml:space="preserve">A restarted container is not a resumed one.</w:t>
+      </w:r>
+      <w:r>
+        <w:t xml:space="preserve"> </w:t>
+      </w:r>
+      <w:r>
+        <w:t xml:space="preserve">The image is run again from scratch, with no</w:t>
+      </w:r>
+      <w:r>
+        <w:t xml:space="preserve"> </w:t>
+      </w:r>
+      <w:r>
+        <w:t xml:space="preserve">memory of the previous run. Anything written to the container’s own filesystem is gone; only a</w:t>
+      </w:r>
+      <w:r>
+        <w:t xml:space="preserve"> </w:t>
+      </w:r>
+      <w:r>
+        <w:t xml:space="preserve">mounted volume survives. A container that</w:t>
+      </w:r>
+      <w:r>
+        <w:t xml:space="preserve"> </w:t>
+      </w:r>
+      <w:r>
+        <w:t xml:space="preserve">“restarted successfully”</w:t>
+      </w:r>
+      <w:r>
+        <w:t xml:space="preserve"> </w:t>
+      </w:r>
+      <w:r>
+        <w:t xml:space="preserve">may have lost state.</w:t>
       </w:r>
     </w:p>
     <w:p>
@@ -2409,31 +2109,56 @@
           <w:b/>
           <w:bCs/>
         </w:rPr>
-        <w:t xml:space="preserve">Cows in a herd don’t share a stomach.</w:t>
-      </w:r>
-      <w:r>
-        <w:t xml:space="preserve"> </w:t>
-      </w:r>
-      <w:r>
-        <w:t xml:space="preserve">Containers in a pod share a network address and can</w:t>
-      </w:r>
-      <w:r>
-        <w:t xml:space="preserve"> </w:t>
-      </w:r>
-      <w:r>
-        <w:t xml:space="preserve">share volumes, but each has its own filesystem and its own processes. The sharing is narrower than</w:t>
-      </w:r>
-      <w:r>
-        <w:t xml:space="preserve"> </w:t>
-      </w:r>
-      <w:r>
-        <w:t xml:space="preserve">“same herd”</w:t>
-      </w:r>
-      <w:r>
-        <w:t xml:space="preserve"> </w:t>
-      </w:r>
-      <w:r>
-        <w:t xml:space="preserve">suggests.</w:t>
+        <w:t xml:space="preserve">Containers in a pod share less than you would think.</w:t>
+      </w:r>
+      <w:r>
+        <w:t xml:space="preserve"> </w:t>
+      </w:r>
+      <w:r>
+        <w:t xml:space="preserve">They share a network namespace — so they</w:t>
+      </w:r>
+      <w:r>
+        <w:t xml:space="preserve"> </w:t>
+      </w:r>
+      <w:r>
+        <w:t xml:space="preserve">reach each other on</w:t>
+      </w:r>
+      <w:r>
+        <w:t xml:space="preserve"> </w:t>
+      </w:r>
+      <w:r>
+        <w:rPr>
+          <w:rStyle w:val="VerbatimChar"/>
+        </w:rPr>
+        <w:t xml:space="preserve">localhost</w:t>
+      </w:r>
+      <w:r>
+        <w:t xml:space="preserve"> </w:t>
+      </w:r>
+      <w:r>
+        <w:t xml:space="preserve">— and can share mounted volumes. They do</w:t>
+      </w:r>
+      <w:r>
+        <w:t xml:space="preserve"> </w:t>
+      </w:r>
+      <w:r>
+        <w:rPr>
+          <w:b/>
+          <w:bCs/>
+        </w:rPr>
+        <w:t xml:space="preserve">not</w:t>
+      </w:r>
+      <w:r>
+        <w:t xml:space="preserve"> </w:t>
+      </w:r>
+      <w:r>
+        <w:t xml:space="preserve">share a</w:t>
+      </w:r>
+      <w:r>
+        <w:t xml:space="preserve"> </w:t>
+      </w:r>
+      <w:r>
+        <w:t xml:space="preserve">filesystem or a process namespace by default. Each has its own root filesystem and its own PID 1.</w:t>
       </w:r>
     </w:p>
     <w:p>
@@ -2449,41 +2174,25 @@
           <w:b/>
           <w:bCs/>
         </w:rPr>
-        <w:t xml:space="preserve">The barn doesn’t do the directing.</w:t>
-      </w:r>
-      <w:r>
-        <w:t xml:space="preserve"> </w:t>
-      </w:r>
-      <w:r>
-        <w:t xml:space="preserve">The manager keeps the barn’s</w:t>
-      </w:r>
-      <w:r>
-        <w:t xml:space="preserve"> </w:t>
-      </w:r>
-      <w:r>
-        <w:rPr>
-          <w:i/>
-          <w:iCs/>
-        </w:rPr>
-        <w:t xml:space="preserve">sign</w:t>
-      </w:r>
-      <w:r>
-        <w:t xml:space="preserve"> </w:t>
-      </w:r>
-      <w:r>
-        <w:t xml:space="preserve">accurate, but the</w:t>
-      </w:r>
-      <w:r>
-        <w:t xml:space="preserve"> </w:t>
-      </w:r>
-      <w:r>
-        <w:t xml:space="preserve">actual redirection of each caller happens automatically in the plumbing — iptables rules, not a</w:t>
-      </w:r>
-      <w:r>
-        <w:t xml:space="preserve"> </w:t>
-      </w:r>
-      <w:r>
-        <w:t xml:space="preserve">person pointing. See section 5.</w:t>
+        <w:t xml:space="preserve">The Service does not route anything.</w:t>
+      </w:r>
+      <w:r>
+        <w:t xml:space="preserve"> </w:t>
+      </w:r>
+      <w:r>
+        <w:t xml:space="preserve">It is a record, not a proxy. The control plane keeps its</w:t>
+      </w:r>
+      <w:r>
+        <w:t xml:space="preserve"> </w:t>
+      </w:r>
+      <w:r>
+        <w:t xml:space="preserve">list of healthy pod IPs accurate, and the actual redirection happens in kernel packet-filtering</w:t>
+      </w:r>
+      <w:r>
+        <w:t xml:space="preserve"> </w:t>
+      </w:r>
+      <w:r>
+        <w:t xml:space="preserve">rules on each node. Nothing is listening on a Service IP, which is why you cannot ping one (§5).</w:t>
       </w:r>
     </w:p>
     <w:p>
@@ -2499,13 +2208,13 @@
           <w:b/>
           <w:bCs/>
         </w:rPr>
-        <w:t xml:space="preserve">A trough can be dug into one specific field.</w:t>
-      </w:r>
-      <w:r>
-        <w:t xml:space="preserve"> </w:t>
-      </w:r>
-      <w:r>
-        <w:t xml:space="preserve">This is the storage limitation in section 6: with</w:t>
+        <w:t xml:space="preserve">A volume can be pinned to one specific node.</w:t>
+      </w:r>
+      <w:r>
+        <w:t xml:space="preserve"> </w:t>
+      </w:r>
+      <w:r>
+        <w:t xml:space="preserve">With</w:t>
       </w:r>
       <w:r>
         <w:t xml:space="preserve"> </w:t>
@@ -2517,19 +2226,40 @@
         <w:t xml:space="preserve">local-path</w:t>
       </w:r>
       <w:r>
-        <w:t xml:space="preserve">, a herd’s water exists only in the field where it was first dug. If that field is</w:t>
-      </w:r>
-      <w:r>
-        <w:t xml:space="preserve"> </w:t>
-      </w:r>
-      <w:r>
-        <w:t xml:space="preserve">lost, the replacement herd isn’t sent elsewhere — it waits at the gate forever, because the only</w:t>
-      </w:r>
-      <w:r>
-        <w:t xml:space="preserve"> </w:t>
-      </w:r>
-      <w:r>
-        <w:t xml:space="preserve">field it’s allowed to graze is gone.</w:t>
+        <w:t xml:space="preserve">, the default storage in this</w:t>
+      </w:r>
+      <w:r>
+        <w:t xml:space="preserve"> </w:t>
+      </w:r>
+      <w:r>
+        <w:t xml:space="preserve">cluster, a volume is a directory on the node where it was first created. Lose that node and the</w:t>
+      </w:r>
+      <w:r>
+        <w:t xml:space="preserve"> </w:t>
+      </w:r>
+      <w:r>
+        <w:t xml:space="preserve">replacement pod is not scheduled elsewhere — it stays</w:t>
+      </w:r>
+      <w:r>
+        <w:t xml:space="preserve"> </w:t>
+      </w:r>
+      <w:r>
+        <w:rPr>
+          <w:rStyle w:val="VerbatimChar"/>
+        </w:rPr>
+        <w:t xml:space="preserve">Pending</w:t>
+      </w:r>
+      <w:r>
+        <w:t xml:space="preserve"> </w:t>
+      </w:r>
+      <w:r>
+        <w:t xml:space="preserve">indefinitely, because the only</w:t>
+      </w:r>
+      <w:r>
+        <w:t xml:space="preserve"> </w:t>
+      </w:r>
+      <w:r>
+        <w:t xml:space="preserve">node it is permitted to run on is gone (§6).</w:t>
       </w:r>
     </w:p>
     <w:p>
@@ -2539,9 +2269,9 @@
         </w:pict>
       </w:r>
     </w:p>
+    <w:bookmarkEnd w:id="16"/>
     <w:bookmarkEnd w:id="17"/>
-    <w:bookmarkEnd w:id="18"/>
-    <w:bookmarkStart w:id="19" w:name="what-is-k3s-and-why-did-we-use-it"/>
+    <w:bookmarkStart w:id="18" w:name="what-is-k3s-and-why-did-we-use-it"/>
     <w:p>
       <w:pPr>
         <w:pStyle w:val="Heading2"/>
@@ -2669,8 +2399,8 @@
         </w:pict>
       </w:r>
     </w:p>
-    <w:bookmarkEnd w:id="19"/>
-    <w:bookmarkStart w:id="21" w:name="a.-the-install-command-piece-by-piece"/>
+    <w:bookmarkEnd w:id="18"/>
+    <w:bookmarkStart w:id="20" w:name="a.-the-install-command-piece-by-piece"/>
     <w:p>
       <w:pPr>
         <w:pStyle w:val="Heading2"/>
@@ -3202,7 +2932,7 @@
         </w:tc>
       </w:tr>
     </w:tbl>
-    <w:bookmarkStart w:id="20" w:name="the-three-parts-worth-dwelling-on"/>
+    <w:bookmarkStart w:id="19" w:name="the-three-parts-worth-dwelling-on"/>
     <w:p>
       <w:pPr>
         <w:pStyle w:val="Heading3"/>
@@ -3704,9 +3434,9 @@
         </w:pict>
       </w:r>
     </w:p>
+    <w:bookmarkEnd w:id="19"/>
     <w:bookmarkEnd w:id="20"/>
-    <w:bookmarkEnd w:id="21"/>
-    <w:bookmarkStart w:id="22" w:name="Xa24dc1c84c79fd07214a84e441e1d228a7fc6d5"/>
+    <w:bookmarkStart w:id="21" w:name="Xa24dc1c84c79fd07214a84e441e1d228a7fc6d5"/>
     <w:p>
       <w:pPr>
         <w:pStyle w:val="Heading2"/>
@@ -4519,8 +4249,8 @@
         </w:pict>
       </w:r>
     </w:p>
-    <w:bookmarkEnd w:id="22"/>
-    <w:bookmarkStart w:id="23" w:name="c.-making-kubectl-work-without-sudo"/>
+    <w:bookmarkEnd w:id="21"/>
+    <w:bookmarkStart w:id="22" w:name="c.-making-kubectl-work-without-sudo"/>
     <w:p>
       <w:pPr>
         <w:pStyle w:val="Heading2"/>
@@ -5147,8 +4877,8 @@
         </w:pict>
       </w:r>
     </w:p>
-    <w:bookmarkEnd w:id="23"/>
-    <w:bookmarkStart w:id="24" w:name="d.-confirming-it-worked"/>
+    <w:bookmarkEnd w:id="22"/>
+    <w:bookmarkStart w:id="23" w:name="d.-confirming-it-worked"/>
     <w:p>
       <w:pPr>
         <w:pStyle w:val="Heading2"/>
@@ -5313,8 +5043,8 @@
         </w:pict>
       </w:r>
     </w:p>
-    <w:bookmarkEnd w:id="24"/>
-    <w:bookmarkStart w:id="27" w:name="what-is-now-running-on-the-machine"/>
+    <w:bookmarkEnd w:id="23"/>
+    <w:bookmarkStart w:id="26" w:name="what-is-now-running-on-the-machine"/>
     <w:p>
       <w:pPr>
         <w:pStyle w:val="Heading2"/>
@@ -6285,7 +6015,7 @@
         <w:t xml:space="preserve">list, inspect, and delete.</w:t>
       </w:r>
     </w:p>
-    <w:bookmarkStart w:id="25" w:name="X5be5ea792de9f5494885d874b398f546a7256c5"/>
+    <w:bookmarkStart w:id="24" w:name="X5be5ea792de9f5494885d874b398f546a7256c5"/>
     <w:p>
       <w:pPr>
         <w:pStyle w:val="Heading3"/>
@@ -6806,8 +6536,8 @@
         <w:t xml:space="preserve">etcd, and that point survives the correction. Made-up numbers do not.</w:t>
       </w:r>
     </w:p>
-    <w:bookmarkEnd w:id="25"/>
-    <w:bookmarkStart w:id="26" w:name="X3f0e7ba9bf00e1f5c8e70186c4627e1190474f7"/>
+    <w:bookmarkEnd w:id="24"/>
+    <w:bookmarkStart w:id="25" w:name="X3f0e7ba9bf00e1f5c8e70186c4627e1190474f7"/>
     <w:p>
       <w:pPr>
         <w:pStyle w:val="Heading3"/>
@@ -7065,9 +6795,9 @@
         </w:pict>
       </w:r>
     </w:p>
+    <w:bookmarkEnd w:id="25"/>
     <w:bookmarkEnd w:id="26"/>
-    <w:bookmarkEnd w:id="27"/>
-    <w:bookmarkStart w:id="35" w:name="the-three-networks"/>
+    <w:bookmarkStart w:id="34" w:name="the-three-networks"/>
     <w:p>
       <w:pPr>
         <w:pStyle w:val="Heading2"/>
@@ -7099,18 +6829,18 @@
           <wp:inline>
             <wp:extent cx="6355080" cy="7675710"/>
             <wp:effectExtent b="0" l="0" r="0" t="0"/>
-            <wp:docPr descr="Figure 2 — the three networks, and how a Service finds Pods" title="" id="29" name="Picture"/>
+            <wp:docPr descr="Figure 2 — the three networks, and how a Service finds Pods" title="" id="28" name="Picture"/>
             <a:graphic>
               <a:graphicData uri="http://schemas.openxmlformats.org/drawingml/2006/picture">
                 <pic:pic>
                   <pic:nvPicPr>
-                    <pic:cNvPr descr="images/ch01_fig2_networking.png" id="30" name="Picture"/>
+                    <pic:cNvPr descr="images/ch01_fig2_networking.png" id="29" name="Picture"/>
                     <pic:cNvPicPr>
                       <a:picLocks noChangeArrowheads="1" noChangeAspect="1"/>
                     </pic:cNvPicPr>
                   </pic:nvPicPr>
                   <pic:blipFill>
-                    <a:blip r:embed="rId28"/>
+                    <a:blip r:embed="rId27"/>
                     <a:stretch>
                       <a:fillRect/>
                     </a:stretch>
@@ -7287,7 +7017,7 @@
         <w:t xml:space="preserve">IPs behind it.</w:t>
       </w:r>
     </w:p>
-    <w:bookmarkStart w:id="31" w:name="how-a-connection-actually-works"/>
+    <w:bookmarkStart w:id="30" w:name="how-a-connection-actually-works"/>
     <w:p>
       <w:pPr>
         <w:pStyle w:val="Heading3"/>
@@ -7437,8 +7167,8 @@
         <w:t xml:space="preserve">producer, and your consumer will all find each other in later chapters.</w:t>
       </w:r>
     </w:p>
-    <w:bookmarkEnd w:id="31"/>
-    <w:bookmarkStart w:id="32" w:name="the-missing-link-endpointslice"/>
+    <w:bookmarkEnd w:id="30"/>
+    <w:bookmarkStart w:id="31" w:name="the-missing-link-endpointslice"/>
     <w:p>
       <w:pPr>
         <w:pStyle w:val="Heading3"/>
@@ -7639,96 +7369,96 @@
         <w:t xml:space="preserve">“whichever pods currently carry that label.”</w:t>
       </w:r>
     </w:p>
+    <w:bookmarkEnd w:id="31"/>
+    <w:bookmarkStart w:id="32" w:name="the-dnat-is-invisible-to-the-client"/>
+    <w:p>
+      <w:pPr>
+        <w:pStyle w:val="Heading3"/>
+      </w:pPr>
+      <w:r>
+        <w:t xml:space="preserve">The DNAT is invisible to the client</w:t>
+      </w:r>
+    </w:p>
+    <w:p>
+      <w:pPr>
+        <w:pStyle w:val="FirstParagraph"/>
+      </w:pPr>
+      <w:r>
+        <w:t xml:space="preserve">A useful thing to have proven to yourself: the client never learns which pod served it. Asking</w:t>
+      </w:r>
+      <w:r>
+        <w:t xml:space="preserve"> </w:t>
+      </w:r>
+      <w:r>
+        <w:rPr>
+          <w:rStyle w:val="VerbatimChar"/>
+        </w:rPr>
+        <w:t xml:space="preserve">curl</w:t>
+      </w:r>
+      <w:r>
+        <w:t xml:space="preserve"> </w:t>
+      </w:r>
+      <w:r>
+        <w:t xml:space="preserve">to report the address it connected to, six times against a three-pod Service, returns the</w:t>
+      </w:r>
+      <w:r>
+        <w:t xml:space="preserve"> </w:t>
+      </w:r>
+      <w:r>
+        <w:t xml:space="preserve">same answer every time:</w:t>
+      </w:r>
+    </w:p>
+    <w:p>
+      <w:pPr>
+        <w:pStyle w:val="SourceCode"/>
+      </w:pPr>
+      <w:r>
+        <w:rPr>
+          <w:rStyle w:val="VerbatimChar"/>
+        </w:rPr>
+        <w:t xml:space="preserve">$ curl -w "%{remote_ip}" http://web     10.43.83.136</w:t>
+      </w:r>
+      <w:r>
+        <w:br/>
+      </w:r>
+      <w:r>
+        <w:rPr>
+          <w:rStyle w:val="VerbatimChar"/>
+        </w:rPr>
+        <w:t xml:space="preserve">                                        10.43.83.136</w:t>
+      </w:r>
+      <w:r>
+        <w:br/>
+      </w:r>
+      <w:r>
+        <w:rPr>
+          <w:rStyle w:val="VerbatimChar"/>
+        </w:rPr>
+        <w:t xml:space="preserve">                                        10.43.83.136   ← the ClusterIP, never a pod IP</w:t>
+      </w:r>
+    </w:p>
+    <w:p>
+      <w:pPr>
+        <w:pStyle w:val="FirstParagraph"/>
+      </w:pPr>
+      <w:r>
+        <w:t xml:space="preserve">Meanwhile the pods’ own access logs showed 4, 3 and 5 requests. Load balancing was working; it is</w:t>
+      </w:r>
+      <w:r>
+        <w:t xml:space="preserve"> </w:t>
+      </w:r>
+      <w:r>
+        <w:t xml:space="preserve">just that conntrack rewrites the replies so they appear to come from the virtual IP. The abstraction</w:t>
+      </w:r>
+      <w:r>
+        <w:t xml:space="preserve"> </w:t>
+      </w:r>
+      <w:r>
+        <w:t xml:space="preserve">does not leak, which is exactly what makes it safe to build on.</w:t>
+      </w:r>
+    </w:p>
     <w:bookmarkEnd w:id="32"/>
-    <w:bookmarkStart w:id="33" w:name="the-dnat-is-invisible-to-the-client"/>
-    <w:p>
-      <w:pPr>
-        <w:pStyle w:val="Heading3"/>
-      </w:pPr>
-      <w:r>
-        <w:t xml:space="preserve">The DNAT is invisible to the client</w:t>
-      </w:r>
-    </w:p>
-    <w:p>
-      <w:pPr>
-        <w:pStyle w:val="FirstParagraph"/>
-      </w:pPr>
-      <w:r>
-        <w:t xml:space="preserve">A useful thing to have proven to yourself: the client never learns which pod served it. Asking</w:t>
-      </w:r>
-      <w:r>
-        <w:t xml:space="preserve"> </w:t>
-      </w:r>
-      <w:r>
-        <w:rPr>
-          <w:rStyle w:val="VerbatimChar"/>
-        </w:rPr>
-        <w:t xml:space="preserve">curl</w:t>
-      </w:r>
-      <w:r>
-        <w:t xml:space="preserve"> </w:t>
-      </w:r>
-      <w:r>
-        <w:t xml:space="preserve">to report the address it connected to, six times against a three-pod Service, returns the</w:t>
-      </w:r>
-      <w:r>
-        <w:t xml:space="preserve"> </w:t>
-      </w:r>
-      <w:r>
-        <w:t xml:space="preserve">same answer every time:</w:t>
-      </w:r>
-    </w:p>
-    <w:p>
-      <w:pPr>
-        <w:pStyle w:val="SourceCode"/>
-      </w:pPr>
-      <w:r>
-        <w:rPr>
-          <w:rStyle w:val="VerbatimChar"/>
-        </w:rPr>
-        <w:t xml:space="preserve">$ curl -w "%{remote_ip}" http://web     10.43.83.136</w:t>
-      </w:r>
-      <w:r>
-        <w:br/>
-      </w:r>
-      <w:r>
-        <w:rPr>
-          <w:rStyle w:val="VerbatimChar"/>
-        </w:rPr>
-        <w:t xml:space="preserve">                                        10.43.83.136</w:t>
-      </w:r>
-      <w:r>
-        <w:br/>
-      </w:r>
-      <w:r>
-        <w:rPr>
-          <w:rStyle w:val="VerbatimChar"/>
-        </w:rPr>
-        <w:t xml:space="preserve">                                        10.43.83.136   ← the ClusterIP, never a pod IP</w:t>
-      </w:r>
-    </w:p>
-    <w:p>
-      <w:pPr>
-        <w:pStyle w:val="FirstParagraph"/>
-      </w:pPr>
-      <w:r>
-        <w:t xml:space="preserve">Meanwhile the pods’ own access logs showed 4, 3 and 5 requests. Load balancing was working; it is</w:t>
-      </w:r>
-      <w:r>
-        <w:t xml:space="preserve"> </w:t>
-      </w:r>
-      <w:r>
-        <w:t xml:space="preserve">just that conntrack rewrites the replies so they appear to come from the virtual IP. The abstraction</w:t>
-      </w:r>
-      <w:r>
-        <w:t xml:space="preserve"> </w:t>
-      </w:r>
-      <w:r>
-        <w:t xml:space="preserve">does not leak, which is exactly what makes it safe to build on.</w:t>
-      </w:r>
-    </w:p>
-    <w:bookmarkEnd w:id="33"/>
-    <w:bookmarkStart w:id="34" w:name="it-balances-connections-not-requests"/>
+    <w:bookmarkStart w:id="33" w:name="it-balances-connections-not-requests"/>
     <w:p>
       <w:pPr>
         <w:pStyle w:val="Heading3"/>
@@ -7915,13 +7645,13 @@
         <w:t xml:space="preserve"> </w:t>
       </w:r>
       <w:r>
-        <w:t xml:space="preserve">pod IPs are cattle, Service names are the stable address you build against —</w:t>
-      </w:r>
-      <w:r>
-        <w:t xml:space="preserve"> </w:t>
-      </w:r>
-      <w:r>
-        <w:t xml:space="preserve">and Services balance connections, not requests.</w:t>
+        <w:t xml:space="preserve">pod IPs are disposable, Service names are the stable address you build against</w:t>
+      </w:r>
+      <w:r>
+        <w:t xml:space="preserve"> </w:t>
+      </w:r>
+      <w:r>
+        <w:t xml:space="preserve">— and Services balance connections, not requests.</w:t>
       </w:r>
     </w:p>
     <w:p>
@@ -7931,9 +7661,9 @@
         </w:pict>
       </w:r>
     </w:p>
+    <w:bookmarkEnd w:id="33"/>
     <w:bookmarkEnd w:id="34"/>
-    <w:bookmarkEnd w:id="35"/>
-    <w:bookmarkStart w:id="40" w:name="storage-and-an-honest-limitation"/>
+    <w:bookmarkStart w:id="39" w:name="storage-and-an-honest-limitation"/>
     <w:p>
       <w:pPr>
         <w:pStyle w:val="Heading2"/>
@@ -8121,7 +7851,7 @@
         <w:t xml:space="preserve">is a decision you live with.</w:t>
       </w:r>
     </w:p>
-    <w:bookmarkStart w:id="36" w:name="a.-this-is-not-proxmox-storage"/>
+    <w:bookmarkStart w:id="35" w:name="a.-this-is-not-proxmox-storage"/>
     <w:p>
       <w:pPr>
         <w:pStyle w:val="Heading3"/>
@@ -8619,14 +8349,1208 @@
         <w:t xml:space="preserve">that makes the directory look like a disk to the pod.</w:t>
       </w:r>
     </w:p>
+    <w:bookmarkEnd w:id="35"/>
+    <w:bookmarkStart w:id="36" w:name="b.-watching-a-volume-get-created"/>
+    <w:p>
+      <w:pPr>
+        <w:pStyle w:val="Heading3"/>
+      </w:pPr>
+      <w:r>
+        <w:t xml:space="preserve">6b. Watching a volume get created</w:t>
+      </w:r>
+    </w:p>
+    <w:p>
+      <w:pPr>
+        <w:pStyle w:val="FirstParagraph"/>
+      </w:pPr>
+      <w:r>
+        <w:t xml:space="preserve">The lifecycle is easier to believe once you have driven it. Create a claim on its own first:</w:t>
+      </w:r>
+    </w:p>
+    <w:p>
+      <w:pPr>
+        <w:pStyle w:val="SourceCode"/>
+      </w:pPr>
+      <w:r>
+        <w:rPr>
+          <w:rStyle w:val="FunctionTok"/>
+        </w:rPr>
+        <w:t xml:space="preserve">apiVersion</w:t>
+      </w:r>
+      <w:r>
+        <w:rPr>
+          <w:rStyle w:val="KeywordTok"/>
+        </w:rPr>
+        <w:t xml:space="preserve">:</w:t>
+      </w:r>
+      <w:r>
+        <w:rPr>
+          <w:rStyle w:val="AttributeTok"/>
+        </w:rPr>
+        <w:t xml:space="preserve"> v1</w:t>
+      </w:r>
+      <w:r>
+        <w:br/>
+      </w:r>
+      <w:r>
+        <w:rPr>
+          <w:rStyle w:val="FunctionTok"/>
+        </w:rPr>
+        <w:t xml:space="preserve">kind</w:t>
+      </w:r>
+      <w:r>
+        <w:rPr>
+          <w:rStyle w:val="KeywordTok"/>
+        </w:rPr>
+        <w:t xml:space="preserve">:</w:t>
+      </w:r>
+      <w:r>
+        <w:rPr>
+          <w:rStyle w:val="AttributeTok"/>
+        </w:rPr>
+        <w:t xml:space="preserve"> PersistentVolumeClaim</w:t>
+      </w:r>
+      <w:r>
+        <w:br/>
+      </w:r>
+      <w:r>
+        <w:rPr>
+          <w:rStyle w:val="FunctionTok"/>
+        </w:rPr>
+        <w:t xml:space="preserve">metadata</w:t>
+      </w:r>
+      <w:r>
+        <w:rPr>
+          <w:rStyle w:val="KeywordTok"/>
+        </w:rPr>
+        <w:t xml:space="preserve">:</w:t>
+      </w:r>
+      <w:r>
+        <w:br/>
+      </w:r>
+      <w:r>
+        <w:rPr>
+          <w:rStyle w:val="AttributeTok"/>
+        </w:rPr>
+        <w:t xml:space="preserve">  </w:t>
+      </w:r>
+      <w:r>
+        <w:rPr>
+          <w:rStyle w:val="FunctionTok"/>
+        </w:rPr>
+        <w:t xml:space="preserve">name</w:t>
+      </w:r>
+      <w:r>
+        <w:rPr>
+          <w:rStyle w:val="KeywordTok"/>
+        </w:rPr>
+        <w:t xml:space="preserve">:</w:t>
+      </w:r>
+      <w:r>
+        <w:rPr>
+          <w:rStyle w:val="AttributeTok"/>
+        </w:rPr>
+        <w:t xml:space="preserve"> demo-data</w:t>
+      </w:r>
+      <w:r>
+        <w:br/>
+      </w:r>
+      <w:r>
+        <w:rPr>
+          <w:rStyle w:val="FunctionTok"/>
+        </w:rPr>
+        <w:t xml:space="preserve">spec</w:t>
+      </w:r>
+      <w:r>
+        <w:rPr>
+          <w:rStyle w:val="KeywordTok"/>
+        </w:rPr>
+        <w:t xml:space="preserve">:</w:t>
+      </w:r>
+      <w:r>
+        <w:br/>
+      </w:r>
+      <w:r>
+        <w:rPr>
+          <w:rStyle w:val="AttributeTok"/>
+        </w:rPr>
+        <w:t xml:space="preserve">  </w:t>
+      </w:r>
+      <w:r>
+        <w:rPr>
+          <w:rStyle w:val="FunctionTok"/>
+        </w:rPr>
+        <w:t xml:space="preserve">accessModes</w:t>
+      </w:r>
+      <w:r>
+        <w:rPr>
+          <w:rStyle w:val="KeywordTok"/>
+        </w:rPr>
+        <w:t xml:space="preserve">:</w:t>
+      </w:r>
+      <w:r>
+        <w:rPr>
+          <w:rStyle w:val="AttributeTok"/>
+        </w:rPr>
+        <w:t xml:space="preserve"> </w:t>
+      </w:r>
+      <w:r>
+        <w:rPr>
+          <w:rStyle w:val="KeywordTok"/>
+        </w:rPr>
+        <w:t xml:space="preserve">[</w:t>
+      </w:r>
+      <w:r>
+        <w:rPr>
+          <w:rStyle w:val="StringTok"/>
+        </w:rPr>
+        <w:t xml:space="preserve">"ReadWriteOnce"</w:t>
+      </w:r>
+      <w:r>
+        <w:rPr>
+          <w:rStyle w:val="KeywordTok"/>
+        </w:rPr>
+        <w:t xml:space="preserve">]</w:t>
+      </w:r>
+      <w:r>
+        <w:br/>
+      </w:r>
+      <w:r>
+        <w:rPr>
+          <w:rStyle w:val="AttributeTok"/>
+        </w:rPr>
+        <w:t xml:space="preserve">  </w:t>
+      </w:r>
+      <w:r>
+        <w:rPr>
+          <w:rStyle w:val="FunctionTok"/>
+        </w:rPr>
+        <w:t xml:space="preserve">resources</w:t>
+      </w:r>
+      <w:r>
+        <w:rPr>
+          <w:rStyle w:val="KeywordTok"/>
+        </w:rPr>
+        <w:t xml:space="preserve">:</w:t>
+      </w:r>
+      <w:r>
+        <w:br/>
+      </w:r>
+      <w:r>
+        <w:rPr>
+          <w:rStyle w:val="AttributeTok"/>
+        </w:rPr>
+        <w:t xml:space="preserve">    </w:t>
+      </w:r>
+      <w:r>
+        <w:rPr>
+          <w:rStyle w:val="FunctionTok"/>
+        </w:rPr>
+        <w:t xml:space="preserve">requests</w:t>
+      </w:r>
+      <w:r>
+        <w:rPr>
+          <w:rStyle w:val="KeywordTok"/>
+        </w:rPr>
+        <w:t xml:space="preserve">:</w:t>
+      </w:r>
+      <w:r>
+        <w:br/>
+      </w:r>
+      <w:r>
+        <w:rPr>
+          <w:rStyle w:val="AttributeTok"/>
+        </w:rPr>
+        <w:t xml:space="preserve">      </w:t>
+      </w:r>
+      <w:r>
+        <w:rPr>
+          <w:rStyle w:val="FunctionTok"/>
+        </w:rPr>
+        <w:t xml:space="preserve">storage</w:t>
+      </w:r>
+      <w:r>
+        <w:rPr>
+          <w:rStyle w:val="KeywordTok"/>
+        </w:rPr>
+        <w:t xml:space="preserve">:</w:t>
+      </w:r>
+      <w:r>
+        <w:rPr>
+          <w:rStyle w:val="AttributeTok"/>
+        </w:rPr>
+        <w:t xml:space="preserve"> 1Gi</w:t>
+      </w:r>
+    </w:p>
+    <w:p>
+      <w:pPr>
+        <w:pStyle w:val="SourceCode"/>
+      </w:pPr>
+      <w:r>
+        <w:rPr>
+          <w:rStyle w:val="ExtensionTok"/>
+        </w:rPr>
+        <w:t xml:space="preserve">kubectl</w:t>
+      </w:r>
+      <w:r>
+        <w:rPr>
+          <w:rStyle w:val="NormalTok"/>
+        </w:rPr>
+        <w:t xml:space="preserve"> apply </w:t>
+      </w:r>
+      <w:r>
+        <w:rPr>
+          <w:rStyle w:val="AttributeTok"/>
+        </w:rPr>
+        <w:t xml:space="preserve">-f</w:t>
+      </w:r>
+      <w:r>
+        <w:rPr>
+          <w:rStyle w:val="NormalTok"/>
+        </w:rPr>
+        <w:t xml:space="preserve"> pvc.yaml</w:t>
+      </w:r>
+      <w:r>
+        <w:br/>
+      </w:r>
+      <w:r>
+        <w:rPr>
+          <w:rStyle w:val="ExtensionTok"/>
+        </w:rPr>
+        <w:t xml:space="preserve">kubectl</w:t>
+      </w:r>
+      <w:r>
+        <w:rPr>
+          <w:rStyle w:val="NormalTok"/>
+        </w:rPr>
+        <w:t xml:space="preserve"> get pvc</w:t>
+      </w:r>
+      <w:r>
+        <w:br/>
+      </w:r>
+      <w:r>
+        <w:rPr>
+          <w:rStyle w:val="CommentTok"/>
+        </w:rPr>
+        <w:t xml:space="preserve"># demo-data   Pending</w:t>
+      </w:r>
+    </w:p>
+    <w:p>
+      <w:pPr>
+        <w:pStyle w:val="FirstParagraph"/>
+      </w:pPr>
+      <w:r>
+        <w:rPr>
+          <w:rStyle w:val="VerbatimChar"/>
+          <w:b/>
+          <w:bCs/>
+        </w:rPr>
+        <w:t xml:space="preserve">Pending</w:t>
+      </w:r>
+      <w:r>
+        <w:rPr>
+          <w:b/>
+          <w:bCs/>
+        </w:rPr>
+        <w:t xml:space="preserve"> </w:t>
+      </w:r>
+      <w:r>
+        <w:rPr>
+          <w:b/>
+          <w:bCs/>
+        </w:rPr>
+        <w:t xml:space="preserve">here is correct, not broken.</w:t>
+      </w:r>
+      <w:r>
+        <w:t xml:space="preserve"> </w:t>
+      </w:r>
+      <w:r>
+        <w:t xml:space="preserve">This is</w:t>
+      </w:r>
+      <w:r>
+        <w:t xml:space="preserve"> </w:t>
+      </w:r>
+      <w:r>
+        <w:rPr>
+          <w:rStyle w:val="VerbatimChar"/>
+        </w:rPr>
+        <w:t xml:space="preserve">WaitForFirstConsumer</w:t>
+      </w:r>
+      <w:r>
+        <w:t xml:space="preserve"> </w:t>
+      </w:r>
+      <w:r>
+        <w:t xml:space="preserve">doing its job: the</w:t>
+      </w:r>
+      <w:r>
+        <w:t xml:space="preserve"> </w:t>
+      </w:r>
+      <w:r>
+        <w:t xml:space="preserve">provisioner will not create anything until it knows which node the volume must live on, because a</w:t>
+      </w:r>
+      <w:r>
+        <w:t xml:space="preserve"> </w:t>
+      </w:r>
+      <w:r>
+        <w:t xml:space="preserve">node-local directory on the wrong machine is worse than no directory at all. Nothing exists on disk</w:t>
+      </w:r>
+      <w:r>
+        <w:t xml:space="preserve"> </w:t>
+      </w:r>
+      <w:r>
+        <w:t xml:space="preserve">yet.</w:t>
+      </w:r>
+    </w:p>
+    <w:p>
+      <w:pPr>
+        <w:pStyle w:val="BodyText"/>
+      </w:pPr>
+      <w:r>
+        <w:t xml:space="preserve">Now give it a consumer — a pod that mounts the claim and writes one line:</w:t>
+      </w:r>
+    </w:p>
+    <w:p>
+      <w:pPr>
+        <w:pStyle w:val="SourceCode"/>
+      </w:pPr>
+      <w:r>
+        <w:rPr>
+          <w:rStyle w:val="FunctionTok"/>
+        </w:rPr>
+        <w:t xml:space="preserve">apiVersion</w:t>
+      </w:r>
+      <w:r>
+        <w:rPr>
+          <w:rStyle w:val="KeywordTok"/>
+        </w:rPr>
+        <w:t xml:space="preserve">:</w:t>
+      </w:r>
+      <w:r>
+        <w:rPr>
+          <w:rStyle w:val="AttributeTok"/>
+        </w:rPr>
+        <w:t xml:space="preserve"> v1</w:t>
+      </w:r>
+      <w:r>
+        <w:br/>
+      </w:r>
+      <w:r>
+        <w:rPr>
+          <w:rStyle w:val="FunctionTok"/>
+        </w:rPr>
+        <w:t xml:space="preserve">kind</w:t>
+      </w:r>
+      <w:r>
+        <w:rPr>
+          <w:rStyle w:val="KeywordTok"/>
+        </w:rPr>
+        <w:t xml:space="preserve">:</w:t>
+      </w:r>
+      <w:r>
+        <w:rPr>
+          <w:rStyle w:val="AttributeTok"/>
+        </w:rPr>
+        <w:t xml:space="preserve"> Pod</w:t>
+      </w:r>
+      <w:r>
+        <w:br/>
+      </w:r>
+      <w:r>
+        <w:rPr>
+          <w:rStyle w:val="FunctionTok"/>
+        </w:rPr>
+        <w:t xml:space="preserve">metadata</w:t>
+      </w:r>
+      <w:r>
+        <w:rPr>
+          <w:rStyle w:val="KeywordTok"/>
+        </w:rPr>
+        <w:t xml:space="preserve">:</w:t>
+      </w:r>
+      <w:r>
+        <w:br/>
+      </w:r>
+      <w:r>
+        <w:rPr>
+          <w:rStyle w:val="AttributeTok"/>
+        </w:rPr>
+        <w:t xml:space="preserve">  </w:t>
+      </w:r>
+      <w:r>
+        <w:rPr>
+          <w:rStyle w:val="FunctionTok"/>
+        </w:rPr>
+        <w:t xml:space="preserve">name</w:t>
+      </w:r>
+      <w:r>
+        <w:rPr>
+          <w:rStyle w:val="KeywordTok"/>
+        </w:rPr>
+        <w:t xml:space="preserve">:</w:t>
+      </w:r>
+      <w:r>
+        <w:rPr>
+          <w:rStyle w:val="AttributeTok"/>
+        </w:rPr>
+        <w:t xml:space="preserve"> writer</w:t>
+      </w:r>
+      <w:r>
+        <w:br/>
+      </w:r>
+      <w:r>
+        <w:rPr>
+          <w:rStyle w:val="FunctionTok"/>
+        </w:rPr>
+        <w:t xml:space="preserve">spec</w:t>
+      </w:r>
+      <w:r>
+        <w:rPr>
+          <w:rStyle w:val="KeywordTok"/>
+        </w:rPr>
+        <w:t xml:space="preserve">:</w:t>
+      </w:r>
+      <w:r>
+        <w:br/>
+      </w:r>
+      <w:r>
+        <w:rPr>
+          <w:rStyle w:val="AttributeTok"/>
+        </w:rPr>
+        <w:t xml:space="preserve">  </w:t>
+      </w:r>
+      <w:r>
+        <w:rPr>
+          <w:rStyle w:val="FunctionTok"/>
+        </w:rPr>
+        <w:t xml:space="preserve">containers</w:t>
+      </w:r>
+      <w:r>
+        <w:rPr>
+          <w:rStyle w:val="KeywordTok"/>
+        </w:rPr>
+        <w:t xml:space="preserve">:</w:t>
+      </w:r>
+      <w:r>
+        <w:br/>
+      </w:r>
+      <w:r>
+        <w:rPr>
+          <w:rStyle w:val="AttributeTok"/>
+        </w:rPr>
+        <w:t xml:space="preserve">    </w:t>
+      </w:r>
+      <w:r>
+        <w:rPr>
+          <w:rStyle w:val="KeywordTok"/>
+        </w:rPr>
+        <w:t xml:space="preserve">-</w:t>
+      </w:r>
+      <w:r>
+        <w:rPr>
+          <w:rStyle w:val="AttributeTok"/>
+        </w:rPr>
+        <w:t xml:space="preserve"> </w:t>
+      </w:r>
+      <w:r>
+        <w:rPr>
+          <w:rStyle w:val="FunctionTok"/>
+        </w:rPr>
+        <w:t xml:space="preserve">name</w:t>
+      </w:r>
+      <w:r>
+        <w:rPr>
+          <w:rStyle w:val="KeywordTok"/>
+        </w:rPr>
+        <w:t xml:space="preserve">:</w:t>
+      </w:r>
+      <w:r>
+        <w:rPr>
+          <w:rStyle w:val="AttributeTok"/>
+        </w:rPr>
+        <w:t xml:space="preserve"> writer</w:t>
+      </w:r>
+      <w:r>
+        <w:br/>
+      </w:r>
+      <w:r>
+        <w:rPr>
+          <w:rStyle w:val="AttributeTok"/>
+        </w:rPr>
+        <w:t xml:space="preserve">      </w:t>
+      </w:r>
+      <w:r>
+        <w:rPr>
+          <w:rStyle w:val="FunctionTok"/>
+        </w:rPr>
+        <w:t xml:space="preserve">image</w:t>
+      </w:r>
+      <w:r>
+        <w:rPr>
+          <w:rStyle w:val="KeywordTok"/>
+        </w:rPr>
+        <w:t xml:space="preserve">:</w:t>
+      </w:r>
+      <w:r>
+        <w:rPr>
+          <w:rStyle w:val="AttributeTok"/>
+        </w:rPr>
+        <w:t xml:space="preserve"> busybox:1.36</w:t>
+      </w:r>
+      <w:r>
+        <w:br/>
+      </w:r>
+      <w:r>
+        <w:rPr>
+          <w:rStyle w:val="AttributeTok"/>
+        </w:rPr>
+        <w:t xml:space="preserve">      </w:t>
+      </w:r>
+      <w:r>
+        <w:rPr>
+          <w:rStyle w:val="FunctionTok"/>
+        </w:rPr>
+        <w:t xml:space="preserve">command</w:t>
+      </w:r>
+      <w:r>
+        <w:rPr>
+          <w:rStyle w:val="KeywordTok"/>
+        </w:rPr>
+        <w:t xml:space="preserve">:</w:t>
+      </w:r>
+      <w:r>
+        <w:rPr>
+          <w:rStyle w:val="AttributeTok"/>
+        </w:rPr>
+        <w:t xml:space="preserve"> </w:t>
+      </w:r>
+      <w:r>
+        <w:rPr>
+          <w:rStyle w:val="KeywordTok"/>
+        </w:rPr>
+        <w:t xml:space="preserve">[</w:t>
+      </w:r>
+      <w:r>
+        <w:rPr>
+          <w:rStyle w:val="StringTok"/>
+        </w:rPr>
+        <w:t xml:space="preserve">"sh"</w:t>
+      </w:r>
+      <w:r>
+        <w:rPr>
+          <w:rStyle w:val="KeywordTok"/>
+        </w:rPr>
+        <w:t xml:space="preserve">,</w:t>
+      </w:r>
+      <w:r>
+        <w:rPr>
+          <w:rStyle w:val="StringTok"/>
+        </w:rPr>
+        <w:t xml:space="preserve">"-c"</w:t>
+      </w:r>
+      <w:r>
+        <w:rPr>
+          <w:rStyle w:val="KeywordTok"/>
+        </w:rPr>
+        <w:t xml:space="preserve">,</w:t>
+      </w:r>
+      <w:r>
+        <w:rPr>
+          <w:rStyle w:val="StringTok"/>
+        </w:rPr>
+        <w:t xml:space="preserve">"echo </w:t>
+      </w:r>
+      <w:r>
+        <w:rPr>
+          <w:rStyle w:val="SpecialCharTok"/>
+        </w:rPr>
+        <w:t xml:space="preserve">\"</w:t>
+      </w:r>
+      <w:r>
+        <w:rPr>
+          <w:rStyle w:val="StringTok"/>
+        </w:rPr>
+        <w:t xml:space="preserve">Written by $(hostname)</w:t>
+      </w:r>
+      <w:r>
+        <w:rPr>
+          <w:rStyle w:val="SpecialCharTok"/>
+        </w:rPr>
+        <w:t xml:space="preserve">\"</w:t>
+      </w:r>
+      <w:r>
+        <w:rPr>
+          <w:rStyle w:val="StringTok"/>
+        </w:rPr>
+        <w:t xml:space="preserve"> &gt;&gt; /data/notes.txt; sleep 3600"</w:t>
+      </w:r>
+      <w:r>
+        <w:rPr>
+          <w:rStyle w:val="KeywordTok"/>
+        </w:rPr>
+        <w:t xml:space="preserve">]</w:t>
+      </w:r>
+      <w:r>
+        <w:br/>
+      </w:r>
+      <w:r>
+        <w:rPr>
+          <w:rStyle w:val="AttributeTok"/>
+        </w:rPr>
+        <w:t xml:space="preserve">      </w:t>
+      </w:r>
+      <w:r>
+        <w:rPr>
+          <w:rStyle w:val="FunctionTok"/>
+        </w:rPr>
+        <w:t xml:space="preserve">volumeMounts</w:t>
+      </w:r>
+      <w:r>
+        <w:rPr>
+          <w:rStyle w:val="KeywordTok"/>
+        </w:rPr>
+        <w:t xml:space="preserve">:</w:t>
+      </w:r>
+      <w:r>
+        <w:br/>
+      </w:r>
+      <w:r>
+        <w:rPr>
+          <w:rStyle w:val="AttributeTok"/>
+        </w:rPr>
+        <w:t xml:space="preserve">        </w:t>
+      </w:r>
+      <w:r>
+        <w:rPr>
+          <w:rStyle w:val="KeywordTok"/>
+        </w:rPr>
+        <w:t xml:space="preserve">-</w:t>
+      </w:r>
+      <w:r>
+        <w:rPr>
+          <w:rStyle w:val="AttributeTok"/>
+        </w:rPr>
+        <w:t xml:space="preserve"> </w:t>
+      </w:r>
+      <w:r>
+        <w:rPr>
+          <w:rStyle w:val="FunctionTok"/>
+        </w:rPr>
+        <w:t xml:space="preserve">name</w:t>
+      </w:r>
+      <w:r>
+        <w:rPr>
+          <w:rStyle w:val="KeywordTok"/>
+        </w:rPr>
+        <w:t xml:space="preserve">:</w:t>
+      </w:r>
+      <w:r>
+        <w:rPr>
+          <w:rStyle w:val="AttributeTok"/>
+        </w:rPr>
+        <w:t xml:space="preserve"> data</w:t>
+      </w:r>
+      <w:r>
+        <w:br/>
+      </w:r>
+      <w:r>
+        <w:rPr>
+          <w:rStyle w:val="AttributeTok"/>
+        </w:rPr>
+        <w:t xml:space="preserve">          </w:t>
+      </w:r>
+      <w:r>
+        <w:rPr>
+          <w:rStyle w:val="FunctionTok"/>
+        </w:rPr>
+        <w:t xml:space="preserve">mountPath</w:t>
+      </w:r>
+      <w:r>
+        <w:rPr>
+          <w:rStyle w:val="KeywordTok"/>
+        </w:rPr>
+        <w:t xml:space="preserve">:</w:t>
+      </w:r>
+      <w:r>
+        <w:rPr>
+          <w:rStyle w:val="AttributeTok"/>
+        </w:rPr>
+        <w:t xml:space="preserve"> /data</w:t>
+      </w:r>
+      <w:r>
+        <w:br/>
+      </w:r>
+      <w:r>
+        <w:rPr>
+          <w:rStyle w:val="AttributeTok"/>
+        </w:rPr>
+        <w:t xml:space="preserve">  </w:t>
+      </w:r>
+      <w:r>
+        <w:rPr>
+          <w:rStyle w:val="FunctionTok"/>
+        </w:rPr>
+        <w:t xml:space="preserve">volumes</w:t>
+      </w:r>
+      <w:r>
+        <w:rPr>
+          <w:rStyle w:val="KeywordTok"/>
+        </w:rPr>
+        <w:t xml:space="preserve">:</w:t>
+      </w:r>
+      <w:r>
+        <w:br/>
+      </w:r>
+      <w:r>
+        <w:rPr>
+          <w:rStyle w:val="AttributeTok"/>
+        </w:rPr>
+        <w:t xml:space="preserve">    </w:t>
+      </w:r>
+      <w:r>
+        <w:rPr>
+          <w:rStyle w:val="KeywordTok"/>
+        </w:rPr>
+        <w:t xml:space="preserve">-</w:t>
+      </w:r>
+      <w:r>
+        <w:rPr>
+          <w:rStyle w:val="AttributeTok"/>
+        </w:rPr>
+        <w:t xml:space="preserve"> </w:t>
+      </w:r>
+      <w:r>
+        <w:rPr>
+          <w:rStyle w:val="FunctionTok"/>
+        </w:rPr>
+        <w:t xml:space="preserve">name</w:t>
+      </w:r>
+      <w:r>
+        <w:rPr>
+          <w:rStyle w:val="KeywordTok"/>
+        </w:rPr>
+        <w:t xml:space="preserve">:</w:t>
+      </w:r>
+      <w:r>
+        <w:rPr>
+          <w:rStyle w:val="AttributeTok"/>
+        </w:rPr>
+        <w:t xml:space="preserve"> data</w:t>
+      </w:r>
+      <w:r>
+        <w:br/>
+      </w:r>
+      <w:r>
+        <w:rPr>
+          <w:rStyle w:val="AttributeTok"/>
+        </w:rPr>
+        <w:t xml:space="preserve">      </w:t>
+      </w:r>
+      <w:r>
+        <w:rPr>
+          <w:rStyle w:val="FunctionTok"/>
+        </w:rPr>
+        <w:t xml:space="preserve">persistentVolumeClaim</w:t>
+      </w:r>
+      <w:r>
+        <w:rPr>
+          <w:rStyle w:val="KeywordTok"/>
+        </w:rPr>
+        <w:t xml:space="preserve">:</w:t>
+      </w:r>
+      <w:r>
+        <w:br/>
+      </w:r>
+      <w:r>
+        <w:rPr>
+          <w:rStyle w:val="AttributeTok"/>
+        </w:rPr>
+        <w:t xml:space="preserve">        </w:t>
+      </w:r>
+      <w:r>
+        <w:rPr>
+          <w:rStyle w:val="FunctionTok"/>
+        </w:rPr>
+        <w:t xml:space="preserve">claimName</w:t>
+      </w:r>
+      <w:r>
+        <w:rPr>
+          <w:rStyle w:val="KeywordTok"/>
+        </w:rPr>
+        <w:t xml:space="preserve">:</w:t>
+      </w:r>
+      <w:r>
+        <w:rPr>
+          <w:rStyle w:val="AttributeTok"/>
+        </w:rPr>
+        <w:t xml:space="preserve"> demo-data</w:t>
+      </w:r>
+    </w:p>
+    <w:p>
+      <w:pPr>
+        <w:pStyle w:val="FirstParagraph"/>
+      </w:pPr>
+      <w:r>
+        <w:t xml:space="preserve">The moment that pod is scheduled, the claim binds and a PersistentVolume appears that you never</w:t>
+      </w:r>
+      <w:r>
+        <w:t xml:space="preserve"> </w:t>
+      </w:r>
+      <w:r>
+        <w:t xml:space="preserve">asked for by name:</w:t>
+      </w:r>
+    </w:p>
+    <w:p>
+      <w:pPr>
+        <w:pStyle w:val="SourceCode"/>
+      </w:pPr>
+      <w:r>
+        <w:rPr>
+          <w:rStyle w:val="VerbatimChar"/>
+        </w:rPr>
+        <w:t xml:space="preserve">persistentvolumeclaim/demo-data                              Bound   pvc-94ab5278-…   1Gi   RWO   local-path</w:t>
+      </w:r>
+      <w:r>
+        <w:br/>
+      </w:r>
+      <w:r>
+        <w:rPr>
+          <w:rStyle w:val="VerbatimChar"/>
+        </w:rPr>
+        <w:t xml:space="preserve">persistentvolume/pvc-94ab5278-68ca-430a-8dd2-e450de43baac    1Gi     RWO    Delete    Bound   default/demo-data</w:t>
+      </w:r>
+    </w:p>
+    <w:p>
+      <w:pPr>
+        <w:pStyle w:val="FirstParagraph"/>
+      </w:pPr>
+      <w:r>
+        <w:t xml:space="preserve">And the directory it created encodes its own provenance:</w:t>
+      </w:r>
+    </w:p>
+    <w:p>
+      <w:pPr>
+        <w:pStyle w:val="SourceCode"/>
+      </w:pPr>
+      <w:r>
+        <w:rPr>
+          <w:rStyle w:val="VerbatimChar"/>
+        </w:rPr>
+        <w:t xml:space="preserve">/var/lib/rancher/k3s/storage/pvc-94ab5278-68ca-430a-8dd2-e450de43baac_default_demo-data/</w:t>
+      </w:r>
+      <w:r>
+        <w:br/>
+      </w:r>
+      <w:r>
+        <w:rPr>
+          <w:rStyle w:val="VerbatimChar"/>
+        </w:rPr>
+        <w:t xml:space="preserve">                             └────────────── PV name ───────────────┘ └─ns──┘ └─claim─┘</w:t>
+      </w:r>
+    </w:p>
+    <w:p>
+      <w:pPr>
+        <w:pStyle w:val="FirstParagraph"/>
+      </w:pPr>
+      <w:r>
+        <w:t xml:space="preserve">You can read the pod’s file directly from the node, with no Kubernetes involved at all:</w:t>
+      </w:r>
+    </w:p>
+    <w:p>
+      <w:pPr>
+        <w:pStyle w:val="SourceCode"/>
+      </w:pPr>
+      <w:r>
+        <w:rPr>
+          <w:rStyle w:val="FunctionTok"/>
+        </w:rPr>
+        <w:t xml:space="preserve">sudo</w:t>
+      </w:r>
+      <w:r>
+        <w:rPr>
+          <w:rStyle w:val="NormalTok"/>
+        </w:rPr>
+        <w:t xml:space="preserve"> cat /var/lib/rancher/k3s/storage/</w:t>
+      </w:r>
+      <w:r>
+        <w:rPr>
+          <w:rStyle w:val="PreprocessorTok"/>
+        </w:rPr>
+        <w:t xml:space="preserve">*</w:t>
+      </w:r>
+      <w:r>
+        <w:rPr>
+          <w:rStyle w:val="NormalTok"/>
+        </w:rPr>
+        <w:t xml:space="preserve">/notes.txt</w:t>
+      </w:r>
+    </w:p>
+    <w:p>
+      <w:pPr>
+        <w:pStyle w:val="FirstParagraph"/>
+      </w:pPr>
+      <w:r>
+        <w:t xml:space="preserve">Delete the pod, recreate it, and read the file again. Two lines from two different pods, in one</w:t>
+      </w:r>
+      <w:r>
+        <w:t xml:space="preserve"> </w:t>
+      </w:r>
+      <w:r>
+        <w:t xml:space="preserve">volume that outlived both — which is the entire point of the abstraction:</w:t>
+      </w:r>
+    </w:p>
+    <w:p>
+      <w:pPr>
+        <w:pStyle w:val="SourceCode"/>
+      </w:pPr>
+      <w:r>
+        <w:rPr>
+          <w:rStyle w:val="VerbatimChar"/>
+        </w:rPr>
+        <w:t xml:space="preserve">Writtern bu</w:t>
+      </w:r>
+      <w:r>
+        <w:br/>
+      </w:r>
+      <w:r>
+        <w:rPr>
+          <w:rStyle w:val="VerbatimChar"/>
+        </w:rPr>
+        <w:t xml:space="preserve">Written by writer</w:t>
+      </w:r>
+    </w:p>
+    <w:p>
+      <w:pPr>
+        <w:pStyle w:val="BlockText"/>
+      </w:pPr>
+      <w:r>
+        <w:rPr>
+          <w:b/>
+          <w:bCs/>
+        </w:rPr>
+        <w:t xml:space="preserve">Two lessons from the typo above, which was real.</w:t>
+      </w:r>
+      <w:r>
+        <w:t xml:space="preserve"> </w:t>
+      </w:r>
+      <w:r>
+        <w:t xml:space="preserve">The first pod ran</w:t>
+      </w:r>
+      <w:r>
+        <w:t xml:space="preserve"> </w:t>
+      </w:r>
+      <w:r>
+        <w:rPr>
+          <w:rStyle w:val="VerbatimChar"/>
+        </w:rPr>
+        <w:t xml:space="preserve">echo "Writtern bu $(hotname)"</w:t>
+      </w:r>
+      <w:r>
+        <w:t xml:space="preserve"> </w:t>
+      </w:r>
+      <w:r>
+        <w:t xml:space="preserve">— a misspelling of</w:t>
+      </w:r>
+      <w:r>
+        <w:t xml:space="preserve"> </w:t>
+      </w:r>
+      <w:r>
+        <w:rPr>
+          <w:rStyle w:val="VerbatimChar"/>
+        </w:rPr>
+        <w:t xml:space="preserve">hostname</w:t>
+      </w:r>
+      <w:r>
+        <w:t xml:space="preserve">. The shell substituted an</w:t>
+      </w:r>
+      <w:r>
+        <w:t xml:space="preserve"> </w:t>
+      </w:r>
+      <w:r>
+        <w:rPr>
+          <w:b/>
+          <w:bCs/>
+        </w:rPr>
+        <w:t xml:space="preserve">empty</w:t>
+      </w:r>
+      <w:r>
+        <w:rPr>
+          <w:b/>
+          <w:bCs/>
+        </w:rPr>
+        <w:t xml:space="preserve"> </w:t>
+      </w:r>
+      <w:r>
+        <w:rPr>
+          <w:b/>
+          <w:bCs/>
+        </w:rPr>
+        <w:t xml:space="preserve">string</w:t>
+      </w:r>
+      <w:r>
+        <w:t xml:space="preserve">, wrote a broken line, and exited 0. The pod reported</w:t>
+      </w:r>
+      <w:r>
+        <w:t xml:space="preserve"> </w:t>
+      </w:r>
+      <w:r>
+        <w:rPr>
+          <w:rStyle w:val="VerbatimChar"/>
+        </w:rPr>
+        <w:t xml:space="preserve">Running</w:t>
+      </w:r>
+      <w:r>
+        <w:t xml:space="preserve"> </w:t>
+      </w:r>
+      <w:r>
+        <w:t xml:space="preserve">and Kubernetes considered</w:t>
+      </w:r>
+      <w:r>
+        <w:t xml:space="preserve"> </w:t>
+      </w:r>
+      <w:r>
+        <w:t xml:space="preserve">everything healthy. A shell command inside a manifest can fail internally without the pod ever</w:t>
+      </w:r>
+      <w:r>
+        <w:t xml:space="preserve"> </w:t>
+      </w:r>
+      <w:r>
+        <w:t xml:space="preserve">looking wrong;</w:t>
+      </w:r>
+      <w:r>
+        <w:t xml:space="preserve"> </w:t>
+      </w:r>
+      <w:r>
+        <w:rPr>
+          <w:rStyle w:val="VerbatimChar"/>
+        </w:rPr>
+        <w:t xml:space="preserve">kubectl get pods</w:t>
+      </w:r>
+      <w:r>
+        <w:t xml:space="preserve"> </w:t>
+      </w:r>
+      <w:r>
+        <w:t xml:space="preserve">will not save you, only</w:t>
+      </w:r>
+      <w:r>
+        <w:t xml:space="preserve"> </w:t>
+      </w:r>
+      <w:r>
+        <w:rPr>
+          <w:rStyle w:val="VerbatimChar"/>
+        </w:rPr>
+        <w:t xml:space="preserve">kubectl logs</w:t>
+      </w:r>
+      <w:r>
+        <w:t xml:space="preserve"> </w:t>
+      </w:r>
+      <w:r>
+        <w:t xml:space="preserve">will.</w:t>
+      </w:r>
+    </w:p>
+    <w:p>
+      <w:pPr>
+        <w:pStyle w:val="BlockText"/>
+      </w:pPr>
+      <w:r>
+        <w:t xml:space="preserve">Fixing it also ran into</w:t>
+      </w:r>
+      <w:r>
+        <w:t xml:space="preserve"> </w:t>
+      </w:r>
+      <w:r>
+        <w:rPr>
+          <w:b/>
+          <w:bCs/>
+        </w:rPr>
+        <w:t xml:space="preserve">pod immutability</w:t>
+      </w:r>
+      <w:r>
+        <w:t xml:space="preserve">. You cannot</w:t>
+      </w:r>
+      <w:r>
+        <w:t xml:space="preserve"> </w:t>
+      </w:r>
+      <w:r>
+        <w:rPr>
+          <w:rStyle w:val="VerbatimChar"/>
+        </w:rPr>
+        <w:t xml:space="preserve">kubectl apply</w:t>
+      </w:r>
+      <w:r>
+        <w:t xml:space="preserve"> </w:t>
+      </w:r>
+      <w:r>
+        <w:t xml:space="preserve">a changed</w:t>
+      </w:r>
+      <w:r>
+        <w:t xml:space="preserve"> </w:t>
+      </w:r>
+      <w:r>
+        <w:rPr>
+          <w:rStyle w:val="VerbatimChar"/>
+        </w:rPr>
+        <w:t xml:space="preserve">command</w:t>
+      </w:r>
+      <w:r>
+        <w:t xml:space="preserve"> </w:t>
+      </w:r>
+      <w:r>
+        <w:t xml:space="preserve">to a</w:t>
+      </w:r>
+      <w:r>
+        <w:t xml:space="preserve"> </w:t>
+      </w:r>
+      <w:r>
+        <w:t xml:space="preserve">live Pod — the API server rejects any edit other than the container image. You must</w:t>
+      </w:r>
+      <w:r>
+        <w:t xml:space="preserve"> </w:t>
+      </w:r>
+      <w:r>
+        <w:rPr>
+          <w:rStyle w:val="VerbatimChar"/>
+        </w:rPr>
+        <w:t xml:space="preserve">kubectl delete pod</w:t>
+      </w:r>
+      <w:r>
+        <w:t xml:space="preserve"> </w:t>
+      </w:r>
+      <w:r>
+        <w:t xml:space="preserve">and re-apply, or</w:t>
+      </w:r>
+      <w:r>
+        <w:t xml:space="preserve"> </w:t>
+      </w:r>
+      <w:r>
+        <w:rPr>
+          <w:rStyle w:val="VerbatimChar"/>
+        </w:rPr>
+        <w:t xml:space="preserve">kubectl replace --force</w:t>
+      </w:r>
+      <w:r>
+        <w:t xml:space="preserve">. This is a large part of why</w:t>
+      </w:r>
+      <w:r>
+        <w:t xml:space="preserve"> </w:t>
+      </w:r>
+      <w:r>
+        <w:t xml:space="preserve">almost nothing in production is a bare Pod: a Deployment performs that delete-and-recreate cycle</w:t>
+      </w:r>
+      <w:r>
+        <w:t xml:space="preserve"> </w:t>
+      </w:r>
+      <w:r>
+        <w:t xml:space="preserve">for you, as a rollout.</w:t>
+      </w:r>
+    </w:p>
     <w:bookmarkEnd w:id="36"/>
-    <w:bookmarkStart w:id="37" w:name="b.-watching-a-volume-get-created"/>
+    <w:bookmarkStart w:id="37" w:name="c.-the-capacity-you-request-is-a-fiction"/>
     <w:p>
       <w:pPr>
         <w:pStyle w:val="Heading3"/>
       </w:pPr>
       <w:r>
-        <w:t xml:space="preserve">6b. Watching a volume get created</w:t>
+        <w:t xml:space="preserve">6c. The capacity you request is a fiction</w:t>
       </w:r>
     </w:p>
     <w:p>
@@ -8634,341 +9558,50 @@
         <w:pStyle w:val="FirstParagraph"/>
       </w:pPr>
       <w:r>
-        <w:t xml:space="preserve">The lifecycle is easier to believe once you have driven it. Create a claim on its own first:</w:t>
-      </w:r>
-    </w:p>
-    <w:p>
-      <w:pPr>
-        <w:pStyle w:val="SourceCode"/>
-      </w:pPr>
-      <w:r>
-        <w:rPr>
-          <w:rStyle w:val="FunctionTok"/>
-        </w:rPr>
-        <w:t xml:space="preserve">apiVersion</w:t>
-      </w:r>
-      <w:r>
-        <w:rPr>
-          <w:rStyle w:val="KeywordTok"/>
-        </w:rPr>
-        <w:t xml:space="preserve">:</w:t>
-      </w:r>
-      <w:r>
-        <w:rPr>
-          <w:rStyle w:val="AttributeTok"/>
-        </w:rPr>
-        <w:t xml:space="preserve"> v1</w:t>
-      </w:r>
-      <w:r>
-        <w:br/>
-      </w:r>
-      <w:r>
-        <w:rPr>
-          <w:rStyle w:val="FunctionTok"/>
-        </w:rPr>
-        <w:t xml:space="preserve">kind</w:t>
-      </w:r>
-      <w:r>
-        <w:rPr>
-          <w:rStyle w:val="KeywordTok"/>
-        </w:rPr>
-        <w:t xml:space="preserve">:</w:t>
-      </w:r>
-      <w:r>
-        <w:rPr>
-          <w:rStyle w:val="AttributeTok"/>
-        </w:rPr>
-        <w:t xml:space="preserve"> PersistentVolumeClaim</w:t>
-      </w:r>
-      <w:r>
-        <w:br/>
-      </w:r>
-      <w:r>
-        <w:rPr>
-          <w:rStyle w:val="FunctionTok"/>
-        </w:rPr>
-        <w:t xml:space="preserve">metadata</w:t>
-      </w:r>
-      <w:r>
-        <w:rPr>
-          <w:rStyle w:val="KeywordTok"/>
-        </w:rPr>
-        <w:t xml:space="preserve">:</w:t>
-      </w:r>
-      <w:r>
-        <w:br/>
-      </w:r>
-      <w:r>
-        <w:rPr>
-          <w:rStyle w:val="AttributeTok"/>
-        </w:rPr>
-        <w:t xml:space="preserve">  </w:t>
-      </w:r>
-      <w:r>
-        <w:rPr>
-          <w:rStyle w:val="FunctionTok"/>
-        </w:rPr>
-        <w:t xml:space="preserve">name</w:t>
-      </w:r>
-      <w:r>
-        <w:rPr>
-          <w:rStyle w:val="KeywordTok"/>
-        </w:rPr>
-        <w:t xml:space="preserve">:</w:t>
-      </w:r>
-      <w:r>
-        <w:rPr>
-          <w:rStyle w:val="AttributeTok"/>
-        </w:rPr>
-        <w:t xml:space="preserve"> demo-data</w:t>
-      </w:r>
-      <w:r>
-        <w:br/>
-      </w:r>
-      <w:r>
-        <w:rPr>
-          <w:rStyle w:val="FunctionTok"/>
-        </w:rPr>
-        <w:t xml:space="preserve">spec</w:t>
-      </w:r>
-      <w:r>
-        <w:rPr>
-          <w:rStyle w:val="KeywordTok"/>
-        </w:rPr>
-        <w:t xml:space="preserve">:</w:t>
-      </w:r>
-      <w:r>
-        <w:br/>
-      </w:r>
-      <w:r>
-        <w:rPr>
-          <w:rStyle w:val="AttributeTok"/>
-        </w:rPr>
-        <w:t xml:space="preserve">  </w:t>
-      </w:r>
-      <w:r>
-        <w:rPr>
-          <w:rStyle w:val="FunctionTok"/>
-        </w:rPr>
-        <w:t xml:space="preserve">accessModes</w:t>
-      </w:r>
-      <w:r>
-        <w:rPr>
-          <w:rStyle w:val="KeywordTok"/>
-        </w:rPr>
-        <w:t xml:space="preserve">:</w:t>
-      </w:r>
-      <w:r>
-        <w:rPr>
-          <w:rStyle w:val="AttributeTok"/>
-        </w:rPr>
-        <w:t xml:space="preserve"> </w:t>
-      </w:r>
-      <w:r>
-        <w:rPr>
-          <w:rStyle w:val="KeywordTok"/>
-        </w:rPr>
-        <w:t xml:space="preserve">[</w:t>
-      </w:r>
-      <w:r>
-        <w:rPr>
-          <w:rStyle w:val="StringTok"/>
-        </w:rPr>
-        <w:t xml:space="preserve">"ReadWriteOnce"</w:t>
-      </w:r>
-      <w:r>
-        <w:rPr>
-          <w:rStyle w:val="KeywordTok"/>
-        </w:rPr>
-        <w:t xml:space="preserve">]</w:t>
-      </w:r>
-      <w:r>
-        <w:br/>
-      </w:r>
-      <w:r>
-        <w:rPr>
-          <w:rStyle w:val="AttributeTok"/>
-        </w:rPr>
-        <w:t xml:space="preserve">  </w:t>
-      </w:r>
-      <w:r>
-        <w:rPr>
-          <w:rStyle w:val="FunctionTok"/>
-        </w:rPr>
-        <w:t xml:space="preserve">resources</w:t>
-      </w:r>
-      <w:r>
-        <w:rPr>
-          <w:rStyle w:val="KeywordTok"/>
-        </w:rPr>
-        <w:t xml:space="preserve">:</w:t>
-      </w:r>
-      <w:r>
-        <w:br/>
-      </w:r>
-      <w:r>
-        <w:rPr>
-          <w:rStyle w:val="AttributeTok"/>
-        </w:rPr>
-        <w:t xml:space="preserve">    </w:t>
-      </w:r>
-      <w:r>
-        <w:rPr>
-          <w:rStyle w:val="FunctionTok"/>
-        </w:rPr>
-        <w:t xml:space="preserve">requests</w:t>
-      </w:r>
-      <w:r>
-        <w:rPr>
-          <w:rStyle w:val="KeywordTok"/>
-        </w:rPr>
-        <w:t xml:space="preserve">:</w:t>
-      </w:r>
-      <w:r>
-        <w:br/>
-      </w:r>
-      <w:r>
-        <w:rPr>
-          <w:rStyle w:val="AttributeTok"/>
-        </w:rPr>
-        <w:t xml:space="preserve">      </w:t>
-      </w:r>
-      <w:r>
-        <w:rPr>
-          <w:rStyle w:val="FunctionTok"/>
-        </w:rPr>
-        <w:t xml:space="preserve">storage</w:t>
-      </w:r>
-      <w:r>
-        <w:rPr>
-          <w:rStyle w:val="KeywordTok"/>
-        </w:rPr>
-        <w:t xml:space="preserve">:</w:t>
-      </w:r>
-      <w:r>
-        <w:rPr>
-          <w:rStyle w:val="AttributeTok"/>
-        </w:rPr>
-        <w:t xml:space="preserve"> 1Gi</w:t>
-      </w:r>
-    </w:p>
-    <w:p>
-      <w:pPr>
-        <w:pStyle w:val="SourceCode"/>
-      </w:pPr>
-      <w:r>
-        <w:rPr>
-          <w:rStyle w:val="ExtensionTok"/>
-        </w:rPr>
-        <w:t xml:space="preserve">kubectl</w:t>
-      </w:r>
-      <w:r>
-        <w:rPr>
-          <w:rStyle w:val="NormalTok"/>
-        </w:rPr>
-        <w:t xml:space="preserve"> apply </w:t>
-      </w:r>
-      <w:r>
-        <w:rPr>
-          <w:rStyle w:val="AttributeTok"/>
-        </w:rPr>
-        <w:t xml:space="preserve">-f</w:t>
-      </w:r>
-      <w:r>
-        <w:rPr>
-          <w:rStyle w:val="NormalTok"/>
-        </w:rPr>
-        <w:t xml:space="preserve"> pvc.yaml</w:t>
-      </w:r>
-      <w:r>
-        <w:br/>
-      </w:r>
-      <w:r>
-        <w:rPr>
-          <w:rStyle w:val="ExtensionTok"/>
-        </w:rPr>
-        <w:t xml:space="preserve">kubectl</w:t>
-      </w:r>
-      <w:r>
-        <w:rPr>
-          <w:rStyle w:val="NormalTok"/>
-        </w:rPr>
-        <w:t xml:space="preserve"> get pvc</w:t>
-      </w:r>
-      <w:r>
-        <w:br/>
-      </w:r>
-      <w:r>
-        <w:rPr>
-          <w:rStyle w:val="CommentTok"/>
-        </w:rPr>
-        <w:t xml:space="preserve"># demo-data   Pending</w:t>
-      </w:r>
-    </w:p>
-    <w:p>
-      <w:pPr>
-        <w:pStyle w:val="FirstParagraph"/>
-      </w:pPr>
-      <w:r>
-        <w:rPr>
-          <w:rStyle w:val="VerbatimChar"/>
-          <w:b/>
-          <w:bCs/>
-        </w:rPr>
-        <w:t xml:space="preserve">Pending</w:t>
-      </w:r>
-      <w:r>
-        <w:rPr>
-          <w:b/>
-          <w:bCs/>
-        </w:rPr>
-        <w:t xml:space="preserve"> </w:t>
-      </w:r>
-      <w:r>
-        <w:rPr>
-          <w:b/>
-          <w:bCs/>
-        </w:rPr>
-        <w:t xml:space="preserve">here is correct, not broken.</w:t>
-      </w:r>
-      <w:r>
-        <w:t xml:space="preserve"> </w:t>
-      </w:r>
-      <w:r>
-        <w:t xml:space="preserve">This is</w:t>
-      </w:r>
-      <w:r>
-        <w:t xml:space="preserve"> </w:t>
-      </w:r>
-      <w:r>
-        <w:rPr>
-          <w:rStyle w:val="VerbatimChar"/>
-        </w:rPr>
-        <w:t xml:space="preserve">WaitForFirstConsumer</w:t>
-      </w:r>
-      <w:r>
-        <w:t xml:space="preserve"> </w:t>
-      </w:r>
-      <w:r>
-        <w:t xml:space="preserve">doing its job: the</w:t>
-      </w:r>
-      <w:r>
-        <w:t xml:space="preserve"> </w:t>
-      </w:r>
-      <w:r>
-        <w:t xml:space="preserve">provisioner will not create anything until it knows which node the volume must live on, because a</w:t>
-      </w:r>
-      <w:r>
-        <w:t xml:space="preserve"> </w:t>
-      </w:r>
-      <w:r>
-        <w:t xml:space="preserve">node-local directory on the wrong machine is worse than no directory at all. Nothing exists on disk</w:t>
-      </w:r>
-      <w:r>
-        <w:t xml:space="preserve"> </w:t>
-      </w:r>
-      <w:r>
-        <w:t xml:space="preserve">yet.</w:t>
+        <w:t xml:space="preserve">The claim above asked for</w:t>
+      </w:r>
+      <w:r>
+        <w:t xml:space="preserve"> </w:t>
+      </w:r>
+      <w:r>
+        <w:rPr>
+          <w:rStyle w:val="VerbatimChar"/>
+        </w:rPr>
+        <w:t xml:space="preserve">1Gi</w:t>
+      </w:r>
+      <w:r>
+        <w:t xml:space="preserve">. It did not get 1 GiB. It got a directory, on a filesystem with</w:t>
+      </w:r>
+      <w:r>
+        <w:t xml:space="preserve"> </w:t>
+      </w:r>
+      <w:r>
+        <w:t xml:space="preserve">286 GB free,</w:t>
+      </w:r>
+      <w:r>
+        <w:t xml:space="preserve"> </w:t>
+      </w:r>
+      <w:r>
+        <w:rPr>
+          <w:b/>
+          <w:bCs/>
+        </w:rPr>
+        <w:t xml:space="preserve">with no quota of any kind</w:t>
+      </w:r>
+      <w:r>
+        <w:t xml:space="preserve">. Nothing stops that pod from writing 200 GB, nothing</w:t>
+      </w:r>
+      <w:r>
+        <w:t xml:space="preserve"> </w:t>
+      </w:r>
+      <w:r>
+        <w:t xml:space="preserve">reports the volume as full, and nothing protects the other volumes on the node — or the node</w:t>
+      </w:r>
+      <w:r>
+        <w:t xml:space="preserve"> </w:t>
+      </w:r>
+      <w:r>
+        <w:t xml:space="preserve">itself — when it happens.</w:t>
       </w:r>
     </w:p>
     <w:p>
@@ -8976,998 +9609,95 @@
         <w:pStyle w:val="BodyText"/>
       </w:pPr>
       <w:r>
-        <w:t xml:space="preserve">Now give it a consumer — a pod that mounts the claim and writes one line:</w:t>
-      </w:r>
-    </w:p>
-    <w:p>
-      <w:pPr>
-        <w:pStyle w:val="SourceCode"/>
-      </w:pPr>
-      <w:r>
-        <w:rPr>
-          <w:rStyle w:val="FunctionTok"/>
-        </w:rPr>
-        <w:t xml:space="preserve">apiVersion</w:t>
-      </w:r>
-      <w:r>
-        <w:rPr>
-          <w:rStyle w:val="KeywordTok"/>
-        </w:rPr>
-        <w:t xml:space="preserve">:</w:t>
-      </w:r>
-      <w:r>
-        <w:rPr>
-          <w:rStyle w:val="AttributeTok"/>
-        </w:rPr>
-        <w:t xml:space="preserve"> v1</w:t>
-      </w:r>
-      <w:r>
-        <w:br/>
-      </w:r>
-      <w:r>
-        <w:rPr>
-          <w:rStyle w:val="FunctionTok"/>
-        </w:rPr>
-        <w:t xml:space="preserve">kind</w:t>
-      </w:r>
-      <w:r>
-        <w:rPr>
-          <w:rStyle w:val="KeywordTok"/>
-        </w:rPr>
-        <w:t xml:space="preserve">:</w:t>
-      </w:r>
-      <w:r>
-        <w:rPr>
-          <w:rStyle w:val="AttributeTok"/>
-        </w:rPr>
-        <w:t xml:space="preserve"> Pod</w:t>
-      </w:r>
-      <w:r>
-        <w:br/>
-      </w:r>
-      <w:r>
-        <w:rPr>
-          <w:rStyle w:val="FunctionTok"/>
-        </w:rPr>
-        <w:t xml:space="preserve">metadata</w:t>
-      </w:r>
-      <w:r>
-        <w:rPr>
-          <w:rStyle w:val="KeywordTok"/>
-        </w:rPr>
-        <w:t xml:space="preserve">:</w:t>
-      </w:r>
-      <w:r>
-        <w:br/>
-      </w:r>
-      <w:r>
-        <w:rPr>
-          <w:rStyle w:val="AttributeTok"/>
-        </w:rPr>
-        <w:t xml:space="preserve">  </w:t>
-      </w:r>
-      <w:r>
-        <w:rPr>
-          <w:rStyle w:val="FunctionTok"/>
-        </w:rPr>
-        <w:t xml:space="preserve">name</w:t>
-      </w:r>
-      <w:r>
-        <w:rPr>
-          <w:rStyle w:val="KeywordTok"/>
-        </w:rPr>
-        <w:t xml:space="preserve">:</w:t>
-      </w:r>
-      <w:r>
-        <w:rPr>
-          <w:rStyle w:val="AttributeTok"/>
-        </w:rPr>
-        <w:t xml:space="preserve"> writer</w:t>
-      </w:r>
-      <w:r>
-        <w:br/>
-      </w:r>
-      <w:r>
-        <w:rPr>
-          <w:rStyle w:val="FunctionTok"/>
-        </w:rPr>
-        <w:t xml:space="preserve">spec</w:t>
-      </w:r>
-      <w:r>
-        <w:rPr>
-          <w:rStyle w:val="KeywordTok"/>
-        </w:rPr>
-        <w:t xml:space="preserve">:</w:t>
-      </w:r>
-      <w:r>
-        <w:br/>
-      </w:r>
-      <w:r>
-        <w:rPr>
-          <w:rStyle w:val="AttributeTok"/>
-        </w:rPr>
-        <w:t xml:space="preserve">  </w:t>
-      </w:r>
-      <w:r>
-        <w:rPr>
-          <w:rStyle w:val="FunctionTok"/>
-        </w:rPr>
-        <w:t xml:space="preserve">containers</w:t>
-      </w:r>
-      <w:r>
-        <w:rPr>
-          <w:rStyle w:val="KeywordTok"/>
-        </w:rPr>
-        <w:t xml:space="preserve">:</w:t>
-      </w:r>
-      <w:r>
-        <w:br/>
-      </w:r>
-      <w:r>
-        <w:rPr>
-          <w:rStyle w:val="AttributeTok"/>
-        </w:rPr>
-        <w:t xml:space="preserve">    </w:t>
-      </w:r>
-      <w:r>
-        <w:rPr>
-          <w:rStyle w:val="KeywordTok"/>
-        </w:rPr>
-        <w:t xml:space="preserve">-</w:t>
-      </w:r>
-      <w:r>
-        <w:rPr>
-          <w:rStyle w:val="AttributeTok"/>
-        </w:rPr>
-        <w:t xml:space="preserve"> </w:t>
-      </w:r>
-      <w:r>
-        <w:rPr>
-          <w:rStyle w:val="FunctionTok"/>
-        </w:rPr>
-        <w:t xml:space="preserve">name</w:t>
-      </w:r>
-      <w:r>
-        <w:rPr>
-          <w:rStyle w:val="KeywordTok"/>
-        </w:rPr>
-        <w:t xml:space="preserve">:</w:t>
-      </w:r>
-      <w:r>
-        <w:rPr>
-          <w:rStyle w:val="AttributeTok"/>
-        </w:rPr>
-        <w:t xml:space="preserve"> writer</w:t>
-      </w:r>
-      <w:r>
-        <w:br/>
-      </w:r>
-      <w:r>
-        <w:rPr>
-          <w:rStyle w:val="AttributeTok"/>
-        </w:rPr>
-        <w:t xml:space="preserve">      </w:t>
-      </w:r>
-      <w:r>
-        <w:rPr>
-          <w:rStyle w:val="FunctionTok"/>
-        </w:rPr>
-        <w:t xml:space="preserve">image</w:t>
-      </w:r>
-      <w:r>
-        <w:rPr>
-          <w:rStyle w:val="KeywordTok"/>
-        </w:rPr>
-        <w:t xml:space="preserve">:</w:t>
-      </w:r>
-      <w:r>
-        <w:rPr>
-          <w:rStyle w:val="AttributeTok"/>
-        </w:rPr>
-        <w:t xml:space="preserve"> busybox:1.36</w:t>
-      </w:r>
-      <w:r>
-        <w:br/>
-      </w:r>
-      <w:r>
-        <w:rPr>
-          <w:rStyle w:val="AttributeTok"/>
-        </w:rPr>
-        <w:t xml:space="preserve">      </w:t>
-      </w:r>
-      <w:r>
-        <w:rPr>
-          <w:rStyle w:val="FunctionTok"/>
-        </w:rPr>
-        <w:t xml:space="preserve">command</w:t>
-      </w:r>
-      <w:r>
-        <w:rPr>
-          <w:rStyle w:val="KeywordTok"/>
-        </w:rPr>
-        <w:t xml:space="preserve">:</w:t>
-      </w:r>
-      <w:r>
-        <w:rPr>
-          <w:rStyle w:val="AttributeTok"/>
-        </w:rPr>
-        <w:t xml:space="preserve"> </w:t>
-      </w:r>
-      <w:r>
-        <w:rPr>
-          <w:rStyle w:val="KeywordTok"/>
-        </w:rPr>
-        <w:t xml:space="preserve">[</w:t>
-      </w:r>
-      <w:r>
-        <w:rPr>
-          <w:rStyle w:val="StringTok"/>
-        </w:rPr>
-        <w:t xml:space="preserve">"sh"</w:t>
-      </w:r>
-      <w:r>
-        <w:rPr>
-          <w:rStyle w:val="KeywordTok"/>
-        </w:rPr>
-        <w:t xml:space="preserve">,</w:t>
-      </w:r>
-      <w:r>
-        <w:rPr>
-          <w:rStyle w:val="StringTok"/>
-        </w:rPr>
-        <w:t xml:space="preserve">"-c"</w:t>
-      </w:r>
-      <w:r>
-        <w:rPr>
-          <w:rStyle w:val="KeywordTok"/>
-        </w:rPr>
-        <w:t xml:space="preserve">,</w:t>
-      </w:r>
-      <w:r>
-        <w:rPr>
-          <w:rStyle w:val="StringTok"/>
-        </w:rPr>
-        <w:t xml:space="preserve">"echo </w:t>
-      </w:r>
-      <w:r>
-        <w:rPr>
-          <w:rStyle w:val="SpecialCharTok"/>
-        </w:rPr>
-        <w:t xml:space="preserve">\"</w:t>
-      </w:r>
-      <w:r>
-        <w:rPr>
-          <w:rStyle w:val="StringTok"/>
-        </w:rPr>
-        <w:t xml:space="preserve">Written by $(hostname)</w:t>
-      </w:r>
-      <w:r>
-        <w:rPr>
-          <w:rStyle w:val="SpecialCharTok"/>
-        </w:rPr>
-        <w:t xml:space="preserve">\"</w:t>
-      </w:r>
-      <w:r>
-        <w:rPr>
-          <w:rStyle w:val="StringTok"/>
-        </w:rPr>
-        <w:t xml:space="preserve"> &gt;&gt; /data/notes.txt; sleep 3600"</w:t>
-      </w:r>
-      <w:r>
-        <w:rPr>
-          <w:rStyle w:val="KeywordTok"/>
-        </w:rPr>
-        <w:t xml:space="preserve">]</w:t>
-      </w:r>
-      <w:r>
-        <w:br/>
-      </w:r>
-      <w:r>
-        <w:rPr>
-          <w:rStyle w:val="AttributeTok"/>
-        </w:rPr>
-        <w:t xml:space="preserve">      </w:t>
-      </w:r>
-      <w:r>
-        <w:rPr>
-          <w:rStyle w:val="FunctionTok"/>
-        </w:rPr>
-        <w:t xml:space="preserve">volumeMounts</w:t>
-      </w:r>
-      <w:r>
-        <w:rPr>
-          <w:rStyle w:val="KeywordTok"/>
-        </w:rPr>
-        <w:t xml:space="preserve">:</w:t>
-      </w:r>
-      <w:r>
-        <w:br/>
-      </w:r>
-      <w:r>
-        <w:rPr>
-          <w:rStyle w:val="AttributeTok"/>
-        </w:rPr>
-        <w:t xml:space="preserve">        </w:t>
-      </w:r>
-      <w:r>
-        <w:rPr>
-          <w:rStyle w:val="KeywordTok"/>
-        </w:rPr>
-        <w:t xml:space="preserve">-</w:t>
-      </w:r>
-      <w:r>
-        <w:rPr>
-          <w:rStyle w:val="AttributeTok"/>
-        </w:rPr>
-        <w:t xml:space="preserve"> </w:t>
-      </w:r>
-      <w:r>
-        <w:rPr>
-          <w:rStyle w:val="FunctionTok"/>
-        </w:rPr>
-        <w:t xml:space="preserve">name</w:t>
-      </w:r>
-      <w:r>
-        <w:rPr>
-          <w:rStyle w:val="KeywordTok"/>
-        </w:rPr>
-        <w:t xml:space="preserve">:</w:t>
-      </w:r>
-      <w:r>
-        <w:rPr>
-          <w:rStyle w:val="AttributeTok"/>
-        </w:rPr>
-        <w:t xml:space="preserve"> data</w:t>
-      </w:r>
-      <w:r>
-        <w:br/>
-      </w:r>
-      <w:r>
-        <w:rPr>
-          <w:rStyle w:val="AttributeTok"/>
-        </w:rPr>
-        <w:t xml:space="preserve">          </w:t>
-      </w:r>
-      <w:r>
-        <w:rPr>
-          <w:rStyle w:val="FunctionTok"/>
-        </w:rPr>
-        <w:t xml:space="preserve">mountPath</w:t>
-      </w:r>
-      <w:r>
-        <w:rPr>
-          <w:rStyle w:val="KeywordTok"/>
-        </w:rPr>
-        <w:t xml:space="preserve">:</w:t>
-      </w:r>
-      <w:r>
-        <w:rPr>
-          <w:rStyle w:val="AttributeTok"/>
-        </w:rPr>
-        <w:t xml:space="preserve"> /data</w:t>
-      </w:r>
-      <w:r>
-        <w:br/>
-      </w:r>
-      <w:r>
-        <w:rPr>
-          <w:rStyle w:val="AttributeTok"/>
-        </w:rPr>
-        <w:t xml:space="preserve">  </w:t>
-      </w:r>
-      <w:r>
-        <w:rPr>
-          <w:rStyle w:val="FunctionTok"/>
-        </w:rPr>
-        <w:t xml:space="preserve">volumes</w:t>
-      </w:r>
-      <w:r>
-        <w:rPr>
-          <w:rStyle w:val="KeywordTok"/>
-        </w:rPr>
-        <w:t xml:space="preserve">:</w:t>
-      </w:r>
-      <w:r>
-        <w:br/>
-      </w:r>
-      <w:r>
-        <w:rPr>
-          <w:rStyle w:val="AttributeTok"/>
-        </w:rPr>
-        <w:t xml:space="preserve">    </w:t>
-      </w:r>
-      <w:r>
-        <w:rPr>
-          <w:rStyle w:val="KeywordTok"/>
-        </w:rPr>
-        <w:t xml:space="preserve">-</w:t>
-      </w:r>
-      <w:r>
-        <w:rPr>
-          <w:rStyle w:val="AttributeTok"/>
-        </w:rPr>
-        <w:t xml:space="preserve"> </w:t>
-      </w:r>
-      <w:r>
-        <w:rPr>
-          <w:rStyle w:val="FunctionTok"/>
-        </w:rPr>
-        <w:t xml:space="preserve">name</w:t>
-      </w:r>
-      <w:r>
-        <w:rPr>
-          <w:rStyle w:val="KeywordTok"/>
-        </w:rPr>
-        <w:t xml:space="preserve">:</w:t>
-      </w:r>
-      <w:r>
-        <w:rPr>
-          <w:rStyle w:val="AttributeTok"/>
-        </w:rPr>
-        <w:t xml:space="preserve"> data</w:t>
-      </w:r>
-      <w:r>
-        <w:br/>
-      </w:r>
-      <w:r>
-        <w:rPr>
-          <w:rStyle w:val="AttributeTok"/>
-        </w:rPr>
-        <w:t xml:space="preserve">      </w:t>
-      </w:r>
-      <w:r>
-        <w:rPr>
-          <w:rStyle w:val="FunctionTok"/>
-        </w:rPr>
-        <w:t xml:space="preserve">persistentVolumeClaim</w:t>
-      </w:r>
-      <w:r>
-        <w:rPr>
-          <w:rStyle w:val="KeywordTok"/>
-        </w:rPr>
-        <w:t xml:space="preserve">:</w:t>
-      </w:r>
-      <w:r>
-        <w:br/>
-      </w:r>
-      <w:r>
-        <w:rPr>
-          <w:rStyle w:val="AttributeTok"/>
-        </w:rPr>
-        <w:t xml:space="preserve">        </w:t>
-      </w:r>
-      <w:r>
-        <w:rPr>
-          <w:rStyle w:val="FunctionTok"/>
-        </w:rPr>
-        <w:t xml:space="preserve">claimName</w:t>
-      </w:r>
-      <w:r>
-        <w:rPr>
-          <w:rStyle w:val="KeywordTok"/>
-        </w:rPr>
-        <w:t xml:space="preserve">:</w:t>
-      </w:r>
-      <w:r>
-        <w:rPr>
-          <w:rStyle w:val="AttributeTok"/>
-        </w:rPr>
-        <w:t xml:space="preserve"> demo-data</w:t>
-      </w:r>
-    </w:p>
-    <w:p>
-      <w:pPr>
-        <w:pStyle w:val="FirstParagraph"/>
-      </w:pPr>
-      <w:r>
-        <w:t xml:space="preserve">The moment that pod is scheduled, the claim binds and a PersistentVolume appears that you never</w:t>
-      </w:r>
-      <w:r>
-        <w:t xml:space="preserve"> </w:t>
-      </w:r>
-      <w:r>
-        <w:t xml:space="preserve">asked for by name:</w:t>
-      </w:r>
-    </w:p>
-    <w:p>
-      <w:pPr>
-        <w:pStyle w:val="SourceCode"/>
-      </w:pPr>
-      <w:r>
-        <w:rPr>
-          <w:rStyle w:val="VerbatimChar"/>
-        </w:rPr>
-        <w:t xml:space="preserve">persistentvolumeclaim/demo-data                              Bound   pvc-94ab5278-…   1Gi   RWO   local-path</w:t>
-      </w:r>
-      <w:r>
-        <w:br/>
-      </w:r>
-      <w:r>
-        <w:rPr>
-          <w:rStyle w:val="VerbatimChar"/>
-        </w:rPr>
-        <w:t xml:space="preserve">persistentvolume/pvc-94ab5278-68ca-430a-8dd2-e450de43baac    1Gi     RWO    Delete    Bound   default/demo-data</w:t>
-      </w:r>
-    </w:p>
-    <w:p>
-      <w:pPr>
-        <w:pStyle w:val="FirstParagraph"/>
-      </w:pPr>
-      <w:r>
-        <w:t xml:space="preserve">And the directory it created encodes its own provenance:</w:t>
-      </w:r>
-    </w:p>
-    <w:p>
-      <w:pPr>
-        <w:pStyle w:val="SourceCode"/>
-      </w:pPr>
-      <w:r>
-        <w:rPr>
-          <w:rStyle w:val="VerbatimChar"/>
-        </w:rPr>
-        <w:t xml:space="preserve">/var/lib/rancher/k3s/storage/pvc-94ab5278-68ca-430a-8dd2-e450de43baac_default_demo-data/</w:t>
-      </w:r>
-      <w:r>
-        <w:br/>
-      </w:r>
-      <w:r>
-        <w:rPr>
-          <w:rStyle w:val="VerbatimChar"/>
-        </w:rPr>
-        <w:t xml:space="preserve">                             └────────────── PV name ───────────────┘ └─ns──┘ └─claim─┘</w:t>
-      </w:r>
-    </w:p>
-    <w:p>
-      <w:pPr>
-        <w:pStyle w:val="FirstParagraph"/>
-      </w:pPr>
-      <w:r>
-        <w:t xml:space="preserve">You can read the pod’s file directly from the node, with no Kubernetes involved at all:</w:t>
-      </w:r>
-    </w:p>
-    <w:p>
-      <w:pPr>
-        <w:pStyle w:val="SourceCode"/>
-      </w:pPr>
-      <w:r>
-        <w:rPr>
-          <w:rStyle w:val="FunctionTok"/>
-        </w:rPr>
-        <w:t xml:space="preserve">sudo</w:t>
-      </w:r>
-      <w:r>
-        <w:rPr>
-          <w:rStyle w:val="NormalTok"/>
-        </w:rPr>
-        <w:t xml:space="preserve"> cat /var/lib/rancher/k3s/storage/</w:t>
-      </w:r>
-      <w:r>
-        <w:rPr>
-          <w:rStyle w:val="PreprocessorTok"/>
-        </w:rPr>
-        <w:t xml:space="preserve">*</w:t>
-      </w:r>
-      <w:r>
-        <w:rPr>
-          <w:rStyle w:val="NormalTok"/>
-        </w:rPr>
-        <w:t xml:space="preserve">/notes.txt</w:t>
-      </w:r>
-    </w:p>
-    <w:p>
-      <w:pPr>
-        <w:pStyle w:val="FirstParagraph"/>
-      </w:pPr>
-      <w:r>
-        <w:t xml:space="preserve">Delete the pod, recreate it, and read the file again. Two lines from two different pods, in one</w:t>
-      </w:r>
-      <w:r>
-        <w:t xml:space="preserve"> </w:t>
-      </w:r>
-      <w:r>
-        <w:t xml:space="preserve">volume that outlived both — which is the entire point of the abstraction:</w:t>
-      </w:r>
-    </w:p>
-    <w:p>
-      <w:pPr>
-        <w:pStyle w:val="SourceCode"/>
-      </w:pPr>
-      <w:r>
-        <w:rPr>
-          <w:rStyle w:val="VerbatimChar"/>
-        </w:rPr>
-        <w:t xml:space="preserve">Writtern bu</w:t>
-      </w:r>
-      <w:r>
-        <w:br/>
-      </w:r>
-      <w:r>
-        <w:rPr>
-          <w:rStyle w:val="VerbatimChar"/>
-        </w:rPr>
-        <w:t xml:space="preserve">Written by writer</w:t>
-      </w:r>
-    </w:p>
-    <w:p>
-      <w:pPr>
-        <w:pStyle w:val="BlockText"/>
-      </w:pPr>
-      <w:r>
-        <w:rPr>
-          <w:b/>
-          <w:bCs/>
-        </w:rPr>
-        <w:t xml:space="preserve">Two lessons from the typo above, which was real.</w:t>
-      </w:r>
-      <w:r>
-        <w:t xml:space="preserve"> </w:t>
-      </w:r>
-      <w:r>
-        <w:t xml:space="preserve">The first pod ran</w:t>
-      </w:r>
-      <w:r>
-        <w:t xml:space="preserve"> </w:t>
-      </w:r>
-      <w:r>
-        <w:rPr>
-          <w:rStyle w:val="VerbatimChar"/>
-        </w:rPr>
-        <w:t xml:space="preserve">echo "Writtern bu $(hotname)"</w:t>
-      </w:r>
-      <w:r>
-        <w:t xml:space="preserve"> </w:t>
-      </w:r>
-      <w:r>
-        <w:t xml:space="preserve">— a misspelling of</w:t>
-      </w:r>
-      <w:r>
-        <w:t xml:space="preserve"> </w:t>
-      </w:r>
-      <w:r>
-        <w:rPr>
-          <w:rStyle w:val="VerbatimChar"/>
-        </w:rPr>
-        <w:t xml:space="preserve">hostname</w:t>
-      </w:r>
-      <w:r>
-        <w:t xml:space="preserve">. The shell substituted an</w:t>
-      </w:r>
-      <w:r>
-        <w:t xml:space="preserve"> </w:t>
-      </w:r>
-      <w:r>
-        <w:rPr>
-          <w:b/>
-          <w:bCs/>
-        </w:rPr>
-        <w:t xml:space="preserve">empty</w:t>
-      </w:r>
-      <w:r>
-        <w:rPr>
-          <w:b/>
-          <w:bCs/>
-        </w:rPr>
-        <w:t xml:space="preserve"> </w:t>
-      </w:r>
-      <w:r>
-        <w:rPr>
-          <w:b/>
-          <w:bCs/>
-        </w:rPr>
-        <w:t xml:space="preserve">string</w:t>
-      </w:r>
-      <w:r>
-        <w:t xml:space="preserve">, wrote a broken line, and exited 0. The pod reported</w:t>
-      </w:r>
-      <w:r>
-        <w:t xml:space="preserve"> </w:t>
-      </w:r>
-      <w:r>
-        <w:rPr>
-          <w:rStyle w:val="VerbatimChar"/>
-        </w:rPr>
-        <w:t xml:space="preserve">Running</w:t>
-      </w:r>
-      <w:r>
-        <w:t xml:space="preserve"> </w:t>
-      </w:r>
-      <w:r>
-        <w:t xml:space="preserve">and Kubernetes considered</w:t>
-      </w:r>
-      <w:r>
-        <w:t xml:space="preserve"> </w:t>
-      </w:r>
-      <w:r>
-        <w:t xml:space="preserve">everything healthy. A shell command inside a manifest can fail internally without the pod ever</w:t>
-      </w:r>
-      <w:r>
-        <w:t xml:space="preserve"> </w:t>
-      </w:r>
-      <w:r>
-        <w:t xml:space="preserve">looking wrong;</w:t>
-      </w:r>
-      <w:r>
-        <w:t xml:space="preserve"> </w:t>
-      </w:r>
-      <w:r>
-        <w:rPr>
-          <w:rStyle w:val="VerbatimChar"/>
-        </w:rPr>
-        <w:t xml:space="preserve">kubectl get pods</w:t>
-      </w:r>
-      <w:r>
-        <w:t xml:space="preserve"> </w:t>
-      </w:r>
-      <w:r>
-        <w:t xml:space="preserve">will not save you, only</w:t>
-      </w:r>
-      <w:r>
-        <w:t xml:space="preserve"> </w:t>
-      </w:r>
-      <w:r>
-        <w:rPr>
-          <w:rStyle w:val="VerbatimChar"/>
-        </w:rPr>
-        <w:t xml:space="preserve">kubectl logs</w:t>
-      </w:r>
-      <w:r>
-        <w:t xml:space="preserve"> </w:t>
-      </w:r>
-      <w:r>
-        <w:t xml:space="preserve">will.</w:t>
-      </w:r>
-    </w:p>
-    <w:p>
-      <w:pPr>
-        <w:pStyle w:val="BlockText"/>
-      </w:pPr>
-      <w:r>
-        <w:t xml:space="preserve">Fixing it also ran into</w:t>
-      </w:r>
-      <w:r>
-        <w:t xml:space="preserve"> </w:t>
-      </w:r>
-      <w:r>
-        <w:rPr>
-          <w:b/>
-          <w:bCs/>
-        </w:rPr>
-        <w:t xml:space="preserve">pod immutability</w:t>
-      </w:r>
-      <w:r>
-        <w:t xml:space="preserve">. You cannot</w:t>
-      </w:r>
-      <w:r>
-        <w:t xml:space="preserve"> </w:t>
-      </w:r>
-      <w:r>
-        <w:rPr>
-          <w:rStyle w:val="VerbatimChar"/>
-        </w:rPr>
-        <w:t xml:space="preserve">kubectl apply</w:t>
-      </w:r>
-      <w:r>
-        <w:t xml:space="preserve"> </w:t>
-      </w:r>
-      <w:r>
-        <w:t xml:space="preserve">a changed</w:t>
-      </w:r>
-      <w:r>
-        <w:t xml:space="preserve"> </w:t>
-      </w:r>
-      <w:r>
-        <w:rPr>
-          <w:rStyle w:val="VerbatimChar"/>
-        </w:rPr>
-        <w:t xml:space="preserve">command</w:t>
-      </w:r>
-      <w:r>
-        <w:t xml:space="preserve"> </w:t>
-      </w:r>
-      <w:r>
-        <w:t xml:space="preserve">to a</w:t>
-      </w:r>
-      <w:r>
-        <w:t xml:space="preserve"> </w:t>
-      </w:r>
-      <w:r>
-        <w:t xml:space="preserve">live Pod — the API server rejects any edit other than the container image. You must</w:t>
-      </w:r>
-      <w:r>
-        <w:t xml:space="preserve"> </w:t>
-      </w:r>
-      <w:r>
-        <w:rPr>
-          <w:rStyle w:val="VerbatimChar"/>
-        </w:rPr>
-        <w:t xml:space="preserve">kubectl delete pod</w:t>
-      </w:r>
-      <w:r>
-        <w:t xml:space="preserve"> </w:t>
-      </w:r>
-      <w:r>
-        <w:t xml:space="preserve">and re-apply, or</w:t>
-      </w:r>
-      <w:r>
-        <w:t xml:space="preserve"> </w:t>
-      </w:r>
-      <w:r>
-        <w:rPr>
-          <w:rStyle w:val="VerbatimChar"/>
-        </w:rPr>
-        <w:t xml:space="preserve">kubectl replace --force</w:t>
-      </w:r>
-      <w:r>
-        <w:t xml:space="preserve">. This is a large part of why</w:t>
-      </w:r>
-      <w:r>
-        <w:t xml:space="preserve"> </w:t>
-      </w:r>
-      <w:r>
-        <w:t xml:space="preserve">almost nothing in production is a bare Pod: a Deployment performs that delete-and-recreate cycle</w:t>
-      </w:r>
-      <w:r>
-        <w:t xml:space="preserve"> </w:t>
-      </w:r>
-      <w:r>
-        <w:t xml:space="preserve">for you, as a rollout.</w:t>
+        <w:t xml:space="preserve">Real CSI drivers carve an actual block device and the request is enforced. With</w:t>
+      </w:r>
+      <w:r>
+        <w:t xml:space="preserve"> </w:t>
+      </w:r>
+      <w:r>
+        <w:rPr>
+          <w:rStyle w:val="VerbatimChar"/>
+        </w:rPr>
+        <w:t xml:space="preserve">local-path</w:t>
+      </w:r>
+      <w:r>
+        <w:t xml:space="preserve">, the</w:t>
+      </w:r>
+      <w:r>
+        <w:t xml:space="preserve"> </w:t>
+      </w:r>
+      <w:r>
+        <w:t xml:space="preserve">size field is documentation. Combined with</w:t>
+      </w:r>
+      <w:r>
+        <w:t xml:space="preserve"> </w:t>
+      </w:r>
+      <w:r>
+        <w:rPr>
+          <w:rStyle w:val="VerbatimChar"/>
+        </w:rPr>
+        <w:t xml:space="preserve">ALLOWVOLUMEEXPANSION=false</w:t>
+      </w:r>
+      <w:r>
+        <w:t xml:space="preserve">, the practical rule is:</w:t>
+      </w:r>
+      <w:r>
+        <w:t xml:space="preserve"> </w:t>
+      </w:r>
+      <w:r>
+        <w:rPr>
+          <w:b/>
+          <w:bCs/>
+        </w:rPr>
+        <w:t xml:space="preserve">the number is advisory, and you cannot change it later anyway.</w:t>
+      </w:r>
+    </w:p>
+    <w:p>
+      <w:pPr>
+        <w:pStyle w:val="BodyText"/>
+      </w:pPr>
+      <w:r>
+        <w:t xml:space="preserve">Note also that</w:t>
+      </w:r>
+      <w:r>
+        <w:t xml:space="preserve"> </w:t>
+      </w:r>
+      <w:r>
+        <w:rPr>
+          <w:rStyle w:val="VerbatimChar"/>
+        </w:rPr>
+        <w:t xml:space="preserve">RECLAIMPOLICY=Delete</w:t>
+      </w:r>
+      <w:r>
+        <w:t xml:space="preserve"> </w:t>
+      </w:r>
+      <w:r>
+        <w:t xml:space="preserve">means</w:t>
+      </w:r>
+      <w:r>
+        <w:t xml:space="preserve"> </w:t>
+      </w:r>
+      <w:r>
+        <w:rPr>
+          <w:rStyle w:val="VerbatimChar"/>
+        </w:rPr>
+        <w:t xml:space="preserve">kubectl delete pvc</w:t>
+      </w:r>
+      <w:r>
+        <w:t xml:space="preserve"> </w:t>
+      </w:r>
+      <w:r>
+        <w:t xml:space="preserve">is a data-destroying command that</w:t>
+      </w:r>
+      <w:r>
+        <w:t xml:space="preserve"> </w:t>
+      </w:r>
+      <w:r>
+        <w:t xml:space="preserve">takes effect immediately and asks no questions.</w:t>
       </w:r>
     </w:p>
     <w:bookmarkEnd w:id="37"/>
-    <w:bookmarkStart w:id="38" w:name="c.-the-capacity-you-request-is-a-fiction"/>
-    <w:p>
-      <w:pPr>
-        <w:pStyle w:val="Heading3"/>
-      </w:pPr>
-      <w:r>
-        <w:t xml:space="preserve">6c. The capacity you request is a fiction</w:t>
-      </w:r>
-    </w:p>
-    <w:p>
-      <w:pPr>
-        <w:pStyle w:val="FirstParagraph"/>
-      </w:pPr>
-      <w:r>
-        <w:t xml:space="preserve">The claim above asked for</w:t>
-      </w:r>
-      <w:r>
-        <w:t xml:space="preserve"> </w:t>
-      </w:r>
-      <w:r>
-        <w:rPr>
-          <w:rStyle w:val="VerbatimChar"/>
-        </w:rPr>
-        <w:t xml:space="preserve">1Gi</w:t>
-      </w:r>
-      <w:r>
-        <w:t xml:space="preserve">. It did not get 1 GiB. It got a directory, on a filesystem with</w:t>
-      </w:r>
-      <w:r>
-        <w:t xml:space="preserve"> </w:t>
-      </w:r>
-      <w:r>
-        <w:t xml:space="preserve">286 GB free,</w:t>
-      </w:r>
-      <w:r>
-        <w:t xml:space="preserve"> </w:t>
-      </w:r>
-      <w:r>
-        <w:rPr>
-          <w:b/>
-          <w:bCs/>
-        </w:rPr>
-        <w:t xml:space="preserve">with no quota of any kind</w:t>
-      </w:r>
-      <w:r>
-        <w:t xml:space="preserve">. Nothing stops that pod from writing 200 GB, nothing</w:t>
-      </w:r>
-      <w:r>
-        <w:t xml:space="preserve"> </w:t>
-      </w:r>
-      <w:r>
-        <w:t xml:space="preserve">reports the volume as full, and nothing protects the other volumes on the node — or the node</w:t>
-      </w:r>
-      <w:r>
-        <w:t xml:space="preserve"> </w:t>
-      </w:r>
-      <w:r>
-        <w:t xml:space="preserve">itself — when it happens.</w:t>
-      </w:r>
-    </w:p>
-    <w:p>
-      <w:pPr>
-        <w:pStyle w:val="BodyText"/>
-      </w:pPr>
-      <w:r>
-        <w:t xml:space="preserve">Real CSI drivers carve an actual block device and the request is enforced. With</w:t>
-      </w:r>
-      <w:r>
-        <w:t xml:space="preserve"> </w:t>
-      </w:r>
-      <w:r>
-        <w:rPr>
-          <w:rStyle w:val="VerbatimChar"/>
-        </w:rPr>
-        <w:t xml:space="preserve">local-path</w:t>
-      </w:r>
-      <w:r>
-        <w:t xml:space="preserve">, the</w:t>
-      </w:r>
-      <w:r>
-        <w:t xml:space="preserve"> </w:t>
-      </w:r>
-      <w:r>
-        <w:t xml:space="preserve">size field is documentation. Combined with</w:t>
-      </w:r>
-      <w:r>
-        <w:t xml:space="preserve"> </w:t>
-      </w:r>
-      <w:r>
-        <w:rPr>
-          <w:rStyle w:val="VerbatimChar"/>
-        </w:rPr>
-        <w:t xml:space="preserve">ALLOWVOLUMEEXPANSION=false</w:t>
-      </w:r>
-      <w:r>
-        <w:t xml:space="preserve">, the practical rule is:</w:t>
-      </w:r>
-      <w:r>
-        <w:t xml:space="preserve"> </w:t>
-      </w:r>
-      <w:r>
-        <w:rPr>
-          <w:b/>
-          <w:bCs/>
-        </w:rPr>
-        <w:t xml:space="preserve">the number is advisory, and you cannot change it later anyway.</w:t>
-      </w:r>
-    </w:p>
-    <w:p>
-      <w:pPr>
-        <w:pStyle w:val="BodyText"/>
-      </w:pPr>
-      <w:r>
-        <w:t xml:space="preserve">Note also that</w:t>
-      </w:r>
-      <w:r>
-        <w:t xml:space="preserve"> </w:t>
-      </w:r>
-      <w:r>
-        <w:rPr>
-          <w:rStyle w:val="VerbatimChar"/>
-        </w:rPr>
-        <w:t xml:space="preserve">RECLAIMPOLICY=Delete</w:t>
-      </w:r>
-      <w:r>
-        <w:t xml:space="preserve"> </w:t>
-      </w:r>
-      <w:r>
-        <w:t xml:space="preserve">means</w:t>
-      </w:r>
-      <w:r>
-        <w:t xml:space="preserve"> </w:t>
-      </w:r>
-      <w:r>
-        <w:rPr>
-          <w:rStyle w:val="VerbatimChar"/>
-        </w:rPr>
-        <w:t xml:space="preserve">kubectl delete pvc</w:t>
-      </w:r>
-      <w:r>
-        <w:t xml:space="preserve"> </w:t>
-      </w:r>
-      <w:r>
-        <w:t xml:space="preserve">is a data-destroying command that</w:t>
-      </w:r>
-      <w:r>
-        <w:t xml:space="preserve"> </w:t>
-      </w:r>
-      <w:r>
-        <w:t xml:space="preserve">takes effect immediately and asks no questions.</w:t>
-      </w:r>
-    </w:p>
-    <w:bookmarkEnd w:id="38"/>
-    <w:bookmarkStart w:id="39" w:name="d.-the-honest-framing-for-an-interview"/>
+    <w:bookmarkStart w:id="38" w:name="d.-the-honest-framing-for-an-interview"/>
     <w:p>
       <w:pPr>
         <w:pStyle w:val="Heading3"/>
@@ -10153,9 +9883,9 @@
         </w:pict>
       </w:r>
     </w:p>
+    <w:bookmarkEnd w:id="38"/>
     <w:bookmarkEnd w:id="39"/>
-    <w:bookmarkEnd w:id="40"/>
-    <w:bookmarkStart w:id="41" w:name="things-that-look-broken-but-are-not"/>
+    <w:bookmarkStart w:id="40" w:name="things-that-look-broken-but-are-not"/>
     <w:p>
       <w:pPr>
         <w:pStyle w:val="Heading2"/>
@@ -11281,8 +11011,8 @@
         </w:pict>
       </w:r>
     </w:p>
-    <w:bookmarkEnd w:id="41"/>
-    <w:bookmarkStart w:id="42" w:name="Xc7e2ff76bb6a993025a0c4be6bdcce4d25e1d08"/>
+    <w:bookmarkEnd w:id="40"/>
+    <w:bookmarkStart w:id="41" w:name="Xc7e2ff76bb6a993025a0c4be6bdcce4d25e1d08"/>
     <w:p>
       <w:pPr>
         <w:pStyle w:val="Heading2"/>
@@ -11661,8 +11391,8 @@
         </w:pict>
       </w:r>
     </w:p>
-    <w:bookmarkEnd w:id="42"/>
-    <w:bookmarkStart w:id="44" w:name="commands-to-know-by-heart"/>
+    <w:bookmarkEnd w:id="41"/>
+    <w:bookmarkStart w:id="43" w:name="commands-to-know-by-heart"/>
     <w:p>
       <w:pPr>
         <w:pStyle w:val="Heading2"/>
@@ -12155,7 +11885,7 @@
         <w:t xml:space="preserve">completion works on both.</w:t>
       </w:r>
     </w:p>
-    <w:bookmarkStart w:id="43" w:name="Xdf9d4ea2996af737de06e16b81448a9fd9aa30e"/>
+    <w:bookmarkStart w:id="42" w:name="Xdf9d4ea2996af737de06e16b81448a9fd9aa30e"/>
     <w:p>
       <w:pPr>
         <w:pStyle w:val="Heading3"/>
@@ -13079,9 +12809,9 @@
         </w:pict>
       </w:r>
     </w:p>
+    <w:bookmarkEnd w:id="42"/>
     <w:bookmarkEnd w:id="43"/>
-    <w:bookmarkEnd w:id="44"/>
-    <w:bookmarkStart w:id="45" w:name="glossary-for-this-chapter"/>
+    <w:bookmarkStart w:id="44" w:name="glossary-for-this-chapter"/>
     <w:p>
       <w:pPr>
         <w:pStyle w:val="Heading2"/>
@@ -13686,8 +13416,8 @@
         </w:pict>
       </w:r>
     </w:p>
-    <w:bookmarkEnd w:id="45"/>
-    <w:bookmarkStart w:id="46" w:name="check-yourself"/>
+    <w:bookmarkEnd w:id="44"/>
+    <w:bookmarkStart w:id="45" w:name="check-yourself"/>
     <w:p>
       <w:pPr>
         <w:pStyle w:val="Heading2"/>
@@ -14546,8 +14276,8 @@
         </w:pict>
       </w:r>
     </w:p>
-    <w:bookmarkEnd w:id="46"/>
-    <w:bookmarkStart w:id="47" w:name="whats-next"/>
+    <w:bookmarkEnd w:id="45"/>
+    <w:bookmarkStart w:id="46" w:name="whats-next"/>
     <w:p>
       <w:pPr>
         <w:pStyle w:val="Heading2"/>
@@ -14661,8 +14391,8 @@
         <w:t xml:space="preserve">dot -Tpng -Gdpi=150 &lt;file&gt;.dot -o ../images/&lt;file&gt;.png</w:t>
       </w:r>
     </w:p>
+    <w:bookmarkEnd w:id="46"/>
     <w:bookmarkEnd w:id="47"/>
-    <w:bookmarkEnd w:id="48"/>
     <w:sectPr>
       <w:pgSz w:h="15840" w:w="12240"/>
       <w:pgMar w:bottom="1440" w:footer="720" w:gutter="0" w:header="720" w:left="1080" w:right="1080" w:top="1440"/>

--- a/education/docx/chapter01_kubernetes_k3s.docx
+++ b/education/docx/chapter01_kubernetes_k3s.docx
@@ -640,44 +640,73 @@
         <w:pStyle w:val="BodyText"/>
       </w:pPr>
       <w:r>
+        <w:rPr>
+          <w:rStyle w:val="Key"/>
+        </w:rPr>
         <w:t xml:space="preserve">So Kubernetes is not virtualising anything. Proxmox already did that. Kubernetes sits</w:t>
       </w:r>
       <w:r>
-        <w:t xml:space="preserve"> </w:t>
-      </w:r>
-      <w:r>
-        <w:rPr>
+        <w:rPr>
+          <w:rStyle w:val="Key"/>
+        </w:rPr>
+        <w:t xml:space="preserve"> </w:t>
+      </w:r>
+      <w:r>
+        <w:rPr>
+          <w:rStyle w:val="Key"/>
           <w:i/>
           <w:iCs/>
         </w:rPr>
         <w:t xml:space="preserve">inside</w:t>
       </w:r>
       <w:r>
-        <w:t xml:space="preserve"> </w:t>
-      </w:r>
-      <w:r>
+        <w:rPr>
+          <w:rStyle w:val="Key"/>
+        </w:rPr>
+        <w:t xml:space="preserve"> </w:t>
+      </w:r>
+      <w:r>
+        <w:rPr>
+          <w:rStyle w:val="Key"/>
+        </w:rPr>
         <w:t xml:space="preserve">one</w:t>
       </w:r>
       <w:r>
-        <w:t xml:space="preserve"> </w:t>
-      </w:r>
-      <w:r>
+        <w:rPr>
+          <w:rStyle w:val="Key"/>
+        </w:rPr>
+        <w:t xml:space="preserve"> </w:t>
+      </w:r>
+      <w:r>
+        <w:rPr>
+          <w:rStyle w:val="Key"/>
+        </w:rPr>
         <w:t xml:space="preserve">virtual machine and manages</w:t>
       </w:r>
       <w:r>
-        <w:t xml:space="preserve"> </w:t>
-      </w:r>
-      <w:r>
-        <w:rPr>
+        <w:rPr>
+          <w:rStyle w:val="Key"/>
+        </w:rPr>
+        <w:t xml:space="preserve"> </w:t>
+      </w:r>
+      <w:r>
+        <w:rPr>
+          <w:rStyle w:val="Key"/>
           <w:i/>
           <w:iCs/>
         </w:rPr>
         <w:t xml:space="preserve">containers</w:t>
       </w:r>
       <w:r>
-        <w:t xml:space="preserve"> </w:t>
-      </w:r>
-      <w:r>
+        <w:rPr>
+          <w:rStyle w:val="Key"/>
+        </w:rPr>
+        <w:t xml:space="preserve"> </w:t>
+      </w:r>
+      <w:r>
+        <w:rPr>
+          <w:rStyle w:val="Key"/>
+        </w:rPr>
         <w:t xml:space="preserve">within it.</w:t>
       </w:r>
     </w:p>
@@ -819,42 +848,71 @@
         <w:pStyle w:val="BodyText"/>
       </w:pPr>
       <w:r>
+        <w:rPr>
+          <w:rStyle w:val="Key"/>
+        </w:rPr>
         <w:t xml:space="preserve">That is called a</w:t>
       </w:r>
       <w:r>
-        <w:t xml:space="preserve"> </w:t>
-      </w:r>
-      <w:r>
-        <w:rPr>
+        <w:rPr>
+          <w:rStyle w:val="Key"/>
+        </w:rPr>
+        <w:t xml:space="preserve"> </w:t>
+      </w:r>
+      <w:r>
+        <w:rPr>
+          <w:rStyle w:val="Key"/>
           <w:b/>
           <w:bCs/>
         </w:rPr>
         <w:t xml:space="preserve">control loop</w:t>
       </w:r>
       <w:r>
-        <w:t xml:space="preserve"> </w:t>
-      </w:r>
-      <w:r>
+        <w:rPr>
+          <w:rStyle w:val="Key"/>
+        </w:rPr>
+        <w:t xml:space="preserve"> </w:t>
+      </w:r>
+      <w:r>
+        <w:rPr>
+          <w:rStyle w:val="Key"/>
+        </w:rPr>
         <w:t xml:space="preserve">or</w:t>
       </w:r>
       <w:r>
-        <w:t xml:space="preserve"> </w:t>
-      </w:r>
-      <w:r>
-        <w:rPr>
+        <w:rPr>
+          <w:rStyle w:val="Key"/>
+        </w:rPr>
+        <w:t xml:space="preserve"> </w:t>
+      </w:r>
+      <w:r>
+        <w:rPr>
+          <w:rStyle w:val="Key"/>
           <w:b/>
           <w:bCs/>
         </w:rPr>
         <w:t xml:space="preserve">reconciliation loop</w:t>
       </w:r>
       <w:r>
+        <w:rPr>
+          <w:rStyle w:val="Key"/>
+        </w:rPr>
         <w:t xml:space="preserve">, and it runs forever. It is the reason</w:t>
       </w:r>
       <w:r>
-        <w:t xml:space="preserve"> </w:t>
-      </w:r>
-      <w:r>
-        <w:t xml:space="preserve">you will see a pod you deleted come back: you never told Kubernetes you wanted fewer copies, you</w:t>
+        <w:rPr>
+          <w:rStyle w:val="Key"/>
+        </w:rPr>
+        <w:t xml:space="preserve"> </w:t>
+      </w:r>
+      <w:r>
+        <w:rPr>
+          <w:rStyle w:val="Key"/>
+        </w:rPr>
+        <w:t xml:space="preserve">you will see a pod you deleted come back</w:t>
+      </w:r>
+      <w:r>
+        <w:t xml:space="preserve">: you never told Kubernetes you wanted fewer copies, you</w:t>
       </w:r>
       <w:r>
         <w:t xml:space="preserve"> </w:t>
@@ -1277,6 +1335,7 @@
             </w:r>
             <w:r>
               <w:rPr>
+                <w:rStyle w:val="Key"/>
                 <w:b/>
                 <w:bCs/>
               </w:rPr>
@@ -1503,6 +1562,7 @@
       </w:r>
       <w:r>
         <w:rPr>
+          <w:rStyle w:val="Key"/>
           <w:b/>
           <w:bCs/>
         </w:rPr>
@@ -1510,13 +1570,15 @@
       </w:r>
       <w:r>
         <w:rPr>
-          <w:b/>
-          <w:bCs/>
-        </w:rPr>
-        <w:t xml:space="preserve"> </w:t>
-      </w:r>
-      <w:r>
-        <w:rPr>
+          <w:rStyle w:val="Key"/>
+          <w:b/>
+          <w:bCs/>
+        </w:rPr>
+        <w:t xml:space="preserve"> </w:t>
+      </w:r>
+      <w:r>
+        <w:rPr>
+          <w:rStyle w:val="Key"/>
           <w:b/>
           <w:bCs/>
         </w:rPr>
@@ -1524,13 +1586,15 @@
       </w:r>
       <w:r>
         <w:rPr>
-          <w:b/>
-          <w:bCs/>
-        </w:rPr>
-        <w:t xml:space="preserve"> </w:t>
-      </w:r>
-      <w:r>
-        <w:rPr>
+          <w:rStyle w:val="Key"/>
+          <w:b/>
+          <w:bCs/>
+        </w:rPr>
+        <w:t xml:space="preserve"> </w:t>
+      </w:r>
+      <w:r>
+        <w:rPr>
+          <w:rStyle w:val="Key"/>
           <w:b/>
           <w:bCs/>
         </w:rPr>
@@ -1822,6 +1886,7 @@
       </w:r>
       <w:r>
         <w:rPr>
+          <w:rStyle w:val="Key"/>
           <w:b/>
           <w:bCs/>
         </w:rPr>
@@ -1829,13 +1894,15 @@
       </w:r>
       <w:r>
         <w:rPr>
-          <w:b/>
-          <w:bCs/>
-        </w:rPr>
-        <w:t xml:space="preserve"> </w:t>
-      </w:r>
-      <w:r>
-        <w:rPr>
+          <w:rStyle w:val="Key"/>
+          <w:b/>
+          <w:bCs/>
+        </w:rPr>
+        <w:t xml:space="preserve"> </w:t>
+      </w:r>
+      <w:r>
+        <w:rPr>
+          <w:rStyle w:val="Key"/>
           <w:b/>
           <w:bCs/>
         </w:rPr>
@@ -1857,9 +1924,15 @@
         <w:t xml:space="preserve"> </w:t>
       </w:r>
       <w:r>
+        <w:rPr>
+          <w:rStyle w:val="Key"/>
+        </w:rPr>
         <w:t xml:space="preserve">A climbing</w:t>
       </w:r>
       <w:r>
+        <w:rPr>
+          <w:rStyle w:val="Key"/>
+        </w:rPr>
         <w:t xml:space="preserve"> </w:t>
       </w:r>
       <w:r>
@@ -1869,32 +1942,60 @@
         <w:t xml:space="preserve">RESTARTS</w:t>
       </w:r>
       <w:r>
-        <w:t xml:space="preserve"> </w:t>
-      </w:r>
-      <w:r>
+        <w:rPr>
+          <w:rStyle w:val="Key"/>
+        </w:rPr>
+        <w:t xml:space="preserve"> </w:t>
+      </w:r>
+      <w:r>
+        <w:rPr>
+          <w:rStyle w:val="Key"/>
+        </w:rPr>
         <w:t xml:space="preserve">count means your</w:t>
       </w:r>
       <w:r>
-        <w:t xml:space="preserve"> </w:t>
-      </w:r>
-      <w:r>
-        <w:rPr>
+        <w:rPr>
+          <w:rStyle w:val="Key"/>
+        </w:rPr>
+        <w:t xml:space="preserve"> </w:t>
+      </w:r>
+      <w:r>
+        <w:rPr>
+          <w:rStyle w:val="Key"/>
           <w:i/>
           <w:iCs/>
         </w:rPr>
         <w:t xml:space="preserve">application</w:t>
       </w:r>
       <w:r>
-        <w:t xml:space="preserve"> </w:t>
-      </w:r>
-      <w:r>
+        <w:rPr>
+          <w:rStyle w:val="Key"/>
+        </w:rPr>
+        <w:t xml:space="preserve"> </w:t>
+      </w:r>
+      <w:r>
+        <w:rPr>
+          <w:rStyle w:val="Key"/>
+        </w:rPr>
         <w:t xml:space="preserve">is crashing</w:t>
       </w:r>
       <w:r>
-        <w:t xml:space="preserve"> </w:t>
-      </w:r>
-      <w:r>
-        <w:t xml:space="preserve">while the pod is perfectly healthy — investigate with</w:t>
+        <w:rPr>
+          <w:rStyle w:val="Key"/>
+        </w:rPr>
+        <w:t xml:space="preserve"> </w:t>
+      </w:r>
+      <w:r>
+        <w:rPr>
+          <w:rStyle w:val="Key"/>
+        </w:rPr>
+        <w:t xml:space="preserve">while the pod is perfectly healthy</w:t>
+      </w:r>
+      <w:r>
+        <w:t xml:space="preserve"> </w:t>
+      </w:r>
+      <w:r>
+        <w:t xml:space="preserve">— investigate with</w:t>
       </w:r>
       <w:r>
         <w:t xml:space="preserve"> </w:t>
@@ -1912,29 +2013,60 @@
         <w:t xml:space="preserve"> </w:t>
       </w:r>
       <w:r>
-        <w:t xml:space="preserve">the output of the container that died. A</w:t>
-      </w:r>
-      <w:r>
-        <w:t xml:space="preserve"> </w:t>
-      </w:r>
-      <w:r>
-        <w:rPr>
+        <w:t xml:space="preserve">the output of the container that died.</w:t>
+      </w:r>
+      <w:r>
+        <w:t xml:space="preserve"> </w:t>
+      </w:r>
+      <w:r>
+        <w:rPr>
+          <w:rStyle w:val="Key"/>
+        </w:rPr>
+        <w:t xml:space="preserve">A</w:t>
+      </w:r>
+      <w:r>
+        <w:rPr>
+          <w:rStyle w:val="Key"/>
+        </w:rPr>
+        <w:t xml:space="preserve"> </w:t>
+      </w:r>
+      <w:r>
+        <w:rPr>
+          <w:rStyle w:val="Key"/>
           <w:i/>
           <w:iCs/>
         </w:rPr>
         <w:t xml:space="preserve">changing pod name</w:t>
       </w:r>
       <w:r>
-        <w:t xml:space="preserve"> </w:t>
-      </w:r>
-      <w:r>
+        <w:rPr>
+          <w:rStyle w:val="Key"/>
+        </w:rPr>
+        <w:t xml:space="preserve"> </w:t>
+      </w:r>
+      <w:r>
+        <w:rPr>
+          <w:rStyle w:val="Key"/>
+        </w:rPr>
         <w:t xml:space="preserve">means something replaced the pod</w:t>
       </w:r>
       <w:r>
-        <w:t xml:space="preserve"> </w:t>
-      </w:r>
-      <w:r>
-        <w:t xml:space="preserve">entirely: an eviction, node pressure, or a rollout — investigate with</w:t>
+        <w:rPr>
+          <w:rStyle w:val="Key"/>
+        </w:rPr>
+        <w:t xml:space="preserve"> </w:t>
+      </w:r>
+      <w:r>
+        <w:rPr>
+          <w:rStyle w:val="Key"/>
+        </w:rPr>
+        <w:t xml:space="preserve">entirely: an eviction, node pressure, or a rollout</w:t>
+      </w:r>
+      <w:r>
+        <w:t xml:space="preserve"> </w:t>
+      </w:r>
+      <w:r>
+        <w:t xml:space="preserve">— investigate with</w:t>
       </w:r>
       <w:r>
         <w:t xml:space="preserve"> </w:t>
@@ -2047,7 +2179,16 @@
         <w:t xml:space="preserve"> </w:t>
       </w:r>
       <w:r>
-        <w:t xml:space="preserve">another node. There is no live migration anywhere in Kubernetes.</w:t>
+        <w:t xml:space="preserve">another node.</w:t>
+      </w:r>
+      <w:r>
+        <w:t xml:space="preserve"> </w:t>
+      </w:r>
+      <w:r>
+        <w:rPr>
+          <w:rStyle w:val="Key"/>
+        </w:rPr>
+        <w:t xml:space="preserve">There is no live migration anywhere in Kubernetes.</w:t>
       </w:r>
     </w:p>
     <w:p>
@@ -2075,13 +2216,34 @@
         <w:t xml:space="preserve"> </w:t>
       </w:r>
       <w:r>
-        <w:t xml:space="preserve">memory of the previous run. Anything written to the container’s own filesystem is gone; only a</w:t>
-      </w:r>
-      <w:r>
-        <w:t xml:space="preserve"> </w:t>
-      </w:r>
-      <w:r>
-        <w:t xml:space="preserve">mounted volume survives. A container that</w:t>
+        <w:t xml:space="preserve">memory of the previous run.</w:t>
+      </w:r>
+      <w:r>
+        <w:t xml:space="preserve"> </w:t>
+      </w:r>
+      <w:r>
+        <w:rPr>
+          <w:rStyle w:val="Key"/>
+        </w:rPr>
+        <w:t xml:space="preserve">Anything written to the container’s own filesystem is gone; only a</w:t>
+      </w:r>
+      <w:r>
+        <w:rPr>
+          <w:rStyle w:val="Key"/>
+        </w:rPr>
+        <w:t xml:space="preserve"> </w:t>
+      </w:r>
+      <w:r>
+        <w:rPr>
+          <w:rStyle w:val="Key"/>
+        </w:rPr>
+        <w:t xml:space="preserve">mounted volume survives.</w:t>
+      </w:r>
+      <w:r>
+        <w:t xml:space="preserve"> </w:t>
+      </w:r>
+      <w:r>
+        <w:t xml:space="preserve">A container that</w:t>
       </w:r>
       <w:r>
         <w:t xml:space="preserve"> </w:t>
@@ -2192,7 +2354,22 @@
         <w:t xml:space="preserve"> </w:t>
       </w:r>
       <w:r>
-        <w:t xml:space="preserve">rules on each node. Nothing is listening on a Service IP, which is why you cannot ping one (§5).</w:t>
+        <w:t xml:space="preserve">rules on each node.</w:t>
+      </w:r>
+      <w:r>
+        <w:t xml:space="preserve"> </w:t>
+      </w:r>
+      <w:r>
+        <w:rPr>
+          <w:rStyle w:val="Key"/>
+        </w:rPr>
+        <w:t xml:space="preserve">Nothing is listening on a Service IP, which is why you cannot ping one</w:t>
+      </w:r>
+      <w:r>
+        <w:t xml:space="preserve"> </w:t>
+      </w:r>
+      <w:r>
+        <w:t xml:space="preserve">(§5).</w:t>
       </w:r>
     </w:p>
     <w:p>
@@ -2286,15 +2463,22 @@
       </w:pPr>
       <w:r>
         <w:rPr>
+          <w:rStyle w:val="Key"/>
           <w:b/>
           <w:bCs/>
         </w:rPr>
         <w:t xml:space="preserve">k3s is Kubernetes.</w:t>
       </w:r>
       <w:r>
-        <w:t xml:space="preserve"> </w:t>
-      </w:r>
-      <w:r>
+        <w:rPr>
+          <w:rStyle w:val="Key"/>
+        </w:rPr>
+        <w:t xml:space="preserve"> </w:t>
+      </w:r>
+      <w:r>
+        <w:rPr>
+          <w:rStyle w:val="Key"/>
+        </w:rPr>
         <w:t xml:space="preserve">Not a clone, not a subset — it is a certified, fully conformant distribution.</w:t>
       </w:r>
       <w:r>
@@ -3006,9 +3190,21 @@
         <w:t xml:space="preserve"> </w:t>
       </w:r>
       <w:r>
-        <w:t xml:space="preserve">whatever privileges you have. If the download fails and you did not use</w:t>
-      </w:r>
-      <w:r>
+        <w:t xml:space="preserve">whatever privileges you have.</w:t>
+      </w:r>
+      <w:r>
+        <w:t xml:space="preserve"> </w:t>
+      </w:r>
+      <w:r>
+        <w:rPr>
+          <w:rStyle w:val="Key"/>
+        </w:rPr>
+        <w:t xml:space="preserve">If the download fails and you did not use</w:t>
+      </w:r>
+      <w:r>
+        <w:rPr>
+          <w:rStyle w:val="Key"/>
+        </w:rPr>
         <w:t xml:space="preserve"> </w:t>
       </w:r>
       <w:r>
@@ -3018,13 +3214,28 @@
         <w:t xml:space="preserve">-f</w:t>
       </w:r>
       <w:r>
+        <w:rPr>
+          <w:rStyle w:val="Key"/>
+        </w:rPr>
         <w:t xml:space="preserve">, curl helpfully writes</w:t>
       </w:r>
       <w:r>
-        <w:t xml:space="preserve"> </w:t>
-      </w:r>
-      <w:r>
-        <w:t xml:space="preserve">the error page to stdout and the shell dutifully tries to execute an HTML document. It usually just</w:t>
+        <w:rPr>
+          <w:rStyle w:val="Key"/>
+        </w:rPr>
+        <w:t xml:space="preserve"> </w:t>
+      </w:r>
+      <w:r>
+        <w:rPr>
+          <w:rStyle w:val="Key"/>
+        </w:rPr>
+        <w:t xml:space="preserve">the error page to stdout and the shell dutifully tries to execute an HTML document.</w:t>
+      </w:r>
+      <w:r>
+        <w:t xml:space="preserve"> </w:t>
+      </w:r>
+      <w:r>
+        <w:t xml:space="preserve">It usually just</w:t>
       </w:r>
       <w:r>
         <w:t xml:space="preserve"> </w:t>
@@ -3139,20 +3350,36 @@
         <w:pStyle w:val="FirstParagraph"/>
       </w:pPr>
       <w:r>
+        <w:rPr>
+          <w:rStyle w:val="Key"/>
+        </w:rPr>
         <w:t xml:space="preserve">So the variable was consumed at install time and</w:t>
       </w:r>
       <w:r>
-        <w:t xml:space="preserve"> </w:t>
-      </w:r>
-      <w:r>
-        <w:rPr>
+        <w:rPr>
+          <w:rStyle w:val="Key"/>
+        </w:rPr>
+        <w:t xml:space="preserve"> </w:t>
+      </w:r>
+      <w:r>
+        <w:rPr>
+          <w:rStyle w:val="Key"/>
           <w:b/>
           <w:bCs/>
         </w:rPr>
         <w:t xml:space="preserve">baked into the systemd unit</w:t>
       </w:r>
       <w:r>
-        <w:t xml:space="preserve">. To change it</w:t>
+        <w:rPr>
+          <w:rStyle w:val="Key"/>
+        </w:rPr>
+        <w:t xml:space="preserve">.</w:t>
+      </w:r>
+      <w:r>
+        <w:t xml:space="preserve"> </w:t>
+      </w:r>
+      <w:r>
+        <w:t xml:space="preserve">To change it</w:t>
       </w:r>
       <w:r>
         <w:t xml:space="preserve"> </w:t>
@@ -3298,6 +3525,7 @@
       </w:r>
       <w:r>
         <w:rPr>
+          <w:rStyle w:val="Key"/>
           <w:b/>
           <w:bCs/>
         </w:rPr>
@@ -3305,23 +3533,37 @@
       </w:r>
       <w:r>
         <w:rPr>
-          <w:b/>
-          <w:bCs/>
-        </w:rPr>
-        <w:t xml:space="preserve"> </w:t>
-      </w:r>
-      <w:r>
-        <w:rPr>
+          <w:rStyle w:val="Key"/>
+          <w:b/>
+          <w:bCs/>
+        </w:rPr>
+        <w:t xml:space="preserve"> </w:t>
+      </w:r>
+      <w:r>
+        <w:rPr>
+          <w:rStyle w:val="Key"/>
           <w:b/>
           <w:bCs/>
         </w:rPr>
         <w:t xml:space="preserve">client certificate.</w:t>
       </w:r>
       <w:r>
-        <w:t xml:space="preserve"> </w:t>
-      </w:r>
-      <w:r>
-        <w:t xml:space="preserve">Anyone who can read it has complete control of the cluster. On a single-user</w:t>
+        <w:rPr>
+          <w:rStyle w:val="Key"/>
+        </w:rPr>
+        <w:t xml:space="preserve"> </w:t>
+      </w:r>
+      <w:r>
+        <w:rPr>
+          <w:rStyle w:val="Key"/>
+        </w:rPr>
+        <w:t xml:space="preserve">Anyone who can read it has complete control of the cluster.</w:t>
+      </w:r>
+      <w:r>
+        <w:t xml:space="preserve"> </w:t>
+      </w:r>
+      <w:r>
+        <w:t xml:space="preserve">On a single-user</w:t>
       </w:r>
       <w:r>
         <w:t xml:space="preserve"> </w:t>
@@ -4808,33 +5050,56 @@
         <w:pStyle w:val="FirstParagraph"/>
       </w:pPr>
       <w:r>
+        <w:rPr>
+          <w:rStyle w:val="Key"/>
+        </w:rPr>
         <w:t xml:space="preserve">It points at</w:t>
       </w:r>
       <w:r>
-        <w:t xml:space="preserve"> </w:t>
-      </w:r>
-      <w:r>
-        <w:rPr>
+        <w:rPr>
+          <w:rStyle w:val="Key"/>
+        </w:rPr>
+        <w:t xml:space="preserve"> </w:t>
+      </w:r>
+      <w:r>
+        <w:rPr>
+          <w:rStyle w:val="Key"/>
           <w:i/>
           <w:iCs/>
         </w:rPr>
         <w:t xml:space="preserve">localhost</w:t>
       </w:r>
       <w:r>
+        <w:rPr>
+          <w:rStyle w:val="Key"/>
+        </w:rPr>
         <w:t xml:space="preserve">, so it only works</w:t>
       </w:r>
       <w:r>
-        <w:t xml:space="preserve"> </w:t>
-      </w:r>
-      <w:r>
-        <w:rPr>
+        <w:rPr>
+          <w:rStyle w:val="Key"/>
+        </w:rPr>
+        <w:t xml:space="preserve"> </w:t>
+      </w:r>
+      <w:r>
+        <w:rPr>
+          <w:rStyle w:val="Key"/>
           <w:b/>
           <w:bCs/>
         </w:rPr>
         <w:t xml:space="preserve">while you are on VM 186</w:t>
       </w:r>
       <w:r>
-        <w:t xml:space="preserve">. To run</w:t>
+        <w:rPr>
+          <w:rStyle w:val="Key"/>
+        </w:rPr>
+        <w:t xml:space="preserve">.</w:t>
+      </w:r>
+      <w:r>
+        <w:t xml:space="preserve"> </w:t>
+      </w:r>
+      <w:r>
+        <w:t xml:space="preserve">To run</w:t>
       </w:r>
       <w:r>
         <w:t xml:space="preserve"> </w:t>
@@ -5926,7 +6191,16 @@
         <w:pStyle w:val="BlockText"/>
       </w:pPr>
       <w:r>
-        <w:t xml:space="preserve">k3s is packaging, not a different Kubernetes. Same API, same kubectl, same YAML, same Helm charts. It bundles Part A into one binary and swaps etcd for SQLite. Everything you write here would deploy unchanged to EKS — you would just swap local-path storage for a real CSI driver.</w:t>
+        <w:rPr>
+          <w:rStyle w:val="Key"/>
+        </w:rPr>
+        <w:t xml:space="preserve">k3s is packaging, not a different Kubernetes.</w:t>
+      </w:r>
+      <w:r>
+        <w:t xml:space="preserve"> </w:t>
+      </w:r>
+      <w:r>
+        <w:t xml:space="preserve">Same API, same kubectl, same YAML, same Helm charts. It bundles Part A into one binary and swaps etcd for SQLite. Everything you write here would deploy unchanged to EKS — you would just swap local-path storage for a real CSI driver.</w:t>
       </w:r>
     </w:p>
     <w:p>
@@ -6029,9 +6303,15 @@
         <w:pStyle w:val="FirstParagraph"/>
       </w:pPr>
       <w:r>
+        <w:rPr>
+          <w:rStyle w:val="Key"/>
+        </w:rPr>
         <w:t xml:space="preserve">These are not pods. You will never see them in</w:t>
       </w:r>
       <w:r>
+        <w:rPr>
+          <w:rStyle w:val="Key"/>
+        </w:rPr>
         <w:t xml:space="preserve"> </w:t>
       </w:r>
       <w:r>
@@ -6041,7 +6321,16 @@
         <w:t xml:space="preserve">kubectl get pods</w:t>
       </w:r>
       <w:r>
-        <w:t xml:space="preserve">. They are all threads inside the</w:t>
+        <w:rPr>
+          <w:rStyle w:val="Key"/>
+        </w:rPr>
+        <w:t xml:space="preserve">.</w:t>
+      </w:r>
+      <w:r>
+        <w:t xml:space="preserve"> </w:t>
+      </w:r>
+      <w:r>
+        <w:t xml:space="preserve">They are all threads inside the</w:t>
       </w:r>
       <w:r>
         <w:t xml:space="preserve"> </w:t>
@@ -6485,13 +6774,20 @@
         <w:pStyle w:val="BodyText"/>
       </w:pPr>
       <w:r>
+        <w:rPr>
+          <w:rStyle w:val="Key"/>
+        </w:rPr>
         <w:t xml:space="preserve">So the honest figure is</w:t>
       </w:r>
       <w:r>
-        <w:t xml:space="preserve"> </w:t>
-      </w:r>
-      <w:r>
-        <w:rPr>
+        <w:rPr>
+          <w:rStyle w:val="Key"/>
+        </w:rPr>
+        <w:t xml:space="preserve"> </w:t>
+      </w:r>
+      <w:r>
+        <w:rPr>
+          <w:rStyle w:val="Key"/>
           <w:b/>
           <w:bCs/>
         </w:rPr>
@@ -6499,13 +6795,15 @@
       </w:r>
       <w:r>
         <w:rPr>
-          <w:b/>
-          <w:bCs/>
-        </w:rPr>
-        <w:t xml:space="preserve"> </w:t>
-      </w:r>
-      <w:r>
-        <w:rPr>
+          <w:rStyle w:val="Key"/>
+          <w:b/>
+          <w:bCs/>
+        </w:rPr>
+        <w:t xml:space="preserve"> </w:t>
+      </w:r>
+      <w:r>
+        <w:rPr>
+          <w:rStyle w:val="Key"/>
           <w:b/>
           <w:bCs/>
         </w:rPr>
@@ -6934,25 +7232,47 @@
         <w:t xml:space="preserve"> </w:t>
       </w:r>
       <w:r>
-        <w:t xml:space="preserve">real, routable-within-the-cluster addresses — but they are</w:t>
-      </w:r>
-      <w:r>
-        <w:t xml:space="preserve"> </w:t>
-      </w:r>
-      <w:r>
-        <w:rPr>
+        <w:t xml:space="preserve">real, routable-within-the-cluster addresses —</w:t>
+      </w:r>
+      <w:r>
+        <w:t xml:space="preserve"> </w:t>
+      </w:r>
+      <w:r>
+        <w:rPr>
+          <w:rStyle w:val="Key"/>
+        </w:rPr>
+        <w:t xml:space="preserve">but they are</w:t>
+      </w:r>
+      <w:r>
+        <w:rPr>
+          <w:rStyle w:val="Key"/>
+        </w:rPr>
+        <w:t xml:space="preserve"> </w:t>
+      </w:r>
+      <w:r>
+        <w:rPr>
+          <w:rStyle w:val="Key"/>
           <w:b/>
           <w:bCs/>
         </w:rPr>
         <w:t xml:space="preserve">ephemeral</w:t>
       </w:r>
       <w:r>
+        <w:rPr>
+          <w:rStyle w:val="Key"/>
+        </w:rPr>
         <w:t xml:space="preserve">. Delete a pod and its</w:t>
       </w:r>
       <w:r>
-        <w:t xml:space="preserve"> </w:t>
-      </w:r>
-      <w:r>
+        <w:rPr>
+          <w:rStyle w:val="Key"/>
+        </w:rPr>
+        <w:t xml:space="preserve"> </w:t>
+      </w:r>
+      <w:r>
+        <w:rPr>
+          <w:rStyle w:val="Key"/>
+        </w:rPr>
         <w:t xml:space="preserve">replacement gets a different one. Nothing may ever depend on a specific pod IP.</w:t>
       </w:r>
     </w:p>
@@ -6971,28 +7291,47 @@
         <w:t xml:space="preserve"> </w:t>
       </w:r>
       <w:r>
+        <w:rPr>
+          <w:rStyle w:val="Key"/>
+        </w:rPr>
         <w:t xml:space="preserve">These addresses are</w:t>
       </w:r>
       <w:r>
-        <w:t xml:space="preserve"> </w:t>
-      </w:r>
-      <w:r>
-        <w:rPr>
+        <w:rPr>
+          <w:rStyle w:val="Key"/>
+        </w:rPr>
+        <w:t xml:space="preserve"> </w:t>
+      </w:r>
+      <w:r>
+        <w:rPr>
+          <w:rStyle w:val="Key"/>
           <w:b/>
           <w:bCs/>
         </w:rPr>
         <w:t xml:space="preserve">entirely virtual</w:t>
       </w:r>
       <w:r>
+        <w:rPr>
+          <w:rStyle w:val="Key"/>
+        </w:rPr>
         <w:t xml:space="preserve">. No network</w:t>
       </w:r>
       <w:r>
-        <w:t xml:space="preserve"> </w:t>
-      </w:r>
-      <w:r>
+        <w:rPr>
+          <w:rStyle w:val="Key"/>
+        </w:rPr>
+        <w:t xml:space="preserve"> </w:t>
+      </w:r>
+      <w:r>
+        <w:rPr>
+          <w:rStyle w:val="Key"/>
+        </w:rPr>
         <w:t xml:space="preserve">interface anywhere owns</w:t>
       </w:r>
       <w:r>
+        <w:rPr>
+          <w:rStyle w:val="Key"/>
+        </w:rPr>
         <w:t xml:space="preserve"> </w:t>
       </w:r>
       <w:r>
@@ -7002,7 +7341,16 @@
         <w:t xml:space="preserve">10.43.12.7</w:t>
       </w:r>
       <w:r>
-        <w:t xml:space="preserve">. It exists only as a set of iptables rules that kube-proxy</w:t>
+        <w:rPr>
+          <w:rStyle w:val="Key"/>
+        </w:rPr>
+        <w:t xml:space="preserve">.</w:t>
+      </w:r>
+      <w:r>
+        <w:t xml:space="preserve"> </w:t>
+      </w:r>
+      <w:r>
+        <w:t xml:space="preserve">It exists only as a set of iptables rules that kube-proxy</w:t>
       </w:r>
       <w:r>
         <w:t xml:space="preserve"> </w:t>
@@ -7189,6 +7537,7 @@
       </w:r>
       <w:r>
         <w:rPr>
+          <w:rStyle w:val="Key"/>
           <w:b/>
           <w:bCs/>
         </w:rPr>
@@ -7327,9 +7676,15 @@
         <w:pStyle w:val="FirstParagraph"/>
       </w:pPr>
       <w:r>
+        <w:rPr>
+          <w:rStyle w:val="Key"/>
+        </w:rPr>
         <w:t xml:space="preserve">This is why</w:t>
       </w:r>
       <w:r>
+        <w:rPr>
+          <w:rStyle w:val="Key"/>
+        </w:rPr>
         <w:t xml:space="preserve"> </w:t>
       </w:r>
       <w:r>
@@ -7339,22 +7694,46 @@
         <w:t xml:space="preserve">kubectl get endpointslices</w:t>
       </w:r>
       <w:r>
-        <w:t xml:space="preserve"> </w:t>
-      </w:r>
-      <w:r>
+        <w:rPr>
+          <w:rStyle w:val="Key"/>
+        </w:rPr>
+        <w:t xml:space="preserve"> </w:t>
+      </w:r>
+      <w:r>
+        <w:rPr>
+          <w:rStyle w:val="Key"/>
+        </w:rPr>
         <w:t xml:space="preserve">is the correct debugging tool when a Service is</w:t>
       </w:r>
       <w:r>
-        <w:t xml:space="preserve"> </w:t>
-      </w:r>
-      <w:r>
+        <w:rPr>
+          <w:rStyle w:val="Key"/>
+        </w:rPr>
+        <w:t xml:space="preserve"> </w:t>
+      </w:r>
+      <w:r>
+        <w:rPr>
+          <w:rStyle w:val="Key"/>
+        </w:rPr>
         <w:t xml:space="preserve">blackholing traffic. If the slice is empty, the selector matches nothing — the pods may be perfectly</w:t>
       </w:r>
       <w:r>
-        <w:t xml:space="preserve"> </w:t>
-      </w:r>
-      <w:r>
-        <w:t xml:space="preserve">healthy while the Service points at nobody. A Service does not contain pods and does not know their</w:t>
+        <w:rPr>
+          <w:rStyle w:val="Key"/>
+        </w:rPr>
+        <w:t xml:space="preserve"> </w:t>
+      </w:r>
+      <w:r>
+        <w:rPr>
+          <w:rStyle w:val="Key"/>
+        </w:rPr>
+        <w:t xml:space="preserve">healthy while the Service points at nobody.</w:t>
+      </w:r>
+      <w:r>
+        <w:t xml:space="preserve"> </w:t>
+      </w:r>
+      <w:r>
+        <w:t xml:space="preserve">A Service does not contain pods and does not know their</w:t>
       </w:r>
       <w:r>
         <w:t xml:space="preserve"> </w:t>
@@ -7472,13 +7851,26 @@
         <w:pStyle w:val="FirstParagraph"/>
       </w:pPr>
       <w:r>
-        <w:t xml:space="preserve">This is the part worth carrying into an interview. kube-proxy makes its choice</w:t>
-      </w:r>
-      <w:r>
-        <w:t xml:space="preserve"> </w:t>
-      </w:r>
-      <w:r>
-        <w:rPr>
+        <w:t xml:space="preserve">This is the part worth carrying into an interview.</w:t>
+      </w:r>
+      <w:r>
+        <w:t xml:space="preserve"> </w:t>
+      </w:r>
+      <w:r>
+        <w:rPr>
+          <w:rStyle w:val="Key"/>
+        </w:rPr>
+        <w:t xml:space="preserve">kube-proxy makes its choice</w:t>
+      </w:r>
+      <w:r>
+        <w:rPr>
+          <w:rStyle w:val="Key"/>
+        </w:rPr>
+        <w:t xml:space="preserve"> </w:t>
+      </w:r>
+      <w:r>
+        <w:rPr>
+          <w:rStyle w:val="Key"/>
           <w:b/>
           <w:bCs/>
         </w:rPr>
@@ -7486,20 +7878,31 @@
       </w:r>
       <w:r>
         <w:rPr>
-          <w:b/>
-          <w:bCs/>
-        </w:rPr>
-        <w:t xml:space="preserve"> </w:t>
-      </w:r>
-      <w:r>
-        <w:rPr>
+          <w:rStyle w:val="Key"/>
+          <w:b/>
+          <w:bCs/>
+        </w:rPr>
+        <w:t xml:space="preserve"> </w:t>
+      </w:r>
+      <w:r>
+        <w:rPr>
+          <w:rStyle w:val="Key"/>
           <w:b/>
           <w:bCs/>
         </w:rPr>
         <w:t xml:space="preserve">connection</w:t>
       </w:r>
       <w:r>
-        <w:t xml:space="preserve">, at DNAT time. Every byte on that connection then goes to the same pod for the life of</w:t>
+        <w:rPr>
+          <w:rStyle w:val="Key"/>
+        </w:rPr>
+        <w:t xml:space="preserve">, at DNAT time.</w:t>
+      </w:r>
+      <w:r>
+        <w:t xml:space="preserve"> </w:t>
+      </w:r>
+      <w:r>
+        <w:t xml:space="preserve">Every byte on that connection then goes to the same pod for the life of</w:t>
       </w:r>
       <w:r>
         <w:t xml:space="preserve"> </w:t>
@@ -7593,35 +7996,72 @@
         <w:t xml:space="preserve"> </w:t>
       </w:r>
       <w:r>
-        <w:t xml:space="preserve">long-lived connection. A gRPC client pointed at a ClusterIP Service hammers exactly one backend</w:t>
-      </w:r>
-      <w:r>
-        <w:t xml:space="preserve"> </w:t>
-      </w:r>
-      <w:r>
+        <w:t xml:space="preserve">long-lived connection.</w:t>
+      </w:r>
+      <w:r>
+        <w:t xml:space="preserve"> </w:t>
+      </w:r>
+      <w:r>
+        <w:rPr>
+          <w:rStyle w:val="Key"/>
+        </w:rPr>
+        <w:t xml:space="preserve">A gRPC client pointed at a ClusterIP Service hammers exactly one backend</w:t>
+      </w:r>
+      <w:r>
+        <w:rPr>
+          <w:rStyle w:val="Key"/>
+        </w:rPr>
+        <w:t xml:space="preserve"> </w:t>
+      </w:r>
+      <w:r>
+        <w:rPr>
+          <w:rStyle w:val="Key"/>
+        </w:rPr>
         <w:t xml:space="preserve">while the others idle. The fixes are a</w:t>
       </w:r>
       <w:r>
-        <w:t xml:space="preserve"> </w:t>
-      </w:r>
-      <w:r>
-        <w:rPr>
+        <w:rPr>
+          <w:rStyle w:val="Key"/>
+        </w:rPr>
+        <w:t xml:space="preserve"> </w:t>
+      </w:r>
+      <w:r>
+        <w:rPr>
+          <w:rStyle w:val="Key"/>
           <w:b/>
           <w:bCs/>
         </w:rPr>
         <w:t xml:space="preserve">headless Service</w:t>
       </w:r>
       <w:r>
-        <w:t xml:space="preserve"> </w:t>
-      </w:r>
-      <w:r>
+        <w:rPr>
+          <w:rStyle w:val="Key"/>
+        </w:rPr>
+        <w:t xml:space="preserve"> </w:t>
+      </w:r>
+      <w:r>
+        <w:rPr>
+          <w:rStyle w:val="Key"/>
+        </w:rPr>
         <w:t xml:space="preserve">plus client-side load balancing, or a</w:t>
       </w:r>
       <w:r>
-        <w:t xml:space="preserve"> </w:t>
-      </w:r>
-      <w:r>
-        <w:t xml:space="preserve">service mesh doing L7 proxying. For a firm moving market data over gRPC this is a live concern, not</w:t>
+        <w:rPr>
+          <w:rStyle w:val="Key"/>
+        </w:rPr>
+        <w:t xml:space="preserve"> </w:t>
+      </w:r>
+      <w:r>
+        <w:rPr>
+          <w:rStyle w:val="Key"/>
+        </w:rPr>
+        <w:t xml:space="preserve">service mesh doing L7 proxying.</w:t>
+      </w:r>
+      <w:r>
+        <w:t xml:space="preserve"> </w:t>
+      </w:r>
+      <w:r>
+        <w:t xml:space="preserve">For a firm moving market data over gRPC this is a live concern, not</w:t>
       </w:r>
       <w:r>
         <w:t xml:space="preserve"> </w:t>
@@ -7890,6 +8330,7 @@
       </w:r>
       <w:r>
         <w:rPr>
+          <w:rStyle w:val="Key"/>
           <w:b/>
           <w:bCs/>
         </w:rPr>
@@ -7897,13 +8338,15 @@
       </w:r>
       <w:r>
         <w:rPr>
-          <w:b/>
-          <w:bCs/>
-        </w:rPr>
-        <w:t xml:space="preserve"> </w:t>
-      </w:r>
-      <w:r>
-        <w:rPr>
+          <w:rStyle w:val="Key"/>
+          <w:b/>
+          <w:bCs/>
+        </w:rPr>
+        <w:t xml:space="preserve"> </w:t>
+      </w:r>
+      <w:r>
+        <w:rPr>
+          <w:rStyle w:val="Key"/>
           <w:b/>
           <w:bCs/>
         </w:rPr>
@@ -8293,7 +8736,16 @@
         <w:pStyle w:val="BlockText"/>
       </w:pPr>
       <w:r>
-        <w:t xml:space="preserve">Three brokers get three PVCs — three directories on the SAME ext4 filesystem, the SAME virtual disk, the SAME host. Raft quorum is real; the durability is not. One disk failure loses all three replicas at once.</w:t>
+        <w:t xml:space="preserve">Three brokers get three PVCs — three directories on the SAME ext4 filesystem, the SAME virtual disk, the SAME host.</w:t>
+      </w:r>
+      <w:r>
+        <w:t xml:space="preserve"> </w:t>
+      </w:r>
+      <w:r>
+        <w:rPr>
+          <w:rStyle w:val="Key"/>
+        </w:rPr>
+        <w:t xml:space="preserve">Raft quorum is real; the durability is not. One disk failure loses all three replicas at once.</w:t>
       </w:r>
     </w:p>
     <w:p>
@@ -8301,13 +8753,26 @@
         <w:pStyle w:val="FirstParagraph"/>
       </w:pPr>
       <w:r>
-        <w:t xml:space="preserve">The layer that surprises people is the third one. A PersistentVolume on this cluster is</w:t>
-      </w:r>
-      <w:r>
-        <w:t xml:space="preserve"> </w:t>
-      </w:r>
-      <w:r>
-        <w:rPr>
+        <w:t xml:space="preserve">The layer that surprises people is the third one.</w:t>
+      </w:r>
+      <w:r>
+        <w:t xml:space="preserve"> </w:t>
+      </w:r>
+      <w:r>
+        <w:rPr>
+          <w:rStyle w:val="Key"/>
+        </w:rPr>
+        <w:t xml:space="preserve">A PersistentVolume on this cluster is</w:t>
+      </w:r>
+      <w:r>
+        <w:rPr>
+          <w:rStyle w:val="Key"/>
+        </w:rPr>
+        <w:t xml:space="preserve"> </w:t>
+      </w:r>
+      <w:r>
+        <w:rPr>
+          <w:rStyle w:val="Key"/>
           <w:b/>
           <w:bCs/>
         </w:rPr>
@@ -8315,22 +8780,30 @@
       </w:r>
       <w:r>
         <w:rPr>
-          <w:b/>
-          <w:bCs/>
-        </w:rPr>
-        <w:t xml:space="preserve"> </w:t>
-      </w:r>
-      <w:r>
-        <w:rPr>
+          <w:rStyle w:val="Key"/>
+          <w:b/>
+          <w:bCs/>
+        </w:rPr>
+        <w:t xml:space="preserve"> </w:t>
+      </w:r>
+      <w:r>
+        <w:rPr>
+          <w:rStyle w:val="Key"/>
           <w:b/>
           <w:bCs/>
         </w:rPr>
         <w:t xml:space="preserve">directory</w:t>
       </w:r>
       <w:r>
+        <w:rPr>
+          <w:rStyle w:val="Key"/>
+        </w:rPr>
         <w:t xml:space="preserve">. Not a partition, not a LUN, not a device —</w:t>
       </w:r>
       <w:r>
+        <w:rPr>
+          <w:rStyle w:val="Key"/>
+        </w:rPr>
         <w:t xml:space="preserve"> </w:t>
       </w:r>
       <w:r>
@@ -8340,7 +8813,16 @@
         <w:t xml:space="preserve">mkdir</w:t>
       </w:r>
       <w:r>
-        <w:t xml:space="preserve">. Everything above it is bookkeeping</w:t>
+        <w:rPr>
+          <w:rStyle w:val="Key"/>
+        </w:rPr>
+        <w:t xml:space="preserve">.</w:t>
+      </w:r>
+      <w:r>
+        <w:t xml:space="preserve"> </w:t>
+      </w:r>
+      <w:r>
+        <w:t xml:space="preserve">Everything above it is bookkeeping</w:t>
       </w:r>
       <w:r>
         <w:t xml:space="preserve"> </w:t>
@@ -8649,25 +9131,36 @@
       </w:r>
       <w:r>
         <w:rPr>
-          <w:b/>
-          <w:bCs/>
-        </w:rPr>
-        <w:t xml:space="preserve"> </w:t>
-      </w:r>
-      <w:r>
-        <w:rPr>
+          <w:rStyle w:val="Key"/>
+          <w:b/>
+          <w:bCs/>
+        </w:rPr>
+        <w:t xml:space="preserve"> </w:t>
+      </w:r>
+      <w:r>
+        <w:rPr>
+          <w:rStyle w:val="Key"/>
           <w:b/>
           <w:bCs/>
         </w:rPr>
         <w:t xml:space="preserve">here is correct, not broken.</w:t>
       </w:r>
       <w:r>
-        <w:t xml:space="preserve"> </w:t>
-      </w:r>
-      <w:r>
+        <w:rPr>
+          <w:rStyle w:val="Key"/>
+        </w:rPr>
+        <w:t xml:space="preserve"> </w:t>
+      </w:r>
+      <w:r>
+        <w:rPr>
+          <w:rStyle w:val="Key"/>
+        </w:rPr>
         <w:t xml:space="preserve">This is</w:t>
       </w:r>
       <w:r>
+        <w:rPr>
+          <w:rStyle w:val="Key"/>
+        </w:rPr>
         <w:t xml:space="preserve"> </w:t>
       </w:r>
       <w:r>
@@ -8677,10 +9170,19 @@
         <w:t xml:space="preserve">WaitForFirstConsumer</w:t>
       </w:r>
       <w:r>
-        <w:t xml:space="preserve"> </w:t>
-      </w:r>
-      <w:r>
-        <w:t xml:space="preserve">doing its job: the</w:t>
+        <w:rPr>
+          <w:rStyle w:val="Key"/>
+        </w:rPr>
+        <w:t xml:space="preserve"> </w:t>
+      </w:r>
+      <w:r>
+        <w:rPr>
+          <w:rStyle w:val="Key"/>
+        </w:rPr>
+        <w:t xml:space="preserve">doing its job</w:t>
+      </w:r>
+      <w:r>
+        <w:t xml:space="preserve">: the</w:t>
       </w:r>
       <w:r>
         <w:t xml:space="preserve"> </w:t>
@@ -9408,15 +9910,33 @@
         <w:t xml:space="preserve"> </w:t>
       </w:r>
       <w:r>
-        <w:t xml:space="preserve">everything healthy. A shell command inside a manifest can fail internally without the pod ever</w:t>
-      </w:r>
-      <w:r>
-        <w:t xml:space="preserve"> </w:t>
-      </w:r>
-      <w:r>
+        <w:t xml:space="preserve">everything healthy.</w:t>
+      </w:r>
+      <w:r>
+        <w:t xml:space="preserve"> </w:t>
+      </w:r>
+      <w:r>
+        <w:rPr>
+          <w:rStyle w:val="Key"/>
+        </w:rPr>
+        <w:t xml:space="preserve">A shell command inside a manifest can fail internally without the pod ever</w:t>
+      </w:r>
+      <w:r>
+        <w:rPr>
+          <w:rStyle w:val="Key"/>
+        </w:rPr>
+        <w:t xml:space="preserve"> </w:t>
+      </w:r>
+      <w:r>
+        <w:rPr>
+          <w:rStyle w:val="Key"/>
+        </w:rPr>
         <w:t xml:space="preserve">looking wrong;</w:t>
       </w:r>
       <w:r>
+        <w:rPr>
+          <w:rStyle w:val="Key"/>
+        </w:rPr>
         <w:t xml:space="preserve"> </w:t>
       </w:r>
       <w:r>
@@ -9426,12 +9946,21 @@
         <w:t xml:space="preserve">kubectl get pods</w:t>
       </w:r>
       <w:r>
-        <w:t xml:space="preserve"> </w:t>
-      </w:r>
-      <w:r>
+        <w:rPr>
+          <w:rStyle w:val="Key"/>
+        </w:rPr>
+        <w:t xml:space="preserve"> </w:t>
+      </w:r>
+      <w:r>
+        <w:rPr>
+          <w:rStyle w:val="Key"/>
+        </w:rPr>
         <w:t xml:space="preserve">will not save you, only</w:t>
       </w:r>
       <w:r>
+        <w:rPr>
+          <w:rStyle w:val="Key"/>
+        </w:rPr>
         <w:t xml:space="preserve"> </w:t>
       </w:r>
       <w:r>
@@ -9441,9 +9970,15 @@
         <w:t xml:space="preserve">kubectl logs</w:t>
       </w:r>
       <w:r>
-        <w:t xml:space="preserve"> </w:t>
-      </w:r>
-      <w:r>
+        <w:rPr>
+          <w:rStyle w:val="Key"/>
+        </w:rPr>
+        <w:t xml:space="preserve"> </w:t>
+      </w:r>
+      <w:r>
+        <w:rPr>
+          <w:rStyle w:val="Key"/>
+        </w:rPr>
         <w:t xml:space="preserve">will.</w:t>
       </w:r>
     </w:p>
@@ -9465,9 +10000,21 @@
         <w:t xml:space="preserve">pod immutability</w:t>
       </w:r>
       <w:r>
-        <w:t xml:space="preserve">. You cannot</w:t>
-      </w:r>
-      <w:r>
+        <w:t xml:space="preserve">.</w:t>
+      </w:r>
+      <w:r>
+        <w:t xml:space="preserve"> </w:t>
+      </w:r>
+      <w:r>
+        <w:rPr>
+          <w:rStyle w:val="Key"/>
+        </w:rPr>
+        <w:t xml:space="preserve">You cannot</w:t>
+      </w:r>
+      <w:r>
+        <w:rPr>
+          <w:rStyle w:val="Key"/>
+        </w:rPr>
         <w:t xml:space="preserve"> </w:t>
       </w:r>
       <w:r>
@@ -9477,12 +10024,21 @@
         <w:t xml:space="preserve">kubectl apply</w:t>
       </w:r>
       <w:r>
-        <w:t xml:space="preserve"> </w:t>
-      </w:r>
-      <w:r>
+        <w:rPr>
+          <w:rStyle w:val="Key"/>
+        </w:rPr>
+        <w:t xml:space="preserve"> </w:t>
+      </w:r>
+      <w:r>
+        <w:rPr>
+          <w:rStyle w:val="Key"/>
+        </w:rPr>
         <w:t xml:space="preserve">a changed</w:t>
       </w:r>
       <w:r>
+        <w:rPr>
+          <w:rStyle w:val="Key"/>
+        </w:rPr>
         <w:t xml:space="preserve"> </w:t>
       </w:r>
       <w:r>
@@ -9492,16 +10048,34 @@
         <w:t xml:space="preserve">command</w:t>
       </w:r>
       <w:r>
-        <w:t xml:space="preserve"> </w:t>
-      </w:r>
-      <w:r>
+        <w:rPr>
+          <w:rStyle w:val="Key"/>
+        </w:rPr>
+        <w:t xml:space="preserve"> </w:t>
+      </w:r>
+      <w:r>
+        <w:rPr>
+          <w:rStyle w:val="Key"/>
+        </w:rPr>
         <w:t xml:space="preserve">to a</w:t>
       </w:r>
       <w:r>
-        <w:t xml:space="preserve"> </w:t>
-      </w:r>
-      <w:r>
-        <w:t xml:space="preserve">live Pod — the API server rejects any edit other than the container image. You must</w:t>
+        <w:rPr>
+          <w:rStyle w:val="Key"/>
+        </w:rPr>
+        <w:t xml:space="preserve"> </w:t>
+      </w:r>
+      <w:r>
+        <w:rPr>
+          <w:rStyle w:val="Key"/>
+        </w:rPr>
+        <w:t xml:space="preserve">live Pod — the API server rejects any edit other than the container image.</w:t>
+      </w:r>
+      <w:r>
+        <w:t xml:space="preserve"> </w:t>
+      </w:r>
+      <w:r>
+        <w:t xml:space="preserve">You must</w:t>
       </w:r>
       <w:r>
         <w:t xml:space="preserve"> </w:t>
@@ -9646,6 +10220,7 @@
       </w:r>
       <w:r>
         <w:rPr>
+          <w:rStyle w:val="Key"/>
           <w:b/>
           <w:bCs/>
         </w:rPr>
@@ -9669,12 +10244,21 @@
         <w:t xml:space="preserve">RECLAIMPOLICY=Delete</w:t>
       </w:r>
       <w:r>
-        <w:t xml:space="preserve"> </w:t>
-      </w:r>
-      <w:r>
+        <w:rPr>
+          <w:rStyle w:val="Key"/>
+        </w:rPr>
+        <w:t xml:space="preserve"> </w:t>
+      </w:r>
+      <w:r>
+        <w:rPr>
+          <w:rStyle w:val="Key"/>
+        </w:rPr>
         <w:t xml:space="preserve">means</w:t>
       </w:r>
       <w:r>
+        <w:rPr>
+          <w:rStyle w:val="Key"/>
+        </w:rPr>
         <w:t xml:space="preserve"> </w:t>
       </w:r>
       <w:r>
@@ -9684,15 +10268,27 @@
         <w:t xml:space="preserve">kubectl delete pvc</w:t>
       </w:r>
       <w:r>
-        <w:t xml:space="preserve"> </w:t>
-      </w:r>
-      <w:r>
+        <w:rPr>
+          <w:rStyle w:val="Key"/>
+        </w:rPr>
+        <w:t xml:space="preserve"> </w:t>
+      </w:r>
+      <w:r>
+        <w:rPr>
+          <w:rStyle w:val="Key"/>
+        </w:rPr>
         <w:t xml:space="preserve">is a data-destroying command that</w:t>
       </w:r>
       <w:r>
-        <w:t xml:space="preserve"> </w:t>
-      </w:r>
-      <w:r>
+        <w:rPr>
+          <w:rStyle w:val="Key"/>
+        </w:rPr>
+        <w:t xml:space="preserve"> </w:t>
+      </w:r>
+      <w:r>
+        <w:rPr>
+          <w:rStyle w:val="Key"/>
+        </w:rPr>
         <w:t xml:space="preserve">takes effect immediately and asks no questions.</w:t>
       </w:r>
     </w:p>
@@ -9916,13 +10512,15 @@
       </w:r>
       <w:r>
         <w:rPr>
-          <w:b/>
-          <w:bCs/>
-        </w:rPr>
-        <w:t xml:space="preserve"> </w:t>
-      </w:r>
-      <w:r>
-        <w:rPr>
+          <w:rStyle w:val="Key"/>
+          <w:b/>
+          <w:bCs/>
+        </w:rPr>
+        <w:t xml:space="preserve"> </w:t>
+      </w:r>
+      <w:r>
+        <w:rPr>
+          <w:rStyle w:val="Key"/>
           <w:b/>
           <w:bCs/>
         </w:rPr>
@@ -10394,6 +10992,7 @@
       </w:r>
       <w:r>
         <w:rPr>
+          <w:rStyle w:val="Key"/>
           <w:b/>
           <w:bCs/>
         </w:rPr>
@@ -10441,23 +11040,48 @@
         <w:pStyle w:val="BodyText"/>
       </w:pPr>
       <w:r>
-        <w:t xml:space="preserve">This matters beyond tidiness. A container that ignores SIGTERM pays the full grace period on</w:t>
-      </w:r>
-      <w:r>
-        <w:t xml:space="preserve"> </w:t>
-      </w:r>
-      <w:r>
-        <w:rPr>
+        <w:t xml:space="preserve">This matters beyond tidiness.</w:t>
+      </w:r>
+      <w:r>
+        <w:t xml:space="preserve"> </w:t>
+      </w:r>
+      <w:r>
+        <w:rPr>
+          <w:rStyle w:val="Key"/>
+        </w:rPr>
+        <w:t xml:space="preserve">A container that ignores SIGTERM pays the full grace period on</w:t>
+      </w:r>
+      <w:r>
+        <w:rPr>
+          <w:rStyle w:val="Key"/>
+        </w:rPr>
+        <w:t xml:space="preserve"> </w:t>
+      </w:r>
+      <w:r>
+        <w:rPr>
+          <w:rStyle w:val="Key"/>
           <w:i/>
           <w:iCs/>
         </w:rPr>
         <w:t xml:space="preserve">every</w:t>
       </w:r>
       <w:r>
-        <w:t xml:space="preserve"> </w:t>
-      </w:r>
-      <w:r>
-        <w:t xml:space="preserve">stop — rolling updates crawl, and node drains take minutes per pod. The opposite error is worse: too</w:t>
+        <w:rPr>
+          <w:rStyle w:val="Key"/>
+        </w:rPr>
+        <w:t xml:space="preserve"> </w:t>
+      </w:r>
+      <w:r>
+        <w:rPr>
+          <w:rStyle w:val="Key"/>
+        </w:rPr>
+        <w:t xml:space="preserve">stop — rolling updates crawl, and node drains take minutes per pod.</w:t>
+      </w:r>
+      <w:r>
+        <w:t xml:space="preserve"> </w:t>
+      </w:r>
+      <w:r>
+        <w:t xml:space="preserve">The opposite error is worse: too</w:t>
       </w:r>
       <w:r>
         <w:t xml:space="preserve"> </w:t>
@@ -10522,12 +11146,27 @@
         <w:t xml:space="preserve"> </w:t>
       </w:r>
       <w:r>
-        <w:t xml:space="preserve">for the kubelet to confirm the container died, so a StatefulSet can start the replacement while</w:t>
-      </w:r>
-      <w:r>
-        <w:t xml:space="preserve"> </w:t>
-      </w:r>
-      <w:r>
+        <w:t xml:space="preserve">for the kubelet to confirm the container died,</w:t>
+      </w:r>
+      <w:r>
+        <w:t xml:space="preserve"> </w:t>
+      </w:r>
+      <w:r>
+        <w:rPr>
+          <w:rStyle w:val="Key"/>
+        </w:rPr>
+        <w:t xml:space="preserve">so a StatefulSet can start the replacement while</w:t>
+      </w:r>
+      <w:r>
+        <w:rPr>
+          <w:rStyle w:val="Key"/>
+        </w:rPr>
+        <w:t xml:space="preserve"> </w:t>
+      </w:r>
+      <w:r>
+        <w:rPr>
+          <w:rStyle w:val="Key"/>
+        </w:rPr>
         <w:t xml:space="preserve">the original still holds the volume. Two processes, one data directory.</w:t>
       </w:r>
     </w:p>
@@ -10646,9 +11285,15 @@
         <w:t xml:space="preserve"> </w:t>
       </w:r>
       <w:r>
+        <w:rPr>
+          <w:rStyle w:val="Key"/>
+        </w:rPr>
         <w:t xml:space="preserve">Job pods never reach</w:t>
       </w:r>
       <w:r>
+        <w:rPr>
+          <w:rStyle w:val="Key"/>
+        </w:rPr>
         <w:t xml:space="preserve"> </w:t>
       </w:r>
       <w:r>
@@ -10658,9 +11303,15 @@
         <w:t xml:space="preserve">Ready</w:t>
       </w:r>
       <w:r>
+        <w:rPr>
+          <w:rStyle w:val="Key"/>
+        </w:rPr>
         <w:t xml:space="preserve">, because</w:t>
       </w:r>
       <w:r>
+        <w:rPr>
+          <w:rStyle w:val="Key"/>
+        </w:rPr>
         <w:t xml:space="preserve"> </w:t>
       </w:r>
       <w:r>
@@ -10670,28 +11321,58 @@
         <w:t xml:space="preserve">Ready</w:t>
       </w:r>
       <w:r>
-        <w:t xml:space="preserve"> </w:t>
-      </w:r>
-      <w:r>
+        <w:rPr>
+          <w:rStyle w:val="Key"/>
+        </w:rPr>
+        <w:t xml:space="preserve"> </w:t>
+      </w:r>
+      <w:r>
+        <w:rPr>
+          <w:rStyle w:val="Key"/>
+        </w:rPr>
         <w:t xml:space="preserve">means</w:t>
       </w:r>
       <w:r>
-        <w:t xml:space="preserve"> </w:t>
-      </w:r>
-      <w:r>
+        <w:rPr>
+          <w:rStyle w:val="Key"/>
+        </w:rPr>
+        <w:t xml:space="preserve"> </w:t>
+      </w:r>
+      <w:r>
+        <w:rPr>
+          <w:rStyle w:val="Key"/>
+        </w:rPr>
         <w:t xml:space="preserve">“able to serve traffic,”</w:t>
       </w:r>
       <w:r>
-        <w:t xml:space="preserve"> </w:t>
-      </w:r>
-      <w:r>
+        <w:rPr>
+          <w:rStyle w:val="Key"/>
+        </w:rPr>
+        <w:t xml:space="preserve"> </w:t>
+      </w:r>
+      <w:r>
+        <w:rPr>
+          <w:rStyle w:val="Key"/>
+        </w:rPr>
         <w:t xml:space="preserve">which a finished batch</w:t>
       </w:r>
       <w:r>
-        <w:t xml:space="preserve"> </w:t>
-      </w:r>
-      <w:r>
-        <w:t xml:space="preserve">task never will be. The command was wrong, not the cluster.</w:t>
+        <w:rPr>
+          <w:rStyle w:val="Key"/>
+        </w:rPr>
+        <w:t xml:space="preserve"> </w:t>
+      </w:r>
+      <w:r>
+        <w:rPr>
+          <w:rStyle w:val="Key"/>
+        </w:rPr>
+        <w:t xml:space="preserve">task never will be.</w:t>
+      </w:r>
+      <w:r>
+        <w:t xml:space="preserve"> </w:t>
+      </w:r>
+      <w:r>
+        <w:t xml:space="preserve">The command was wrong, not the cluster.</w:t>
       </w:r>
     </w:p>
     <w:p>
@@ -10711,16 +11392,26 @@
         <w:t xml:space="preserve">--all</w:t>
       </w:r>
       <w:r>
-        <w:t xml:space="preserve"> </w:t>
-      </w:r>
-      <w:r>
+        <w:rPr>
+          <w:rStyle w:val="Key"/>
+        </w:rPr>
+        <w:t xml:space="preserve"> </w:t>
+      </w:r>
+      <w:r>
+        <w:rPr>
+          <w:rStyle w:val="Key"/>
+        </w:rPr>
         <w:t xml:space="preserve">means all pods</w:t>
       </w:r>
       <w:r>
-        <w:t xml:space="preserve"> </w:t>
-      </w:r>
-      <w:r>
-        <w:rPr>
+        <w:rPr>
+          <w:rStyle w:val="Key"/>
+        </w:rPr>
+        <w:t xml:space="preserve"> </w:t>
+      </w:r>
+      <w:r>
+        <w:rPr>
+          <w:rStyle w:val="Key"/>
           <w:i/>
           <w:iCs/>
         </w:rPr>
@@ -10728,6 +11419,7 @@
       </w:r>
       <w:r>
         <w:rPr>
+          <w:rStyle w:val="Key"/>
           <w:i/>
           <w:iCs/>
         </w:rPr>
@@ -10735,13 +11427,23 @@
       </w:r>
       <w:r>
         <w:rPr>
+          <w:rStyle w:val="Key"/>
           <w:i/>
           <w:iCs/>
         </w:rPr>
         <w:t xml:space="preserve">namespace</w:t>
       </w:r>
       <w:r>
-        <w:t xml:space="preserve">, not in the cluster. To wait on everything you need</w:t>
+        <w:rPr>
+          <w:rStyle w:val="Key"/>
+        </w:rPr>
+        <w:t xml:space="preserve">, not in the cluster.</w:t>
+      </w:r>
+      <w:r>
+        <w:t xml:space="preserve"> </w:t>
+      </w:r>
+      <w:r>
+        <w:t xml:space="preserve">To wait on everything you need</w:t>
       </w:r>
       <w:r>
         <w:t xml:space="preserve"> </w:t>
@@ -11350,6 +12052,7 @@
       </w:r>
       <w:r>
         <w:rPr>
+          <w:rStyle w:val="Key"/>
           <w:i/>
           <w:iCs/>
         </w:rPr>
@@ -11357,6 +12060,7 @@
       </w:r>
       <w:r>
         <w:rPr>
+          <w:rStyle w:val="Key"/>
           <w:i/>
           <w:iCs/>
         </w:rPr>
@@ -11364,6 +12068,7 @@
       </w:r>
       <w:r>
         <w:rPr>
+          <w:rStyle w:val="Key"/>
           <w:i/>
           <w:iCs/>
         </w:rPr>
@@ -11371,6 +12076,7 @@
       </w:r>
       <w:r>
         <w:rPr>
+          <w:rStyle w:val="Key"/>
           <w:i/>
           <w:iCs/>
         </w:rPr>
@@ -11378,6 +12084,7 @@
       </w:r>
       <w:r>
         <w:rPr>
+          <w:rStyle w:val="Key"/>
           <w:i/>
           <w:iCs/>
         </w:rPr>
@@ -11774,9 +12481,15 @@
         <w:pStyle w:val="FirstParagraph"/>
       </w:pPr>
       <w:r>
+        <w:rPr>
+          <w:rStyle w:val="Key"/>
+        </w:rPr>
         <w:t xml:space="preserve">When something is broken,</w:t>
       </w:r>
       <w:r>
+        <w:rPr>
+          <w:rStyle w:val="Key"/>
+        </w:rPr>
         <w:t xml:space="preserve"> </w:t>
       </w:r>
       <w:r>
@@ -11786,31 +12499,53 @@
         <w:t xml:space="preserve">kubectl describe</w:t>
       </w:r>
       <w:r>
-        <w:t xml:space="preserve"> </w:t>
-      </w:r>
-      <w:r>
+        <w:rPr>
+          <w:rStyle w:val="Key"/>
+        </w:rPr>
+        <w:t xml:space="preserve"> </w:t>
+      </w:r>
+      <w:r>
+        <w:rPr>
+          <w:rStyle w:val="Key"/>
+        </w:rPr>
         <w:t xml:space="preserve">first — the</w:t>
       </w:r>
       <w:r>
-        <w:t xml:space="preserve"> </w:t>
-      </w:r>
-      <w:r>
-        <w:rPr>
+        <w:rPr>
+          <w:rStyle w:val="Key"/>
+        </w:rPr>
+        <w:t xml:space="preserve"> </w:t>
+      </w:r>
+      <w:r>
+        <w:rPr>
+          <w:rStyle w:val="Key"/>
           <w:b/>
           <w:bCs/>
         </w:rPr>
         <w:t xml:space="preserve">Events</w:t>
       </w:r>
       <w:r>
-        <w:t xml:space="preserve"> </w:t>
-      </w:r>
-      <w:r>
+        <w:rPr>
+          <w:rStyle w:val="Key"/>
+        </w:rPr>
+        <w:t xml:space="preserve"> </w:t>
+      </w:r>
+      <w:r>
+        <w:rPr>
+          <w:rStyle w:val="Key"/>
+        </w:rPr>
         <w:t xml:space="preserve">section at the bottom is usually</w:t>
       </w:r>
       <w:r>
-        <w:t xml:space="preserve"> </w:t>
-      </w:r>
-      <w:r>
+        <w:rPr>
+          <w:rStyle w:val="Key"/>
+        </w:rPr>
+        <w:t xml:space="preserve"> </w:t>
+      </w:r>
+      <w:r>
+        <w:rPr>
+          <w:rStyle w:val="Key"/>
+        </w:rPr>
         <w:t xml:space="preserve">the answer.</w:t>
       </w:r>
       <w:r>
@@ -12219,19 +12954,38 @@
         <w:t xml:space="preserve">name: web</w:t>
       </w:r>
       <w:r>
-        <w:t xml:space="preserve">. In YAML a colon only separates a key from a</w:t>
-      </w:r>
-      <w:r>
-        <w:t xml:space="preserve"> </w:t>
-      </w:r>
-      <w:r>
+        <w:t xml:space="preserve">.</w:t>
+      </w:r>
+      <w:r>
+        <w:t xml:space="preserve"> </w:t>
+      </w:r>
+      <w:r>
+        <w:rPr>
+          <w:rStyle w:val="Key"/>
+        </w:rPr>
+        <w:t xml:space="preserve">In YAML a colon only separates a key from a</w:t>
+      </w:r>
+      <w:r>
+        <w:rPr>
+          <w:rStyle w:val="Key"/>
+        </w:rPr>
+        <w:t xml:space="preserve"> </w:t>
+      </w:r>
+      <w:r>
+        <w:rPr>
+          <w:rStyle w:val="Key"/>
+        </w:rPr>
         <w:t xml:space="preserve">value when</w:t>
       </w:r>
       <w:r>
-        <w:t xml:space="preserve"> </w:t>
-      </w:r>
-      <w:r>
-        <w:rPr>
+        <w:rPr>
+          <w:rStyle w:val="Key"/>
+        </w:rPr>
+        <w:t xml:space="preserve"> </w:t>
+      </w:r>
+      <w:r>
+        <w:rPr>
+          <w:rStyle w:val="Key"/>
           <w:b/>
           <w:bCs/>
         </w:rPr>
@@ -12444,44 +13198,73 @@
         <w:t xml:space="preserve"> </w:t>
       </w:r>
       <w:r>
+        <w:rPr>
+          <w:rStyle w:val="Key"/>
+        </w:rPr>
         <w:t xml:space="preserve">always means the</w:t>
       </w:r>
       <w:r>
-        <w:t xml:space="preserve"> </w:t>
-      </w:r>
-      <w:r>
-        <w:rPr>
+        <w:rPr>
+          <w:rStyle w:val="Key"/>
+        </w:rPr>
+        <w:t xml:space="preserve"> </w:t>
+      </w:r>
+      <w:r>
+        <w:rPr>
+          <w:rStyle w:val="Key"/>
           <w:i/>
           <w:iCs/>
         </w:rPr>
         <w:t xml:space="preserve">shape</w:t>
       </w:r>
       <w:r>
-        <w:t xml:space="preserve"> </w:t>
-      </w:r>
-      <w:r>
+        <w:rPr>
+          <w:rStyle w:val="Key"/>
+        </w:rPr>
+        <w:t xml:space="preserve"> </w:t>
+      </w:r>
+      <w:r>
+        <w:rPr>
+          <w:rStyle w:val="Key"/>
+        </w:rPr>
         <w:t xml:space="preserve">of your YAML does not match the</w:t>
       </w:r>
       <w:r>
-        <w:t xml:space="preserve"> </w:t>
-      </w:r>
-      <w:r>
-        <w:rPr>
+        <w:rPr>
+          <w:rStyle w:val="Key"/>
+        </w:rPr>
+        <w:t xml:space="preserve"> </w:t>
+      </w:r>
+      <w:r>
+        <w:rPr>
+          <w:rStyle w:val="Key"/>
           <w:i/>
           <w:iCs/>
         </w:rPr>
         <w:t xml:space="preserve">shape</w:t>
       </w:r>
       <w:r>
-        <w:t xml:space="preserve"> </w:t>
-      </w:r>
-      <w:r>
+        <w:rPr>
+          <w:rStyle w:val="Key"/>
+        </w:rPr>
+        <w:t xml:space="preserve"> </w:t>
+      </w:r>
+      <w:r>
+        <w:rPr>
+          <w:rStyle w:val="Key"/>
+        </w:rPr>
         <w:t xml:space="preserve">of the</w:t>
       </w:r>
       <w:r>
-        <w:t xml:space="preserve"> </w:t>
-      </w:r>
-      <w:r>
+        <w:rPr>
+          <w:rStyle w:val="Key"/>
+        </w:rPr>
+        <w:t xml:space="preserve"> </w:t>
+      </w:r>
+      <w:r>
+        <w:rPr>
+          <w:rStyle w:val="Key"/>
+        </w:rPr>
         <w:t xml:space="preserve">struct.</w:t>
       </w:r>
     </w:p>
@@ -12698,12 +13481,21 @@
         <w:pStyle w:val="BodyText"/>
       </w:pPr>
       <w:r>
+        <w:rPr>
+          <w:rStyle w:val="Key"/>
+        </w:rPr>
         <w:t xml:space="preserve">Use client for a quick syntax check in an editor loop, and server before you believe a manifest is</w:t>
       </w:r>
       <w:r>
-        <w:t xml:space="preserve"> </w:t>
-      </w:r>
-      <w:r>
+        <w:rPr>
+          <w:rStyle w:val="Key"/>
+        </w:rPr>
+        <w:t xml:space="preserve"> </w:t>
+      </w:r>
+      <w:r>
+        <w:rPr>
+          <w:rStyle w:val="Key"/>
+        </w:rPr>
         <w:t xml:space="preserve">deployable.</w:t>
       </w:r>
     </w:p>
@@ -12753,22 +13545,35 @@
         <w:pStyle w:val="FirstParagraph"/>
       </w:pPr>
       <w:r>
+        <w:rPr>
+          <w:rStyle w:val="Key"/>
+        </w:rPr>
         <w:t xml:space="preserve">Most Kubernetes object names must be valid DNS labels —</w:t>
       </w:r>
       <w:r>
-        <w:t xml:space="preserve"> </w:t>
-      </w:r>
-      <w:r>
-        <w:rPr>
+        <w:rPr>
+          <w:rStyle w:val="Key"/>
+        </w:rPr>
+        <w:t xml:space="preserve"> </w:t>
+      </w:r>
+      <w:r>
+        <w:rPr>
+          <w:rStyle w:val="Key"/>
           <w:b/>
           <w:bCs/>
         </w:rPr>
         <w:t xml:space="preserve">lowercase</w:t>
       </w:r>
       <w:r>
+        <w:rPr>
+          <w:rStyle w:val="Key"/>
+        </w:rPr>
         <w:t xml:space="preserve">, alphanumeric plus</w:t>
       </w:r>
       <w:r>
+        <w:rPr>
+          <w:rStyle w:val="Key"/>
+        </w:rPr>
         <w:t xml:space="preserve"> </w:t>
       </w:r>
       <w:r>
@@ -12778,12 +13583,21 @@
         <w:t xml:space="preserve">-</w:t>
       </w:r>
       <w:r>
-        <w:t xml:space="preserve"> </w:t>
-      </w:r>
-      <w:r>
+        <w:rPr>
+          <w:rStyle w:val="Key"/>
+        </w:rPr>
+        <w:t xml:space="preserve"> </w:t>
+      </w:r>
+      <w:r>
+        <w:rPr>
+          <w:rStyle w:val="Key"/>
+        </w:rPr>
         <w:t xml:space="preserve">and</w:t>
       </w:r>
       <w:r>
+        <w:rPr>
+          <w:rStyle w:val="Key"/>
+        </w:rPr>
         <w:t xml:space="preserve"> </w:t>
       </w:r>
       <w:r>
@@ -12793,7 +13607,16 @@
         <w:t xml:space="preserve">.</w:t>
       </w:r>
       <w:r>
-        <w:t xml:space="preserve">, starting and ending alphanumeric, 63 characters or fewer. This is not stylistic: those names</w:t>
+        <w:rPr>
+          <w:rStyle w:val="Key"/>
+        </w:rPr>
+        <w:t xml:space="preserve">, starting and ending alphanumeric, 63 characters or fewer.</w:t>
+      </w:r>
+      <w:r>
+        <w:t xml:space="preserve"> </w:t>
+      </w:r>
+      <w:r>
+        <w:t xml:space="preserve">This is not stylistic: those names</w:t>
       </w:r>
       <w:r>
         <w:t xml:space="preserve"> </w:t>
@@ -15452,6 +16275,12 @@
       <w:szCs w:val="18"/>
     </w:rPr>
   </w:style>
+  <w:style w:customStyle="1" w:styleId="Key" w:type="character">
+    <w:name w:val="Key"/>
+    <w:rPr>
+      <w:shd w:color="auto" w:fill="FFF3B0" w:val="clear"/>
+    </w:rPr>
+  </w:style>
   <w:style w:type="character" w:customStyle="1" w:styleId="KeywordTok">
     <w:name w:val="KeywordTok"/>
     <w:basedOn w:val="VerbatimChar"/>
